--- a/Source Data/CTD/Documents/Report in Progress.docx
+++ b/Source Data/CTD/Documents/Report in Progress.docx
@@ -229,13 +229,21 @@
         <w:t>includes many factors, both biotic and abiotic which vary over space and time with interaction (Burbank, 2022).</w:t>
       </w:r>
       <w:r>
-        <w:t xml:space="preserve"> Temperature has been linked to recruitment </w:t>
+        <w:t xml:space="preserve"> Temperature has been linked to </w:t>
+      </w:r>
+      <w:proofErr w:type="gramStart"/>
+      <w:r>
+        <w:t xml:space="preserve">recruitment </w:t>
       </w:r>
       <w:r>
         <w:t xml:space="preserve"> </w:t>
       </w:r>
       <w:r>
-        <w:t>Some of the abiotic factors that have been shown to effect recruitment success is temperature and stratification.</w:t>
+        <w:t>Some</w:t>
+      </w:r>
+      <w:proofErr w:type="gramEnd"/>
+      <w:r>
+        <w:t xml:space="preserve"> of the abiotic factors that have been shown to effect recruitment success is temperature and stratification.</w:t>
       </w:r>
       <w:r>
         <w:t xml:space="preserve"> </w:t>
@@ -298,7 +306,15 @@
         <w:t>)</w:t>
       </w:r>
       <w:r>
-        <w:t>. Previous to the HSC data collection, a sampling program to monitor the spatial distribution and abundance of herring larvae in the Bay of Fundy was established in 1972 by the Department of Fisheries and Oceans (DFO). Fall surveys were undertaken from 1975-1998 and spring surveys were conducted from 1975-1984 (Stephenson et al., 2015). An additional fall survey was conducted for one year only in 2009. From 1975-1987,</w:t>
+        <w:t xml:space="preserve">. </w:t>
+      </w:r>
+      <w:proofErr w:type="gramStart"/>
+      <w:r>
+        <w:t>Previous to</w:t>
+      </w:r>
+      <w:proofErr w:type="gramEnd"/>
+      <w:r>
+        <w:t xml:space="preserve"> the HSC data collection, a sampling program to monitor the spatial distribution and abundance of herring larvae in the Bay of Fundy was established in 1972 by the Department of Fisheries and Oceans (DFO). Fall surveys were undertaken from 1975-1998 and spring surveys were conducted from 1975-1984 (Stephenson et al., 2015). An additional fall survey was conducted for one year only in 2009. From 1975-1987,</w:t>
       </w:r>
       <w:r>
         <w:t xml:space="preserve"> </w:t>
@@ -628,6 +644,7 @@
         <w:t xml:space="preserve"> spawning </w:t>
       </w:r>
       <w:proofErr w:type="spellStart"/>
+      <w:proofErr w:type="gramStart"/>
       <w:r>
         <w:t>season</w:t>
       </w:r>
@@ -635,6 +652,7 @@
         <w:t>s,which</w:t>
       </w:r>
       <w:proofErr w:type="spellEnd"/>
+      <w:proofErr w:type="gramEnd"/>
       <w:r>
         <w:t xml:space="preserve"> for Scots Bay started in May or June into September and for German Bank from August to October/November. Depth of the cast varied, </w:t>
       </w:r>
@@ -818,7 +836,7 @@
           <w:sz w:val="28"/>
           <w:szCs w:val="28"/>
         </w:rPr>
-        <w:t>Data</w:t>
+        <w:t xml:space="preserve">Historic versus Modern German Bank </w:t>
       </w:r>
     </w:p>
     <w:p>
@@ -829,10 +847,21 @@
         <w:t xml:space="preserve">modern </w:t>
       </w:r>
       <w:r>
-        <w:t>data includes the years 2017-2024. The number of casts conducted per year varied, depending on the number of acoustic surveys as well as weather (Table 1)</w:t>
-      </w:r>
-      <w:r>
-        <w:t xml:space="preserve">. For the historical data, there were 8 years </w:t>
+        <w:t>data</w:t>
+      </w:r>
+      <w:r>
+        <w:t>set</w:t>
+      </w:r>
+      <w:r>
+        <w:t xml:space="preserve"> includes the years 2017-2024. The number of casts conducted per year varied, depending on the number of acoustic surveys as well as weather (Table 1)</w:t>
+      </w:r>
+      <w:r>
+        <w:t xml:space="preserve">. </w:t>
+      </w:r>
+    </w:p>
+    <w:p>
+      <w:r>
+        <w:t xml:space="preserve">For the historical data, there were 8 years </w:t>
       </w:r>
       <w:r>
         <w:t>in the time</w:t>
@@ -861,11 +890,11 @@
       </w:r>
       <w:proofErr w:type="spellEnd"/>
       <w:r>
-        <w:t xml:space="preserve"> day 221-300, spanning the spawning season from August to late October. This was thought to be a reasonable approach given the ocean conditions </w:t>
+        <w:t xml:space="preserve"> day 221-300, spanning the spawning season from August to late October. This was thought to be a reasonable approach given </w:t>
       </w:r>
       <w:r>
         <w:lastRenderedPageBreak/>
-        <w:t>are often similar during that window</w:t>
+        <w:t>the ocean conditions are often similar during that window</w:t>
       </w:r>
       <w:r>
         <w:t xml:space="preserve"> with peak stratification and fall transition</w:t>
@@ -897,7 +926,13 @@
         <w:t>sampling</w:t>
       </w:r>
       <w:r>
-        <w:t xml:space="preserve"> year to indicate data quality; years with less than 3 casts were considered weak and not used in analyses, years with 3-4 casts were classified as moderate and casts with 5 or more casts per year were considered strong</w:t>
+        <w:t xml:space="preserve"> year to indicate data quality; years with less than 3 casts were considered weak and not used in analyses, years with 3</w:t>
+      </w:r>
+      <w:r>
+        <w:t xml:space="preserve"> or </w:t>
+      </w:r>
+      <w:r>
+        <w:t>4 casts were classified as moderate and casts with 5 or more casts per year were considered strong</w:t>
       </w:r>
       <w:r>
         <w:t xml:space="preserve"> (Table X)</w:t>
@@ -4224,13 +4259,22 @@
         <w:t xml:space="preserve">. </w:t>
       </w:r>
       <w:r>
-        <w:t>To help account for this issue, depth bins were established every 5m starting at 5m depth down to 30m. The 30m cut off was chosen as this is the depth where most of the modern cast’s end. In addition, the top 5m of every cast was trimmed to remove surface noise.</w:t>
-      </w:r>
-      <w:r>
-        <w:t xml:space="preserve"> </w:t>
-      </w:r>
-      <w:r>
-        <w:t>Depth bins were retained if they were supported by at least three independent casts per year. This approach allowed inclusion of the full vertical structure while accounting for variability in sampling effort across years.</w:t>
+        <w:t xml:space="preserve">To help account for this issue, depth bins were established every 5m starting at 5m depth down to 30m. The 30m cut off was chosen as this is the depth where most of the modern cast’s end. </w:t>
+      </w:r>
+      <w:r>
+        <w:t>T</w:t>
+      </w:r>
+      <w:r>
+        <w:t>he top 5m of every cast was trimmed to remove surface noise</w:t>
+      </w:r>
+      <w:r>
+        <w:t xml:space="preserve"> which is common practice for oceanographic data</w:t>
+      </w:r>
+      <w:r>
+        <w:t>.</w:t>
+      </w:r>
+      <w:r>
+        <w:t xml:space="preserve"> Depth bins were retained if they were supported by at least three independent casts per year. This approach allowed inclusion of the full vertical structure while accounting for variability in sampling effort across years.</w:t>
       </w:r>
     </w:p>
     <w:p/>
@@ -4253,54 +4297,6 @@
                 <pic:pic xmlns:pic="http://schemas.openxmlformats.org/drawingml/2006/picture">
                   <pic:nvPicPr>
                     <pic:cNvPr id="524673335" name="Picture 524673335"/>
-                    <pic:cNvPicPr/>
-                  </pic:nvPicPr>
-                  <pic:blipFill>
-                    <a:blip r:embed="rId8">
-                      <a:extLst>
-                        <a:ext uri="{28A0092B-C50C-407E-A947-70E740481C1C}">
-                          <a14:useLocalDpi xmlns:a14="http://schemas.microsoft.com/office/drawing/2010/main" val="0"/>
-                        </a:ext>
-                      </a:extLst>
-                    </a:blip>
-                    <a:stretch>
-                      <a:fillRect/>
-                    </a:stretch>
-                  </pic:blipFill>
-                  <pic:spPr>
-                    <a:xfrm>
-                      <a:off x="0" y="0"/>
-                      <a:ext cx="5943600" cy="3851910"/>
-                    </a:xfrm>
-                    <a:prstGeom prst="rect">
-                      <a:avLst/>
-                    </a:prstGeom>
-                  </pic:spPr>
-                </pic:pic>
-              </a:graphicData>
-            </a:graphic>
-          </wp:inline>
-        </w:drawing>
-      </w:r>
-    </w:p>
-    <w:p>
-      <w:r>
-        <w:rPr>
-          <w:noProof/>
-        </w:rPr>
-        <w:drawing>
-          <wp:inline distT="0" distB="0" distL="0" distR="0" wp14:anchorId="5043F56A" wp14:editId="339AEDED">
-            <wp:extent cx="5943600" cy="3851910"/>
-            <wp:effectExtent l="0" t="0" r="0" b="0"/>
-            <wp:docPr id="1353011656" name="Picture 2"/>
-            <wp:cNvGraphicFramePr>
-              <a:graphicFrameLocks xmlns:a="http://schemas.openxmlformats.org/drawingml/2006/main" noChangeAspect="1"/>
-            </wp:cNvGraphicFramePr>
-            <a:graphic xmlns:a="http://schemas.openxmlformats.org/drawingml/2006/main">
-              <a:graphicData uri="http://schemas.openxmlformats.org/drawingml/2006/picture">
-                <pic:pic xmlns:pic="http://schemas.openxmlformats.org/drawingml/2006/picture">
-                  <pic:nvPicPr>
-                    <pic:cNvPr id="1353011656" name="Picture 1353011656"/>
                     <pic:cNvPicPr/>
                   </pic:nvPicPr>
                   <pic:blipFill>
@@ -4332,19 +4328,136 @@
       </w:r>
     </w:p>
     <w:p>
+      <w:r>
+        <w:t>Figure X. The number of unique casts contributing to each year and depth bin for German Bank late season, historic (1977, 1979, 1980, 1989, 1990, 1993) and modern period (2017-2024).</w:t>
+      </w:r>
+    </w:p>
+    <w:p>
+      <w:r>
+        <w:rPr>
+          <w:noProof/>
+        </w:rPr>
+        <w:lastRenderedPageBreak/>
+        <w:drawing>
+          <wp:inline distT="0" distB="0" distL="0" distR="0" wp14:anchorId="5043F56A" wp14:editId="339AEDED">
+            <wp:extent cx="5943600" cy="3851910"/>
+            <wp:effectExtent l="0" t="0" r="0" b="0"/>
+            <wp:docPr id="1353011656" name="Picture 2"/>
+            <wp:cNvGraphicFramePr>
+              <a:graphicFrameLocks xmlns:a="http://schemas.openxmlformats.org/drawingml/2006/main" noChangeAspect="1"/>
+            </wp:cNvGraphicFramePr>
+            <a:graphic xmlns:a="http://schemas.openxmlformats.org/drawingml/2006/main">
+              <a:graphicData uri="http://schemas.openxmlformats.org/drawingml/2006/picture">
+                <pic:pic xmlns:pic="http://schemas.openxmlformats.org/drawingml/2006/picture">
+                  <pic:nvPicPr>
+                    <pic:cNvPr id="1353011656" name="Picture 1353011656"/>
+                    <pic:cNvPicPr/>
+                  </pic:nvPicPr>
+                  <pic:blipFill>
+                    <a:blip r:embed="rId10">
+                      <a:extLst>
+                        <a:ext uri="{28A0092B-C50C-407E-A947-70E740481C1C}">
+                          <a14:useLocalDpi xmlns:a14="http://schemas.microsoft.com/office/drawing/2010/main" val="0"/>
+                        </a:ext>
+                      </a:extLst>
+                    </a:blip>
+                    <a:stretch>
+                      <a:fillRect/>
+                    </a:stretch>
+                  </pic:blipFill>
+                  <pic:spPr>
+                    <a:xfrm>
+                      <a:off x="0" y="0"/>
+                      <a:ext cx="5943600" cy="3851910"/>
+                    </a:xfrm>
+                    <a:prstGeom prst="rect">
+                      <a:avLst/>
+                    </a:prstGeom>
+                  </pic:spPr>
+                </pic:pic>
+              </a:graphicData>
+            </a:graphic>
+          </wp:inline>
+        </w:drawing>
+      </w:r>
+    </w:p>
+    <w:p>
+      <w:r>
+        <w:t xml:space="preserve">Temperature differs strongly between DFO and HSC data, and that difference remains after controlling for depth bin. Adding Julian day greatly improves model fit and shows that there is substantial within-season structure across the </w:t>
+      </w:r>
+      <w:proofErr w:type="spellStart"/>
+      <w:r>
+        <w:t>LateSummer_Fall</w:t>
+      </w:r>
+      <w:proofErr w:type="spellEnd"/>
+      <w:r>
+        <w:t xml:space="preserve"> bin. However, controlling for Julian day does not remove the DFO–HSC difference; instead, the estimated HSC effect becomes slightly larger. That suggests the historical-to-modern temperature difference is not solely an artifact of sampling date within the seasonal bin. Still, because Julian day distributions are highly imbalanced between sources, overlap-restricted and cast-level sensitivity analyses are needed before making a strong causal interpretation.</w:t>
+      </w:r>
+    </w:p>
+    <w:p>
+      <w:r>
+        <w:t xml:space="preserve">At the cast level, temperature in the </w:t>
+      </w:r>
+      <w:proofErr w:type="spellStart"/>
+      <w:r>
+        <w:t>LateSummer_Fall</w:t>
+      </w:r>
+      <w:proofErr w:type="spellEnd"/>
+      <w:r>
+        <w:t xml:space="preserve"> bin is strongly structured by Julian day. A model with a shared Julian-day smooth improved fit relative to a model without Julian day, and a model with </w:t>
+      </w:r>
+      <w:r>
+        <w:rPr>
+          <w:b/>
+          <w:bCs/>
+        </w:rPr>
+        <w:t>source-specific Julian-day smooths</w:t>
+      </w:r>
+      <w:r>
+        <w:t xml:space="preserve"> improved fit further (ΔAIC ≈ 39.8; deviance test p = 1.82 × 10</w:t>
+      </w:r>
+      <w:r>
+        <w:rPr>
+          <w:rFonts w:ascii="Cambria Math" w:hAnsi="Cambria Math" w:cs="Cambria Math"/>
+        </w:rPr>
+        <w:t>⁻</w:t>
+      </w:r>
+      <w:r>
+        <w:rPr>
+          <w:rFonts w:ascii="Aptos" w:hAnsi="Aptos" w:cs="Aptos"/>
+        </w:rPr>
+        <w:t>¹⁰</w:t>
+      </w:r>
+      <w:r>
+        <w:t xml:space="preserve">). In that source-specific smooth model, both DFO and HSC showed significant nonlinear Julian-day effects, but the overall parametric source effect was no longer significant. This suggests that historical and modern temperature differences are better described as </w:t>
+      </w:r>
+      <w:r>
+        <w:rPr>
+          <w:b/>
+          <w:bCs/>
+        </w:rPr>
+        <w:t>differences in within-bin seasonal pattern</w:t>
+      </w:r>
+      <w:r>
+        <w:t xml:space="preserve"> rather than as a single constant temperature offset.</w:t>
+      </w:r>
+    </w:p>
+    <w:p/>
+    <w:p>
       <w:pPr>
         <w:pStyle w:val="Heading1"/>
       </w:pPr>
       <w:r>
+        <w:t>Results</w:t>
+      </w:r>
+    </w:p>
+    <w:p/>
+    <w:p>
+      <w:r>
+        <w:rPr>
+          <w:noProof/>
+        </w:rPr>
         <w:lastRenderedPageBreak/>
-        <w:t>Results</w:t>
-      </w:r>
-    </w:p>
-    <w:p>
-      <w:r>
-        <w:rPr>
-          <w:noProof/>
-        </w:rPr>
         <w:drawing>
           <wp:inline distT="0" distB="0" distL="0" distR="0" wp14:anchorId="149285B3" wp14:editId="6BAC142F">
             <wp:extent cx="5943600" cy="3088640"/>
@@ -4358,54 +4471,6 @@
                 <pic:pic xmlns:pic="http://schemas.openxmlformats.org/drawingml/2006/picture">
                   <pic:nvPicPr>
                     <pic:cNvPr id="391385941" name="Picture 391385941"/>
-                    <pic:cNvPicPr/>
-                  </pic:nvPicPr>
-                  <pic:blipFill>
-                    <a:blip r:embed="rId10" cstate="print">
-                      <a:extLst>
-                        <a:ext uri="{28A0092B-C50C-407E-A947-70E740481C1C}">
-                          <a14:useLocalDpi xmlns:a14="http://schemas.microsoft.com/office/drawing/2010/main" val="0"/>
-                        </a:ext>
-                      </a:extLst>
-                    </a:blip>
-                    <a:stretch>
-                      <a:fillRect/>
-                    </a:stretch>
-                  </pic:blipFill>
-                  <pic:spPr>
-                    <a:xfrm>
-                      <a:off x="0" y="0"/>
-                      <a:ext cx="5943600" cy="3088640"/>
-                    </a:xfrm>
-                    <a:prstGeom prst="rect">
-                      <a:avLst/>
-                    </a:prstGeom>
-                  </pic:spPr>
-                </pic:pic>
-              </a:graphicData>
-            </a:graphic>
-          </wp:inline>
-        </w:drawing>
-      </w:r>
-    </w:p>
-    <w:p>
-      <w:r>
-        <w:rPr>
-          <w:noProof/>
-        </w:rPr>
-        <w:drawing>
-          <wp:inline distT="0" distB="0" distL="0" distR="0" wp14:anchorId="21FF3998" wp14:editId="62532E3F">
-            <wp:extent cx="5943600" cy="3088640"/>
-            <wp:effectExtent l="0" t="0" r="0" b="0"/>
-            <wp:docPr id="239516716" name="Picture 5"/>
-            <wp:cNvGraphicFramePr>
-              <a:graphicFrameLocks xmlns:a="http://schemas.openxmlformats.org/drawingml/2006/main" noChangeAspect="1"/>
-            </wp:cNvGraphicFramePr>
-            <a:graphic xmlns:a="http://schemas.openxmlformats.org/drawingml/2006/main">
-              <a:graphicData uri="http://schemas.openxmlformats.org/drawingml/2006/picture">
-                <pic:pic xmlns:pic="http://schemas.openxmlformats.org/drawingml/2006/picture">
-                  <pic:nvPicPr>
-                    <pic:cNvPr id="239516716" name="Picture 239516716"/>
                     <pic:cNvPicPr/>
                   </pic:nvPicPr>
                   <pic:blipFill>
@@ -4438,143 +4503,14 @@
     </w:p>
     <w:p>
       <w:r>
-        <w:t>Modern late-summer/fall conditions at German Bank are warmer than historic conditions across the full sampled water column (5–30 m), with an offset of roughly ~1.5–2.5°C depending on depth bin.</w:t>
-      </w:r>
-      <w:r>
-        <w:rPr>
-          <w:rFonts w:ascii="Segoe UI" w:eastAsia="Times New Roman" w:hAnsi="Segoe UI" w:cs="Segoe UI"/>
-          <w:sz w:val="21"/>
-          <w:szCs w:val="21"/>
-          <w:lang w:eastAsia="en-CA"/>
-        </w:rPr>
-        <w:t xml:space="preserve"> </w:t>
-      </w:r>
-      <w:r>
-        <w:t>Historic and modern temperature profiles at German Bank indicated a coherent warming signal across the sampled water column (5–30 m). In every depth bin, mean modern temperatures were higher than mean historic temperatures, suggesting that hydrographic change was not restricted to near-surface waters but extended throughout the late-summer/fall profile.</w:t>
-      </w:r>
-    </w:p>
-    <w:p>
-      <w:pPr>
-        <w:rPr>
-          <w:b/>
-          <w:bCs/>
-        </w:rPr>
-      </w:pPr>
-      <w:r>
-        <w:lastRenderedPageBreak/>
-        <w:t>Differences between historic and modern temperatures were assessed using linear regression with period as a categorical predictor and depth bin as a fixed effect.</w:t>
-      </w:r>
-      <w:r>
-        <w:t xml:space="preserve"> </w:t>
-      </w:r>
-      <w:r>
-        <w:t xml:space="preserve">On average, </w:t>
-      </w:r>
-      <w:r>
-        <w:rPr>
-          <w:b/>
-          <w:bCs/>
-        </w:rPr>
-        <w:t>modern temperatures are ~2.07°C higher than historic</w:t>
-      </w:r>
-      <w:r>
-        <w:rPr>
-          <w:b/>
-          <w:bCs/>
-        </w:rPr>
-        <w:t xml:space="preserve">. In terms of depth bins, with 5-10m as a reference, 10-15 is not significantly different, weak decrease in 15-20 and more pronounced cooling from 20-30m. Vertical structure is consistent. Model fit  is </w:t>
-      </w:r>
-      <w:r>
-        <w:rPr>
-          <w:b/>
-          <w:bCs/>
-        </w:rPr>
-        <w:t>R² = 0.665</w:t>
-      </w:r>
-      <w:r>
-        <w:rPr>
-          <w:b/>
-          <w:bCs/>
-        </w:rPr>
-        <w:t xml:space="preserve">, where as model explains 67% of the variance. Quite good for environmentally data given the limited historic years and natural variability. No red flags within the residual patterns, roughly symmetric. No obvious bias. </w:t>
-      </w:r>
-      <w:r>
-        <w:rPr>
-          <w:b/>
-          <w:bCs/>
-        </w:rPr>
-        <w:t>There is a strong, statistically significant increase in temperature from the historic to modern period, independent of depth bin.</w:t>
-      </w:r>
-      <w:r>
-        <w:rPr>
-          <w:rFonts w:ascii="Segoe UI" w:eastAsia="Times New Roman" w:hAnsi="Segoe UI" w:cs="Segoe UI"/>
-          <w:sz w:val="21"/>
-          <w:szCs w:val="21"/>
-          <w:lang w:eastAsia="en-CA"/>
-        </w:rPr>
-        <w:t xml:space="preserve"> </w:t>
-      </w:r>
-      <w:r>
-        <w:rPr>
-          <w:b/>
-          <w:bCs/>
-        </w:rPr>
-        <w:t>This effect (~+2°C) is larger than the depth effect itself</w:t>
-      </w:r>
-    </w:p>
-    <w:p>
-      <w:pPr>
-        <w:rPr>
-          <w:b/>
-          <w:bCs/>
-        </w:rPr>
-      </w:pPr>
-      <w:r>
-        <w:rPr>
-          <w:b/>
-          <w:bCs/>
-        </w:rPr>
-        <w:t>Temperatures were significantly higher in the modern period compared to the historic period (estimate = +2.07°C, p &lt; 0.001). Depth was also a significant predictor of temperature, with cooler conditions observed in deeper bins (20–30 m), although the effect size was smaller than the difference between periods. The model explained a substantial proportion of variance in the data (R² = 0.67).</w:t>
-      </w:r>
-    </w:p>
-    <w:p>
-      <w:pPr>
-        <w:rPr>
-          <w:b/>
-          <w:bCs/>
-        </w:rPr>
-      </w:pPr>
-    </w:p>
-    <w:p>
-      <w:pPr>
-        <w:rPr>
-          <w:b/>
-          <w:bCs/>
-        </w:rPr>
-      </w:pPr>
-    </w:p>
-    <w:p>
-      <w:pPr>
-        <w:rPr>
-          <w:b/>
-          <w:bCs/>
-        </w:rPr>
-      </w:pPr>
-    </w:p>
-    <w:p/>
-    <w:p/>
-    <w:p/>
-    <w:p/>
-    <w:p>
-      <w:r>
         <w:rPr>
           <w:noProof/>
         </w:rPr>
         <w:drawing>
-          <wp:inline distT="0" distB="0" distL="0" distR="0" wp14:anchorId="0B0D6BC9" wp14:editId="25CA18D3">
+          <wp:inline distT="0" distB="0" distL="0" distR="0" wp14:anchorId="21FF3998" wp14:editId="62532E3F">
             <wp:extent cx="5943600" cy="3088640"/>
             <wp:effectExtent l="0" t="0" r="0" b="0"/>
-            <wp:docPr id="597344450" name="Picture 6"/>
+            <wp:docPr id="239516716" name="Picture 5"/>
             <wp:cNvGraphicFramePr>
               <a:graphicFrameLocks xmlns:a="http://schemas.openxmlformats.org/drawingml/2006/main" noChangeAspect="1"/>
             </wp:cNvGraphicFramePr>
@@ -4582,7 +4518,7 @@
               <a:graphicData uri="http://schemas.openxmlformats.org/drawingml/2006/picture">
                 <pic:pic xmlns:pic="http://schemas.openxmlformats.org/drawingml/2006/picture">
                   <pic:nvPicPr>
-                    <pic:cNvPr id="597344450" name="Picture 597344450"/>
+                    <pic:cNvPr id="239516716" name="Picture 239516716"/>
                     <pic:cNvPicPr/>
                   </pic:nvPicPr>
                   <pic:blipFill>
@@ -4613,22 +4549,810 @@
         </w:drawing>
       </w:r>
     </w:p>
+    <w:p>
+      <w:r>
+        <w:rPr>
+          <w:noProof/>
+        </w:rPr>
+        <w:lastRenderedPageBreak/>
+        <w:drawing>
+          <wp:inline distT="0" distB="0" distL="0" distR="0" wp14:anchorId="41B8BB6C" wp14:editId="3801974B">
+            <wp:extent cx="5943600" cy="3088640"/>
+            <wp:effectExtent l="0" t="0" r="0" b="0"/>
+            <wp:docPr id="186958162" name="Picture 1"/>
+            <wp:cNvGraphicFramePr>
+              <a:graphicFrameLocks xmlns:a="http://schemas.openxmlformats.org/drawingml/2006/main" noChangeAspect="1"/>
+            </wp:cNvGraphicFramePr>
+            <a:graphic xmlns:a="http://schemas.openxmlformats.org/drawingml/2006/main">
+              <a:graphicData uri="http://schemas.openxmlformats.org/drawingml/2006/picture">
+                <pic:pic xmlns:pic="http://schemas.openxmlformats.org/drawingml/2006/picture">
+                  <pic:nvPicPr>
+                    <pic:cNvPr id="186958162" name="Picture 186958162"/>
+                    <pic:cNvPicPr/>
+                  </pic:nvPicPr>
+                  <pic:blipFill>
+                    <a:blip r:embed="rId13" cstate="print">
+                      <a:extLst>
+                        <a:ext uri="{28A0092B-C50C-407E-A947-70E740481C1C}">
+                          <a14:useLocalDpi xmlns:a14="http://schemas.microsoft.com/office/drawing/2010/main" val="0"/>
+                        </a:ext>
+                      </a:extLst>
+                    </a:blip>
+                    <a:stretch>
+                      <a:fillRect/>
+                    </a:stretch>
+                  </pic:blipFill>
+                  <pic:spPr>
+                    <a:xfrm>
+                      <a:off x="0" y="0"/>
+                      <a:ext cx="5943600" cy="3088640"/>
+                    </a:xfrm>
+                    <a:prstGeom prst="rect">
+                      <a:avLst/>
+                    </a:prstGeom>
+                  </pic:spPr>
+                </pic:pic>
+              </a:graphicData>
+            </a:graphic>
+          </wp:inline>
+        </w:drawing>
+      </w:r>
+    </w:p>
+    <w:p>
+      <w:r>
+        <w:t>Modern late-summer/fall conditions at German Bank are warmer than historic conditions across the full sampled water column (5–30 m), with an offset of roughly ~1.5–2.5°C depending on depth bin.</w:t>
+      </w:r>
+      <w:r>
+        <w:rPr>
+          <w:rFonts w:ascii="Segoe UI" w:eastAsia="Times New Roman" w:hAnsi="Segoe UI" w:cs="Segoe UI"/>
+          <w:sz w:val="21"/>
+          <w:szCs w:val="21"/>
+          <w:lang w:eastAsia="en-CA"/>
+        </w:rPr>
+        <w:t xml:space="preserve"> </w:t>
+      </w:r>
+      <w:r>
+        <w:t>Historic and modern temperature profiles at German Bank indicated a coherent warming signal across the sampled water column (5–30 m). In every depth bin, mean modern temperatures were higher than mean historic temperatures, suggesting that hydrographic change was not restricted to near-surface waters but extended throughout the late-summer/fall profile.</w:t>
+      </w:r>
+    </w:p>
+    <w:p>
+      <w:r>
+        <w:t>Differences between historic and modern temperatures were assessed using linear regression with period as a categorical predictor and depth bin as a fixed effect. On average, modern temperatures are ~2.07°C</w:t>
+      </w:r>
+      <w:r>
+        <w:t xml:space="preserve"> (p &lt; 0.001)</w:t>
+      </w:r>
+      <w:r>
+        <w:t xml:space="preserve"> higher than historic</w:t>
+      </w:r>
+      <w:r>
+        <w:t xml:space="preserve"> (</w:t>
+      </w:r>
+      <w:r>
+        <w:t>R² = 0.665</w:t>
+      </w:r>
+      <w:r>
+        <w:t>)</w:t>
+      </w:r>
+      <w:r>
+        <w:t>. In terms of depth bins, with 5-10m as a reference, 10-15 is not significantly different, weak decrease in 15-20</w:t>
+      </w:r>
+      <w:r>
+        <w:t>m</w:t>
+      </w:r>
+      <w:r>
+        <w:t xml:space="preserve"> and </w:t>
+      </w:r>
+      <w:r>
+        <w:t xml:space="preserve">a </w:t>
+      </w:r>
+      <w:r>
+        <w:t xml:space="preserve">more pronounced </w:t>
+      </w:r>
+      <w:r>
+        <w:t xml:space="preserve">significant </w:t>
+      </w:r>
+      <w:r>
+        <w:t xml:space="preserve">cooling from </w:t>
+      </w:r>
+      <w:r>
+        <w:t>20-25</w:t>
+      </w:r>
+      <w:r>
+        <w:t>m (p &lt; 0.01)</w:t>
+      </w:r>
+      <w:r>
+        <w:t xml:space="preserve"> and 25-30m</w:t>
+      </w:r>
+      <w:r>
+        <w:t xml:space="preserve"> (p&lt;0.01)</w:t>
+      </w:r>
+      <w:r>
+        <w:t xml:space="preserve"> depth bins</w:t>
+      </w:r>
+      <w:r>
+        <w:t xml:space="preserve">. Vertical structure is consistent. </w:t>
+      </w:r>
+      <w:r>
+        <w:t>The residual</w:t>
+      </w:r>
+      <w:r>
+        <w:t xml:space="preserve"> patterns</w:t>
+      </w:r>
+      <w:r>
+        <w:t xml:space="preserve"> were</w:t>
+      </w:r>
+      <w:r>
+        <w:t xml:space="preserve"> roughly symmetric. </w:t>
+      </w:r>
+      <w:r>
+        <w:t>There is a strong, statistically significant increase in temperature from the historic to modern period, independent of depth bin.</w:t>
+      </w:r>
+      <w:r>
+        <w:rPr>
+          <w:rFonts w:ascii="Segoe UI" w:eastAsia="Times New Roman" w:hAnsi="Segoe UI" w:cs="Segoe UI"/>
+          <w:sz w:val="21"/>
+          <w:szCs w:val="21"/>
+          <w:lang w:eastAsia="en-CA"/>
+        </w:rPr>
+        <w:t xml:space="preserve"> </w:t>
+      </w:r>
+      <w:r>
+        <w:t>This effect (~+2°C) is larger than the depth effect itself</w:t>
+      </w:r>
+      <w:r>
+        <w:t>.</w:t>
+      </w:r>
+    </w:p>
+    <w:p>
+      <w:r>
+        <w:t>Temperature = β₀ + β₁(Period) + β₂(</w:t>
+      </w:r>
+      <w:proofErr w:type="spellStart"/>
+      <w:r>
+        <w:t>depth_bin</w:t>
+      </w:r>
+      <w:proofErr w:type="spellEnd"/>
+      <w:r>
+        <w:t>) + ε</w:t>
+      </w:r>
+    </w:p>
+    <w:p>
+      <w:r>
+        <w:t>where:</w:t>
+      </w:r>
+    </w:p>
+    <w:p>
+      <w:pPr>
+        <w:numPr>
+          <w:ilvl w:val="0"/>
+          <w:numId w:val="10"/>
+        </w:numPr>
+        <w:spacing w:after="0" w:line="240" w:lineRule="auto"/>
+        <w:ind w:left="714" w:hanging="357"/>
+      </w:pPr>
+      <w:r>
+        <w:t>Temperature is the response (dependent) variable.</w:t>
+      </w:r>
+    </w:p>
+    <w:p>
+      <w:pPr>
+        <w:numPr>
+          <w:ilvl w:val="0"/>
+          <w:numId w:val="10"/>
+        </w:numPr>
+        <w:spacing w:after="0" w:line="240" w:lineRule="auto"/>
+        <w:ind w:left="714" w:hanging="357"/>
+      </w:pPr>
+      <w:r>
+        <w:t xml:space="preserve">Period and </w:t>
+      </w:r>
+      <w:proofErr w:type="spellStart"/>
+      <w:r>
+        <w:t>depth_bin</w:t>
+      </w:r>
+      <w:proofErr w:type="spellEnd"/>
+      <w:r>
+        <w:t xml:space="preserve"> are explanatory (independent) variables.</w:t>
+      </w:r>
+    </w:p>
+    <w:p>
+      <w:pPr>
+        <w:numPr>
+          <w:ilvl w:val="0"/>
+          <w:numId w:val="10"/>
+        </w:numPr>
+        <w:spacing w:after="0" w:line="240" w:lineRule="auto"/>
+        <w:ind w:left="714" w:hanging="357"/>
+      </w:pPr>
+      <w:r>
+        <w:t xml:space="preserve">β₀ is the intercept, representing the expected Temperature for the reference levels of Period and </w:t>
+      </w:r>
+      <w:proofErr w:type="spellStart"/>
+      <w:r>
+        <w:t>depth_bin</w:t>
+      </w:r>
+      <w:proofErr w:type="spellEnd"/>
+      <w:r>
+        <w:t>.</w:t>
+      </w:r>
+    </w:p>
+    <w:p>
+      <w:pPr>
+        <w:numPr>
+          <w:ilvl w:val="0"/>
+          <w:numId w:val="10"/>
+        </w:numPr>
+        <w:spacing w:after="0" w:line="240" w:lineRule="auto"/>
+        <w:ind w:left="714" w:hanging="357"/>
+      </w:pPr>
+      <w:r>
+        <w:t>β₁ represents the effect of Period on Temperature.</w:t>
+      </w:r>
+    </w:p>
+    <w:p>
+      <w:pPr>
+        <w:numPr>
+          <w:ilvl w:val="0"/>
+          <w:numId w:val="10"/>
+        </w:numPr>
+        <w:spacing w:after="0" w:line="240" w:lineRule="auto"/>
+        <w:ind w:left="714" w:hanging="357"/>
+      </w:pPr>
+      <w:r>
+        <w:t xml:space="preserve">β₂ represents the effect of </w:t>
+      </w:r>
+      <w:proofErr w:type="spellStart"/>
+      <w:r>
+        <w:t>depth_bin</w:t>
+      </w:r>
+      <w:proofErr w:type="spellEnd"/>
+      <w:r>
+        <w:t xml:space="preserve"> on Temperature.</w:t>
+      </w:r>
+    </w:p>
+    <w:p>
+      <w:pPr>
+        <w:numPr>
+          <w:ilvl w:val="0"/>
+          <w:numId w:val="10"/>
+        </w:numPr>
+        <w:spacing w:after="0" w:line="240" w:lineRule="auto"/>
+        <w:ind w:left="714" w:hanging="357"/>
+      </w:pPr>
+      <w:r>
+        <w:t>ε is the random error term.</w:t>
+      </w:r>
+    </w:p>
+    <w:p/>
+    <w:p>
+      <w:r>
+        <w:lastRenderedPageBreak/>
+        <w:t xml:space="preserve">As a sensitivity, the analysis was run again with years with only Strong Useability, or more than 5 casts per year (Table X). The overall result was very similar, with </w:t>
+      </w:r>
+      <w:proofErr w:type="gramStart"/>
+      <w:r>
+        <w:t>time period</w:t>
+      </w:r>
+      <w:proofErr w:type="gramEnd"/>
+      <w:r>
+        <w:t xml:space="preserve"> being highly significant (p &lt;0.001) by 2.06</w:t>
+      </w:r>
+      <w:r>
+        <w:t>°C</w:t>
+      </w:r>
+      <w:r>
+        <w:t>. As this analysis had fewer casts, the depth differentiation with the deeper bins being significantly cooler was lost.</w:t>
+      </w:r>
+    </w:p>
+    <w:p>
+      <w:r>
+        <w:rPr>
+          <w:b/>
+          <w:bCs/>
+        </w:rPr>
+        <w:t>Statistical Analysis</w:t>
+      </w:r>
+    </w:p>
+    <w:p>
+      <w:r>
+        <w:t xml:space="preserve">A linear regression model was used to examine the relationship between temperature and the explanatory variables </w:t>
+      </w:r>
+      <w:r>
+        <w:rPr>
+          <w:i/>
+          <w:iCs/>
+        </w:rPr>
+        <w:t>Period</w:t>
+      </w:r>
+      <w:r>
+        <w:t xml:space="preserve"> and </w:t>
+      </w:r>
+      <w:proofErr w:type="spellStart"/>
+      <w:r>
+        <w:rPr>
+          <w:i/>
+          <w:iCs/>
+        </w:rPr>
+        <w:t>depth_bin</w:t>
+      </w:r>
+      <w:proofErr w:type="spellEnd"/>
+      <w:r>
+        <w:t>. The model was specified as:</w:t>
+      </w:r>
+    </w:p>
+    <w:p>
+      <w:r>
+        <w:rPr>
+          <w:b/>
+          <w:bCs/>
+        </w:rPr>
+        <w:t>Temperature</w:t>
+      </w:r>
+      <w:r>
+        <w:rPr>
+          <w:rFonts w:ascii="Arial" w:hAnsi="Arial" w:cs="Arial"/>
+          <w:b/>
+          <w:bCs/>
+        </w:rPr>
+        <w:t>ᵢ</w:t>
+      </w:r>
+      <w:r>
+        <w:rPr>
+          <w:b/>
+          <w:bCs/>
+        </w:rPr>
+        <w:t xml:space="preserve"> = β₀ + β₁(Period</w:t>
+      </w:r>
+      <w:r>
+        <w:rPr>
+          <w:rFonts w:ascii="Arial" w:hAnsi="Arial" w:cs="Arial"/>
+          <w:b/>
+          <w:bCs/>
+        </w:rPr>
+        <w:t>ᵢ</w:t>
+      </w:r>
+      <w:r>
+        <w:rPr>
+          <w:b/>
+          <w:bCs/>
+        </w:rPr>
+        <w:t>) + β₂(</w:t>
+      </w:r>
+      <w:proofErr w:type="spellStart"/>
+      <w:r>
+        <w:rPr>
+          <w:b/>
+          <w:bCs/>
+        </w:rPr>
+        <w:t>depth_bin</w:t>
+      </w:r>
+      <w:proofErr w:type="spellEnd"/>
+      <w:r>
+        <w:rPr>
+          <w:rFonts w:ascii="Arial" w:hAnsi="Arial" w:cs="Arial"/>
+          <w:b/>
+          <w:bCs/>
+        </w:rPr>
+        <w:t>ᵢ</w:t>
+      </w:r>
+      <w:r>
+        <w:rPr>
+          <w:b/>
+          <w:bCs/>
+        </w:rPr>
+        <w:t>) + ε</w:t>
+      </w:r>
+      <w:r>
+        <w:rPr>
+          <w:rFonts w:ascii="Arial" w:hAnsi="Arial" w:cs="Arial"/>
+          <w:b/>
+          <w:bCs/>
+        </w:rPr>
+        <w:t>ᵢ</w:t>
+      </w:r>
+    </w:p>
+    <w:p>
+      <w:r>
+        <w:t xml:space="preserve">where </w:t>
+      </w:r>
+      <w:r>
+        <w:rPr>
+          <w:i/>
+          <w:iCs/>
+        </w:rPr>
+        <w:t>Temperature</w:t>
+      </w:r>
+      <w:r>
+        <w:rPr>
+          <w:rFonts w:ascii="Arial" w:hAnsi="Arial" w:cs="Arial"/>
+          <w:i/>
+          <w:iCs/>
+        </w:rPr>
+        <w:t>ᵢ</w:t>
+      </w:r>
+      <w:r>
+        <w:t xml:space="preserve"> represents the observed temperature for observation </w:t>
+      </w:r>
+      <w:proofErr w:type="spellStart"/>
+      <w:r>
+        <w:rPr>
+          <w:i/>
+          <w:iCs/>
+        </w:rPr>
+        <w:t>i</w:t>
+      </w:r>
+      <w:proofErr w:type="spellEnd"/>
+      <w:r>
+        <w:t>, β₀ is the intercept, β₁ and β₂ are regression coefficients, and ε</w:t>
+      </w:r>
+      <w:r>
+        <w:rPr>
+          <w:rFonts w:ascii="Arial" w:hAnsi="Arial" w:cs="Arial"/>
+        </w:rPr>
+        <w:t>ᵢ</w:t>
+      </w:r>
+      <w:r>
+        <w:t xml:space="preserve"> is the residual error term.</w:t>
+      </w:r>
+    </w:p>
+    <w:p>
+      <w:r>
+        <w:t xml:space="preserve">Both </w:t>
+      </w:r>
+      <w:r>
+        <w:rPr>
+          <w:i/>
+          <w:iCs/>
+        </w:rPr>
+        <w:t>Period</w:t>
+      </w:r>
+      <w:r>
+        <w:t xml:space="preserve"> and </w:t>
+      </w:r>
+      <w:proofErr w:type="spellStart"/>
+      <w:r>
+        <w:rPr>
+          <w:i/>
+          <w:iCs/>
+        </w:rPr>
+        <w:t>depth_bin</w:t>
+      </w:r>
+      <w:proofErr w:type="spellEnd"/>
+      <w:r>
+        <w:t xml:space="preserve"> were treated as explanatory variables in the model. If these variables are categorical, they are represented internally using indicator (dummy) variables, such that each estimated coefficient reflects the difference in mean temperature relative to a chosen reference category.</w:t>
+      </w:r>
+    </w:p>
+    <w:p>
+      <w:r>
+        <w:t xml:space="preserve">The intercept (β₀) corresponds to the expected temperature for the reference levels of </w:t>
+      </w:r>
+      <w:r>
+        <w:rPr>
+          <w:i/>
+          <w:iCs/>
+        </w:rPr>
+        <w:t>Period</w:t>
+      </w:r>
+      <w:r>
+        <w:t xml:space="preserve"> and </w:t>
+      </w:r>
+      <w:proofErr w:type="spellStart"/>
+      <w:r>
+        <w:rPr>
+          <w:i/>
+          <w:iCs/>
+        </w:rPr>
+        <w:t>depth_bin</w:t>
+      </w:r>
+      <w:proofErr w:type="spellEnd"/>
+      <w:r>
+        <w:t>, while the coefficients for each level of these variables represent deviations from this baseline.</w:t>
+      </w:r>
+    </w:p>
     <w:p/>
     <w:p/>
     <w:p>
       <w:pPr>
-        <w:pStyle w:val="Heading1"/>
-      </w:pPr>
-      <w:r>
-        <w:t>Discussion</w:t>
-      </w:r>
+        <w:rPr>
+          <w:b/>
+          <w:bCs/>
+        </w:rPr>
+      </w:pPr>
+      <w:r>
+        <w:rPr>
+          <w:b/>
+          <w:bCs/>
+        </w:rPr>
+        <w:t>Temperatures were significantly higher in the modern period compared to the historic period (estimate = +2.07°C, p &lt; 0.001). Depth was also a significant predictor of temperature, with cooler conditions observed in deeper bins (20–30 m), although the effect size was smaller than the difference between periods. The model explained a substantial proportion of variance in the data (R² = 0.67).</w:t>
+      </w:r>
+    </w:p>
+    <w:p>
+      <w:pPr>
+        <w:rPr>
+          <w:b/>
+          <w:bCs/>
+        </w:rPr>
+      </w:pPr>
+    </w:p>
+    <w:p>
+      <w:pPr>
+        <w:rPr>
+          <w:b/>
+          <w:bCs/>
+        </w:rPr>
+      </w:pPr>
+      <w:r>
+        <w:rPr>
+          <w:b/>
+          <w:bCs/>
+        </w:rPr>
+        <w:t>Residual diagnostic plots were examined to assess model assumptions. The residuals appeared to be randomly distributed with no strong patterns, indicating that the linearity assumption was reasonably satisfied. Minor deviations from normality were observed in the Q-Q plot, but these were not substantial. Overall, there was no strong evidence of heteroscedasticity or influential outliers, suggesting that the model assumptions were adequately met.</w:t>
+      </w:r>
+    </w:p>
+    <w:p>
+      <w:pPr>
+        <w:rPr>
+          <w:b/>
+          <w:bCs/>
+        </w:rPr>
+      </w:pPr>
+    </w:p>
+    <w:p>
+      <w:pPr>
+        <w:rPr>
+          <w:b/>
+          <w:bCs/>
+        </w:rPr>
+      </w:pPr>
     </w:p>
     <w:p/>
     <w:p/>
-    <w:p>
+    <w:p/>
+    <w:p>
+      <w:r>
+        <w:rPr>
+          <w:noProof/>
+        </w:rPr>
+        <w:drawing>
+          <wp:inline distT="0" distB="0" distL="0" distR="0" wp14:anchorId="136A82D1" wp14:editId="738D56C4">
+            <wp:extent cx="5662930" cy="3915410"/>
+            <wp:effectExtent l="0" t="0" r="0" b="8890"/>
+            <wp:docPr id="1644733362" name="Picture 1"/>
+            <wp:cNvGraphicFramePr>
+              <a:graphicFrameLocks xmlns:a="http://schemas.openxmlformats.org/drawingml/2006/main" noChangeAspect="1"/>
+            </wp:cNvGraphicFramePr>
+            <a:graphic xmlns:a="http://schemas.openxmlformats.org/drawingml/2006/main">
+              <a:graphicData uri="http://schemas.openxmlformats.org/drawingml/2006/picture">
+                <pic:pic xmlns:pic="http://schemas.openxmlformats.org/drawingml/2006/picture">
+                  <pic:nvPicPr>
+                    <pic:cNvPr id="0" name="Picture 10"/>
+                    <pic:cNvPicPr>
+                      <a:picLocks noChangeAspect="1" noChangeArrowheads="1"/>
+                    </pic:cNvPicPr>
+                  </pic:nvPicPr>
+                  <pic:blipFill>
+                    <a:blip r:embed="rId14">
+                      <a:extLst>
+                        <a:ext uri="{28A0092B-C50C-407E-A947-70E740481C1C}">
+                          <a14:useLocalDpi xmlns:a14="http://schemas.microsoft.com/office/drawing/2010/main" val="0"/>
+                        </a:ext>
+                      </a:extLst>
+                    </a:blip>
+                    <a:srcRect/>
+                    <a:stretch>
+                      <a:fillRect/>
+                    </a:stretch>
+                  </pic:blipFill>
+                  <pic:spPr bwMode="auto">
+                    <a:xfrm>
+                      <a:off x="0" y="0"/>
+                      <a:ext cx="5662930" cy="3915410"/>
+                    </a:xfrm>
+                    <a:prstGeom prst="rect">
+                      <a:avLst/>
+                    </a:prstGeom>
+                    <a:noFill/>
+                    <a:ln>
+                      <a:noFill/>
+                    </a:ln>
+                  </pic:spPr>
+                </pic:pic>
+              </a:graphicData>
+            </a:graphic>
+          </wp:inline>
+        </w:drawing>
+      </w:r>
+    </w:p>
+    <w:p>
+      <w:r>
+        <w:rPr>
+          <w:noProof/>
+        </w:rPr>
+        <w:drawing>
+          <wp:inline distT="0" distB="0" distL="0" distR="0" wp14:anchorId="0B0D6BC9" wp14:editId="25CA18D3">
+            <wp:extent cx="5943600" cy="3088640"/>
+            <wp:effectExtent l="0" t="0" r="0" b="0"/>
+            <wp:docPr id="597344450" name="Picture 6"/>
+            <wp:cNvGraphicFramePr>
+              <a:graphicFrameLocks xmlns:a="http://schemas.openxmlformats.org/drawingml/2006/main" noChangeAspect="1"/>
+            </wp:cNvGraphicFramePr>
+            <a:graphic xmlns:a="http://schemas.openxmlformats.org/drawingml/2006/main">
+              <a:graphicData uri="http://schemas.openxmlformats.org/drawingml/2006/picture">
+                <pic:pic xmlns:pic="http://schemas.openxmlformats.org/drawingml/2006/picture">
+                  <pic:nvPicPr>
+                    <pic:cNvPr id="597344450" name="Picture 597344450"/>
+                    <pic:cNvPicPr/>
+                  </pic:nvPicPr>
+                  <pic:blipFill>
+                    <a:blip r:embed="rId13" cstate="print">
+                      <a:extLst>
+                        <a:ext uri="{28A0092B-C50C-407E-A947-70E740481C1C}">
+                          <a14:useLocalDpi xmlns:a14="http://schemas.microsoft.com/office/drawing/2010/main" val="0"/>
+                        </a:ext>
+                      </a:extLst>
+                    </a:blip>
+                    <a:stretch>
+                      <a:fillRect/>
+                    </a:stretch>
+                  </pic:blipFill>
+                  <pic:spPr>
+                    <a:xfrm>
+                      <a:off x="0" y="0"/>
+                      <a:ext cx="5943600" cy="3088640"/>
+                    </a:xfrm>
+                    <a:prstGeom prst="rect">
+                      <a:avLst/>
+                    </a:prstGeom>
+                  </pic:spPr>
+                </pic:pic>
+              </a:graphicData>
+            </a:graphic>
+          </wp:inline>
+        </w:drawing>
+      </w:r>
+    </w:p>
+    <w:p/>
+    <w:p/>
+    <w:p>
+      <w:pPr>
+        <w:pStyle w:val="Heading1"/>
+      </w:pPr>
+      <w:r>
+        <w:lastRenderedPageBreak/>
+        <w:t>Discussion</w:t>
+      </w:r>
+    </w:p>
+    <w:p/>
+    <w:p/>
+    <w:p>
+      <w:pPr>
+        <w:ind w:firstLine="720"/>
+      </w:pPr>
       <w:r>
         <w:t>The magnitude of warming between historic and modern observations (~2°C) exceeded the typical vertical temperature gradient across the 5–30 m water column, indicating a system-wide shift rather than a surface-restricted change.</w:t>
       </w:r>
+    </w:p>
+    <w:p>
+      <w:pPr>
+        <w:ind w:firstLine="720"/>
+      </w:pPr>
+      <w:r>
+        <w:t>Temperatures on German Bank showed an increase of approximately 2</w:t>
+      </w:r>
+      <w:r>
+        <w:rPr>
+          <w:rFonts w:ascii="Arial" w:hAnsi="Arial" w:cs="Arial"/>
+        </w:rPr>
+        <w:t> </w:t>
+      </w:r>
+      <w:r>
+        <w:rPr>
+          <w:rFonts w:ascii="Aptos" w:hAnsi="Aptos" w:cs="Aptos"/>
+        </w:rPr>
+        <w:t>°</w:t>
+      </w:r>
+      <w:r>
+        <w:t>C between the earlier (1980s) and more recent period. This magnitude of warming is consistent with regional trends in the Gulf of Maine and Scotian Shelf, where ocean temperatures have increased at rates significantly exceeding the global average. The observed increase reflects both long-term climate-driven warming and regional oceanographic processes that amplify temperature change in this area.</w:t>
+      </w:r>
+    </w:p>
+    <w:p>
+      <w:pPr>
+        <w:ind w:firstLine="720"/>
+        <w:rPr>
+          <w:b/>
+          <w:bCs/>
+        </w:rPr>
+      </w:pPr>
+      <w:r>
+        <w:rPr>
+          <w:rFonts w:ascii="Segoe UI Emoji" w:hAnsi="Segoe UI Emoji" w:cs="Segoe UI Emoji"/>
+          <w:b/>
+          <w:bCs/>
+        </w:rPr>
+        <w:t>🧠</w:t>
+      </w:r>
+      <w:r>
+        <w:rPr>
+          <w:b/>
+          <w:bCs/>
+        </w:rPr>
+        <w:t xml:space="preserve"> 6. Big picture (this is the “insight” part)</w:t>
+      </w:r>
+    </w:p>
+    <w:p>
+      <w:pPr>
+        <w:ind w:firstLine="720"/>
+      </w:pPr>
+      <w:r>
+        <w:rPr>
+          <w:rFonts w:ascii="Segoe UI Emoji" w:hAnsi="Segoe UI Emoji" w:cs="Segoe UI Emoji"/>
+        </w:rPr>
+        <w:t>👉</w:t>
+      </w:r>
+      <w:r>
+        <w:t xml:space="preserve"> Your result is </w:t>
+      </w:r>
+      <w:proofErr w:type="gramStart"/>
+      <w:r>
+        <w:t>actually stronger</w:t>
+      </w:r>
+      <w:proofErr w:type="gramEnd"/>
+      <w:r>
+        <w:t xml:space="preserve"> than average—and that’s meaningful.</w:t>
+      </w:r>
+    </w:p>
+    <w:p>
+      <w:pPr>
+        <w:ind w:firstLine="720"/>
+      </w:pPr>
+      <w:r>
+        <w:t>It suggests:</w:t>
+      </w:r>
+    </w:p>
+    <w:p>
+      <w:pPr>
+        <w:numPr>
+          <w:ilvl w:val="0"/>
+          <w:numId w:val="11"/>
+        </w:numPr>
+      </w:pPr>
+      <w:r>
+        <w:t xml:space="preserve">German Bank may be a </w:t>
+      </w:r>
+      <w:r>
+        <w:rPr>
+          <w:b/>
+          <w:bCs/>
+        </w:rPr>
+        <w:t>regional hotspot of warming</w:t>
+      </w:r>
+    </w:p>
+    <w:p>
+      <w:pPr>
+        <w:numPr>
+          <w:ilvl w:val="0"/>
+          <w:numId w:val="11"/>
+        </w:numPr>
+      </w:pPr>
+      <w:r>
+        <w:t xml:space="preserve">Your model is picking up </w:t>
+      </w:r>
+      <w:r>
+        <w:rPr>
+          <w:b/>
+          <w:bCs/>
+        </w:rPr>
+        <w:t>real climate signal</w:t>
+      </w:r>
+      <w:r>
+        <w:t>, not just noise</w:t>
+      </w:r>
+    </w:p>
+    <w:p>
+      <w:pPr>
+        <w:ind w:firstLine="720"/>
+      </w:pPr>
     </w:p>
     <w:p/>
     <w:p>
@@ -4704,7 +5428,7 @@
                     <pic:cNvPicPr/>
                   </pic:nvPicPr>
                   <pic:blipFill>
-                    <a:blip r:embed="rId13" cstate="print">
+                    <a:blip r:embed="rId15" cstate="print">
                       <a:extLst>
                         <a:ext uri="{28A0092B-C50C-407E-A947-70E740481C1C}">
                           <a14:useLocalDpi xmlns:a14="http://schemas.microsoft.com/office/drawing/2010/main" val="0"/>
@@ -4772,7 +5496,7 @@
                     </pic:cNvPicPr>
                   </pic:nvPicPr>
                   <pic:blipFill>
-                    <a:blip r:embed="rId14">
+                    <a:blip r:embed="rId16">
                       <a:extLst>
                         <a:ext uri="{28A0092B-C50C-407E-A947-70E740481C1C}">
                           <a14:useLocalDpi xmlns:a14="http://schemas.microsoft.com/office/drawing/2010/main" val="0"/>
@@ -4818,104 +5542,6 @@
                 <pic:pic xmlns:pic="http://schemas.openxmlformats.org/drawingml/2006/picture">
                   <pic:nvPicPr>
                     <pic:cNvPr id="330552155" name="Picture 330552155"/>
-                    <pic:cNvPicPr/>
-                  </pic:nvPicPr>
-                  <pic:blipFill>
-                    <a:blip r:embed="rId15">
-                      <a:extLst>
-                        <a:ext uri="{28A0092B-C50C-407E-A947-70E740481C1C}">
-                          <a14:useLocalDpi xmlns:a14="http://schemas.microsoft.com/office/drawing/2010/main" val="0"/>
-                        </a:ext>
-                      </a:extLst>
-                    </a:blip>
-                    <a:stretch>
-                      <a:fillRect/>
-                    </a:stretch>
-                  </pic:blipFill>
-                  <pic:spPr>
-                    <a:xfrm>
-                      <a:off x="0" y="0"/>
-                      <a:ext cx="5943600" cy="4582160"/>
-                    </a:xfrm>
-                    <a:prstGeom prst="rect">
-                      <a:avLst/>
-                    </a:prstGeom>
-                  </pic:spPr>
-                </pic:pic>
-              </a:graphicData>
-            </a:graphic>
-          </wp:inline>
-        </w:drawing>
-      </w:r>
-    </w:p>
-    <w:p>
-      <w:r>
-        <w:rPr>
-          <w:noProof/>
-        </w:rPr>
-        <w:lastRenderedPageBreak/>
-        <w:drawing>
-          <wp:inline distT="0" distB="0" distL="0" distR="0" wp14:anchorId="5BB84DDC" wp14:editId="1E69746F">
-            <wp:extent cx="5943600" cy="4582160"/>
-            <wp:effectExtent l="0" t="0" r="0" b="8890"/>
-            <wp:docPr id="2086162566" name="Picture 1"/>
-            <wp:cNvGraphicFramePr>
-              <a:graphicFrameLocks xmlns:a="http://schemas.openxmlformats.org/drawingml/2006/main" noChangeAspect="1"/>
-            </wp:cNvGraphicFramePr>
-            <a:graphic xmlns:a="http://schemas.openxmlformats.org/drawingml/2006/main">
-              <a:graphicData uri="http://schemas.openxmlformats.org/drawingml/2006/picture">
-                <pic:pic xmlns:pic="http://schemas.openxmlformats.org/drawingml/2006/picture">
-                  <pic:nvPicPr>
-                    <pic:cNvPr id="2086162566" name="Picture 2086162566"/>
-                    <pic:cNvPicPr/>
-                  </pic:nvPicPr>
-                  <pic:blipFill>
-                    <a:blip r:embed="rId16">
-                      <a:extLst>
-                        <a:ext uri="{28A0092B-C50C-407E-A947-70E740481C1C}">
-                          <a14:useLocalDpi xmlns:a14="http://schemas.microsoft.com/office/drawing/2010/main" val="0"/>
-                        </a:ext>
-                      </a:extLst>
-                    </a:blip>
-                    <a:stretch>
-                      <a:fillRect/>
-                    </a:stretch>
-                  </pic:blipFill>
-                  <pic:spPr>
-                    <a:xfrm>
-                      <a:off x="0" y="0"/>
-                      <a:ext cx="5943600" cy="4582160"/>
-                    </a:xfrm>
-                    <a:prstGeom prst="rect">
-                      <a:avLst/>
-                    </a:prstGeom>
-                  </pic:spPr>
-                </pic:pic>
-              </a:graphicData>
-            </a:graphic>
-          </wp:inline>
-        </w:drawing>
-      </w:r>
-    </w:p>
-    <w:p>
-      <w:r>
-        <w:rPr>
-          <w:noProof/>
-        </w:rPr>
-        <w:lastRenderedPageBreak/>
-        <w:drawing>
-          <wp:inline distT="0" distB="0" distL="0" distR="0" wp14:anchorId="780342C6" wp14:editId="703FDBA1">
-            <wp:extent cx="5943600" cy="4582160"/>
-            <wp:effectExtent l="0" t="0" r="0" b="8890"/>
-            <wp:docPr id="103683377" name="Picture 8"/>
-            <wp:cNvGraphicFramePr>
-              <a:graphicFrameLocks xmlns:a="http://schemas.openxmlformats.org/drawingml/2006/main" noChangeAspect="1"/>
-            </wp:cNvGraphicFramePr>
-            <a:graphic xmlns:a="http://schemas.openxmlformats.org/drawingml/2006/main">
-              <a:graphicData uri="http://schemas.openxmlformats.org/drawingml/2006/picture">
-                <pic:pic xmlns:pic="http://schemas.openxmlformats.org/drawingml/2006/picture">
-                  <pic:nvPicPr>
-                    <pic:cNvPr id="103683377" name="Picture 103683377"/>
                     <pic:cNvPicPr/>
                   </pic:nvPicPr>
                   <pic:blipFill>
@@ -4946,7 +5572,6 @@
         </w:drawing>
       </w:r>
     </w:p>
-    <w:p/>
     <w:p>
       <w:r>
         <w:rPr>
@@ -4954,10 +5579,10 @@
         </w:rPr>
         <w:lastRenderedPageBreak/>
         <w:drawing>
-          <wp:inline distT="0" distB="0" distL="0" distR="0" wp14:anchorId="1275D239" wp14:editId="043CB267">
+          <wp:inline distT="0" distB="0" distL="0" distR="0" wp14:anchorId="5BB84DDC" wp14:editId="1E69746F">
             <wp:extent cx="5943600" cy="4582160"/>
             <wp:effectExtent l="0" t="0" r="0" b="8890"/>
-            <wp:docPr id="1249444569" name="Picture 2"/>
+            <wp:docPr id="2086162566" name="Picture 1"/>
             <wp:cNvGraphicFramePr>
               <a:graphicFrameLocks xmlns:a="http://schemas.openxmlformats.org/drawingml/2006/main" noChangeAspect="1"/>
             </wp:cNvGraphicFramePr>
@@ -4965,7 +5590,7 @@
               <a:graphicData uri="http://schemas.openxmlformats.org/drawingml/2006/picture">
                 <pic:pic xmlns:pic="http://schemas.openxmlformats.org/drawingml/2006/picture">
                   <pic:nvPicPr>
-                    <pic:cNvPr id="1249444569" name="Picture 1249444569"/>
+                    <pic:cNvPr id="2086162566" name="Picture 2086162566"/>
                     <pic:cNvPicPr/>
                   </pic:nvPicPr>
                   <pic:blipFill>
@@ -4996,6 +5621,105 @@
         </w:drawing>
       </w:r>
     </w:p>
+    <w:p>
+      <w:r>
+        <w:rPr>
+          <w:noProof/>
+        </w:rPr>
+        <w:lastRenderedPageBreak/>
+        <w:drawing>
+          <wp:inline distT="0" distB="0" distL="0" distR="0" wp14:anchorId="780342C6" wp14:editId="703FDBA1">
+            <wp:extent cx="5943600" cy="4582160"/>
+            <wp:effectExtent l="0" t="0" r="0" b="8890"/>
+            <wp:docPr id="103683377" name="Picture 8"/>
+            <wp:cNvGraphicFramePr>
+              <a:graphicFrameLocks xmlns:a="http://schemas.openxmlformats.org/drawingml/2006/main" noChangeAspect="1"/>
+            </wp:cNvGraphicFramePr>
+            <a:graphic xmlns:a="http://schemas.openxmlformats.org/drawingml/2006/main">
+              <a:graphicData uri="http://schemas.openxmlformats.org/drawingml/2006/picture">
+                <pic:pic xmlns:pic="http://schemas.openxmlformats.org/drawingml/2006/picture">
+                  <pic:nvPicPr>
+                    <pic:cNvPr id="103683377" name="Picture 103683377"/>
+                    <pic:cNvPicPr/>
+                  </pic:nvPicPr>
+                  <pic:blipFill>
+                    <a:blip r:embed="rId19">
+                      <a:extLst>
+                        <a:ext uri="{28A0092B-C50C-407E-A947-70E740481C1C}">
+                          <a14:useLocalDpi xmlns:a14="http://schemas.microsoft.com/office/drawing/2010/main" val="0"/>
+                        </a:ext>
+                      </a:extLst>
+                    </a:blip>
+                    <a:stretch>
+                      <a:fillRect/>
+                    </a:stretch>
+                  </pic:blipFill>
+                  <pic:spPr>
+                    <a:xfrm>
+                      <a:off x="0" y="0"/>
+                      <a:ext cx="5943600" cy="4582160"/>
+                    </a:xfrm>
+                    <a:prstGeom prst="rect">
+                      <a:avLst/>
+                    </a:prstGeom>
+                  </pic:spPr>
+                </pic:pic>
+              </a:graphicData>
+            </a:graphic>
+          </wp:inline>
+        </w:drawing>
+      </w:r>
+    </w:p>
+    <w:p/>
+    <w:p>
+      <w:r>
+        <w:rPr>
+          <w:noProof/>
+        </w:rPr>
+        <w:lastRenderedPageBreak/>
+        <w:drawing>
+          <wp:inline distT="0" distB="0" distL="0" distR="0" wp14:anchorId="1275D239" wp14:editId="043CB267">
+            <wp:extent cx="5943600" cy="4582160"/>
+            <wp:effectExtent l="0" t="0" r="0" b="8890"/>
+            <wp:docPr id="1249444569" name="Picture 2"/>
+            <wp:cNvGraphicFramePr>
+              <a:graphicFrameLocks xmlns:a="http://schemas.openxmlformats.org/drawingml/2006/main" noChangeAspect="1"/>
+            </wp:cNvGraphicFramePr>
+            <a:graphic xmlns:a="http://schemas.openxmlformats.org/drawingml/2006/main">
+              <a:graphicData uri="http://schemas.openxmlformats.org/drawingml/2006/picture">
+                <pic:pic xmlns:pic="http://schemas.openxmlformats.org/drawingml/2006/picture">
+                  <pic:nvPicPr>
+                    <pic:cNvPr id="1249444569" name="Picture 1249444569"/>
+                    <pic:cNvPicPr/>
+                  </pic:nvPicPr>
+                  <pic:blipFill>
+                    <a:blip r:embed="rId20">
+                      <a:extLst>
+                        <a:ext uri="{28A0092B-C50C-407E-A947-70E740481C1C}">
+                          <a14:useLocalDpi xmlns:a14="http://schemas.microsoft.com/office/drawing/2010/main" val="0"/>
+                        </a:ext>
+                      </a:extLst>
+                    </a:blip>
+                    <a:stretch>
+                      <a:fillRect/>
+                    </a:stretch>
+                  </pic:blipFill>
+                  <pic:spPr>
+                    <a:xfrm>
+                      <a:off x="0" y="0"/>
+                      <a:ext cx="5943600" cy="4582160"/>
+                    </a:xfrm>
+                    <a:prstGeom prst="rect">
+                      <a:avLst/>
+                    </a:prstGeom>
+                  </pic:spPr>
+                </pic:pic>
+              </a:graphicData>
+            </a:graphic>
+          </wp:inline>
+        </w:drawing>
+      </w:r>
+    </w:p>
     <w:p/>
     <w:p/>
     <w:p/>
@@ -5159,7 +5883,7 @@
       <w:pPr>
         <w:numPr>
           <w:ilvl w:val="1"/>
-          <w:numId w:val="7"/>
+          <w:numId w:val="1"/>
         </w:numPr>
       </w:pPr>
       <w:r>
@@ -5170,7 +5894,7 @@
       <w:pPr>
         <w:numPr>
           <w:ilvl w:val="1"/>
-          <w:numId w:val="7"/>
+          <w:numId w:val="1"/>
         </w:numPr>
       </w:pPr>
       <w:r>
@@ -13014,7 +13738,15 @@
       </w:r>
       <w:r>
         <w:noBreakHyphen/>
-        <w:t>day coverage within bins, we show that the influence of seasonal timing on DFO–HSC temperature comparisons varies by ground and season. In some cases, particularly Fall at German Bank and Early Summer at Scots Bay, large unadjusted differences were substantially reduced after accounting for Julian day, indicating that apparent source</w:t>
+        <w:t xml:space="preserve">day coverage within bins, we show that the influence of seasonal timing on DFO–HSC temperature comparisons </w:t>
+      </w:r>
+      <w:proofErr w:type="gramStart"/>
+      <w:r>
+        <w:t>varies</w:t>
+      </w:r>
+      <w:proofErr w:type="gramEnd"/>
+      <w:r>
+        <w:t xml:space="preserve"> by ground and season. In some cases, particularly Fall at German Bank and Early Summer at Scots Bay, large unadjusted differences were substantially reduced after accounting for Julian day, indicating that apparent source</w:t>
       </w:r>
       <w:r>
         <w:noBreakHyphen/>
@@ -13385,7 +14117,7 @@
       <w:pPr>
         <w:numPr>
           <w:ilvl w:val="0"/>
-          <w:numId w:val="18"/>
+          <w:numId w:val="2"/>
         </w:numPr>
       </w:pPr>
       <w:r>
@@ -13405,7 +14137,7 @@
       <w:pPr>
         <w:numPr>
           <w:ilvl w:val="0"/>
-          <w:numId w:val="18"/>
+          <w:numId w:val="2"/>
         </w:numPr>
       </w:pPr>
       <w:r>
@@ -13423,7 +14155,7 @@
       <w:pPr>
         <w:numPr>
           <w:ilvl w:val="0"/>
-          <w:numId w:val="18"/>
+          <w:numId w:val="2"/>
         </w:numPr>
       </w:pPr>
       <w:r>
@@ -13597,7 +14329,7 @@
       <w:pPr>
         <w:numPr>
           <w:ilvl w:val="0"/>
-          <w:numId w:val="19"/>
+          <w:numId w:val="3"/>
         </w:numPr>
       </w:pPr>
       <w:r>
@@ -13615,7 +14347,7 @@
       <w:pPr>
         <w:numPr>
           <w:ilvl w:val="0"/>
-          <w:numId w:val="19"/>
+          <w:numId w:val="3"/>
         </w:numPr>
       </w:pPr>
       <w:r>
@@ -13649,7 +14381,7 @@
       <w:pPr>
         <w:numPr>
           <w:ilvl w:val="0"/>
-          <w:numId w:val="19"/>
+          <w:numId w:val="3"/>
         </w:numPr>
       </w:pPr>
       <w:r>
@@ -13668,7 +14400,7 @@
         <w:pStyle w:val="ListParagraph"/>
         <w:numPr>
           <w:ilvl w:val="0"/>
-          <w:numId w:val="19"/>
+          <w:numId w:val="3"/>
         </w:numPr>
         <w:spacing w:before="100" w:beforeAutospacing="1" w:after="100" w:afterAutospacing="1" w:line="300" w:lineRule="atLeast"/>
         <w:rPr>
@@ -13694,7 +14426,7 @@
         <w:pStyle w:val="ListParagraph"/>
         <w:numPr>
           <w:ilvl w:val="0"/>
-          <w:numId w:val="19"/>
+          <w:numId w:val="3"/>
         </w:numPr>
         <w:spacing w:before="100" w:beforeAutospacing="1" w:after="100" w:afterAutospacing="1" w:line="300" w:lineRule="atLeast"/>
         <w:rPr>
@@ -13739,7 +14471,7 @@
         <w:pStyle w:val="ListParagraph"/>
         <w:numPr>
           <w:ilvl w:val="0"/>
-          <w:numId w:val="19"/>
+          <w:numId w:val="3"/>
         </w:numPr>
         <w:spacing w:before="100" w:beforeAutospacing="1" w:after="100" w:afterAutospacing="1" w:line="300" w:lineRule="atLeast"/>
         <w:rPr>
@@ -13783,7 +14515,7 @@
       <w:pPr>
         <w:numPr>
           <w:ilvl w:val="0"/>
-          <w:numId w:val="19"/>
+          <w:numId w:val="3"/>
         </w:numPr>
         <w:rPr>
           <w:b/>
@@ -13802,7 +14534,7 @@
       <w:pPr>
         <w:numPr>
           <w:ilvl w:val="0"/>
-          <w:numId w:val="19"/>
+          <w:numId w:val="3"/>
         </w:numPr>
       </w:pPr>
       <w:r>
@@ -13813,7 +14545,7 @@
       <w:pPr>
         <w:numPr>
           <w:ilvl w:val="0"/>
-          <w:numId w:val="19"/>
+          <w:numId w:val="3"/>
         </w:numPr>
         <w:rPr>
           <w:b/>
@@ -13832,7 +14564,7 @@
       <w:pPr>
         <w:numPr>
           <w:ilvl w:val="0"/>
-          <w:numId w:val="19"/>
+          <w:numId w:val="3"/>
         </w:numPr>
       </w:pPr>
       <w:r>
@@ -13877,7 +14609,7 @@
             <w:pPr>
               <w:numPr>
                 <w:ilvl w:val="0"/>
-                <w:numId w:val="19"/>
+                <w:numId w:val="3"/>
               </w:numPr>
               <w:rPr>
                 <w:b/>
@@ -13910,7 +14642,7 @@
             <w:pPr>
               <w:numPr>
                 <w:ilvl w:val="0"/>
-                <w:numId w:val="19"/>
+                <w:numId w:val="3"/>
               </w:numPr>
               <w:rPr>
                 <w:b/>
@@ -13943,7 +14675,7 @@
             <w:pPr>
               <w:numPr>
                 <w:ilvl w:val="0"/>
-                <w:numId w:val="19"/>
+                <w:numId w:val="3"/>
               </w:numPr>
               <w:rPr>
                 <w:b/>
@@ -13980,7 +14712,7 @@
             <w:pPr>
               <w:numPr>
                 <w:ilvl w:val="0"/>
-                <w:numId w:val="19"/>
+                <w:numId w:val="3"/>
               </w:numPr>
             </w:pPr>
             <w:r>
@@ -14004,7 +14736,7 @@
             <w:pPr>
               <w:numPr>
                 <w:ilvl w:val="0"/>
-                <w:numId w:val="19"/>
+                <w:numId w:val="3"/>
               </w:numPr>
             </w:pPr>
             <w:r>
@@ -14028,7 +14760,7 @@
             <w:pPr>
               <w:numPr>
                 <w:ilvl w:val="0"/>
-                <w:numId w:val="19"/>
+                <w:numId w:val="3"/>
               </w:numPr>
             </w:pPr>
             <w:r>
@@ -14061,7 +14793,7 @@
             <w:pPr>
               <w:numPr>
                 <w:ilvl w:val="0"/>
-                <w:numId w:val="19"/>
+                <w:numId w:val="3"/>
               </w:numPr>
             </w:pPr>
             <w:r>
@@ -14085,7 +14817,7 @@
             <w:pPr>
               <w:numPr>
                 <w:ilvl w:val="0"/>
-                <w:numId w:val="19"/>
+                <w:numId w:val="3"/>
               </w:numPr>
             </w:pPr>
             <w:r>
@@ -14109,7 +14841,7 @@
             <w:pPr>
               <w:numPr>
                 <w:ilvl w:val="0"/>
-                <w:numId w:val="19"/>
+                <w:numId w:val="3"/>
               </w:numPr>
             </w:pPr>
             <w:r>
@@ -14142,7 +14874,7 @@
             <w:pPr>
               <w:numPr>
                 <w:ilvl w:val="0"/>
-                <w:numId w:val="19"/>
+                <w:numId w:val="3"/>
               </w:numPr>
             </w:pPr>
             <w:r>
@@ -14166,7 +14898,7 @@
             <w:pPr>
               <w:numPr>
                 <w:ilvl w:val="0"/>
-                <w:numId w:val="19"/>
+                <w:numId w:val="3"/>
               </w:numPr>
             </w:pPr>
             <w:r>
@@ -14190,7 +14922,7 @@
             <w:pPr>
               <w:numPr>
                 <w:ilvl w:val="0"/>
-                <w:numId w:val="19"/>
+                <w:numId w:val="3"/>
               </w:numPr>
             </w:pPr>
             <w:r>
@@ -14204,7 +14936,7 @@
       <w:pPr>
         <w:numPr>
           <w:ilvl w:val="0"/>
-          <w:numId w:val="19"/>
+          <w:numId w:val="3"/>
         </w:numPr>
       </w:pPr>
       <w:r>
@@ -14263,11 +14995,16 @@
       <w:pPr>
         <w:numPr>
           <w:ilvl w:val="0"/>
-          <w:numId w:val="19"/>
+          <w:numId w:val="3"/>
         </w:numPr>
       </w:pPr>
-      <w:r>
-        <w:t xml:space="preserve">So it is </w:t>
+      <w:proofErr w:type="gramStart"/>
+      <w:r>
+        <w:t>So</w:t>
+      </w:r>
+      <w:proofErr w:type="gramEnd"/>
+      <w:r>
+        <w:t xml:space="preserve"> it is </w:t>
       </w:r>
       <w:r>
         <w:rPr>
@@ -14284,7 +15021,7 @@
       <w:pPr>
         <w:numPr>
           <w:ilvl w:val="0"/>
-          <w:numId w:val="19"/>
+          <w:numId w:val="3"/>
         </w:numPr>
       </w:pPr>
       <w:r>
@@ -14305,7 +15042,7 @@
       <w:pPr>
         <w:numPr>
           <w:ilvl w:val="0"/>
-          <w:numId w:val="19"/>
+          <w:numId w:val="3"/>
         </w:numPr>
       </w:pPr>
       <w:r>
@@ -14323,7 +15060,7 @@
       <w:pPr>
         <w:numPr>
           <w:ilvl w:val="0"/>
-          <w:numId w:val="19"/>
+          <w:numId w:val="3"/>
         </w:numPr>
       </w:pPr>
       <w:r>
@@ -14334,7 +15071,7 @@
       <w:pPr>
         <w:numPr>
           <w:ilvl w:val="0"/>
-          <w:numId w:val="19"/>
+          <w:numId w:val="3"/>
         </w:numPr>
       </w:pPr>
       <w:r>
@@ -14347,7 +15084,7 @@
       <w:pPr>
         <w:numPr>
           <w:ilvl w:val="0"/>
-          <w:numId w:val="19"/>
+          <w:numId w:val="3"/>
         </w:numPr>
         <w:rPr>
           <w:b/>
@@ -14366,7 +15103,7 @@
       <w:pPr>
         <w:numPr>
           <w:ilvl w:val="0"/>
-          <w:numId w:val="19"/>
+          <w:numId w:val="3"/>
         </w:numPr>
       </w:pPr>
       <w:r>
@@ -14377,7 +15114,7 @@
       <w:pPr>
         <w:numPr>
           <w:ilvl w:val="0"/>
-          <w:numId w:val="19"/>
+          <w:numId w:val="3"/>
         </w:numPr>
       </w:pPr>
       <w:r>
@@ -14398,7 +15135,7 @@
       <w:pPr>
         <w:numPr>
           <w:ilvl w:val="0"/>
-          <w:numId w:val="19"/>
+          <w:numId w:val="3"/>
         </w:numPr>
       </w:pPr>
       <w:r>
@@ -14410,7 +15147,7 @@
       <w:pPr>
         <w:numPr>
           <w:ilvl w:val="0"/>
-          <w:numId w:val="19"/>
+          <w:numId w:val="3"/>
         </w:numPr>
       </w:pPr>
       <w:r>
@@ -14421,11 +15158,16 @@
       <w:pPr>
         <w:numPr>
           <w:ilvl w:val="0"/>
-          <w:numId w:val="19"/>
+          <w:numId w:val="3"/>
         </w:numPr>
       </w:pPr>
-      <w:r>
-        <w:t xml:space="preserve">So it popped out in a </w:t>
+      <w:proofErr w:type="gramStart"/>
+      <w:r>
+        <w:t>So</w:t>
+      </w:r>
+      <w:proofErr w:type="gramEnd"/>
+      <w:r>
+        <w:t xml:space="preserve"> it popped out in a </w:t>
       </w:r>
       <w:r>
         <w:rPr>
@@ -14450,7 +15192,7 @@
       <w:pPr>
         <w:numPr>
           <w:ilvl w:val="0"/>
-          <w:numId w:val="19"/>
+          <w:numId w:val="3"/>
         </w:numPr>
       </w:pPr>
       <w:r>
@@ -14471,7 +15213,7 @@
       <w:pPr>
         <w:numPr>
           <w:ilvl w:val="0"/>
-          <w:numId w:val="19"/>
+          <w:numId w:val="3"/>
         </w:numPr>
       </w:pPr>
       <w:r>
@@ -14482,7 +15224,7 @@
       <w:pPr>
         <w:numPr>
           <w:ilvl w:val="0"/>
-          <w:numId w:val="19"/>
+          <w:numId w:val="3"/>
         </w:numPr>
       </w:pPr>
       <w:r>
@@ -14493,7 +15235,7 @@
       <w:pPr>
         <w:numPr>
           <w:ilvl w:val="0"/>
-          <w:numId w:val="19"/>
+          <w:numId w:val="3"/>
         </w:numPr>
       </w:pPr>
       <w:r>
@@ -14508,7 +15250,7 @@
       <w:pPr>
         <w:numPr>
           <w:ilvl w:val="0"/>
-          <w:numId w:val="19"/>
+          <w:numId w:val="3"/>
         </w:numPr>
       </w:pPr>
       <w:r>
@@ -14521,7 +15263,7 @@
       <w:pPr>
         <w:numPr>
           <w:ilvl w:val="0"/>
-          <w:numId w:val="19"/>
+          <w:numId w:val="3"/>
         </w:numPr>
         <w:rPr>
           <w:b/>
@@ -14549,7 +15291,7 @@
       <w:pPr>
         <w:numPr>
           <w:ilvl w:val="0"/>
-          <w:numId w:val="19"/>
+          <w:numId w:val="3"/>
         </w:numPr>
       </w:pPr>
       <w:r>
@@ -14560,7 +15302,7 @@
       <w:pPr>
         <w:numPr>
           <w:ilvl w:val="0"/>
-          <w:numId w:val="19"/>
+          <w:numId w:val="3"/>
         </w:numPr>
       </w:pPr>
       <w:r>
@@ -14582,7 +15324,7 @@
       <w:pPr>
         <w:numPr>
           <w:ilvl w:val="0"/>
-          <w:numId w:val="19"/>
+          <w:numId w:val="3"/>
         </w:numPr>
       </w:pPr>
       <w:r>
@@ -14603,7 +15345,7 @@
       <w:pPr>
         <w:numPr>
           <w:ilvl w:val="0"/>
-          <w:numId w:val="19"/>
+          <w:numId w:val="3"/>
         </w:numPr>
       </w:pPr>
       <w:r>
@@ -14614,7 +15356,7 @@
       <w:pPr>
         <w:numPr>
           <w:ilvl w:val="0"/>
-          <w:numId w:val="19"/>
+          <w:numId w:val="3"/>
         </w:numPr>
       </w:pPr>
       <w:r>
@@ -14625,7 +15367,7 @@
       <w:pPr>
         <w:numPr>
           <w:ilvl w:val="0"/>
-          <w:numId w:val="19"/>
+          <w:numId w:val="3"/>
         </w:numPr>
       </w:pPr>
       <w:r>
@@ -14640,7 +15382,7 @@
       <w:pPr>
         <w:numPr>
           <w:ilvl w:val="0"/>
-          <w:numId w:val="19"/>
+          <w:numId w:val="3"/>
         </w:numPr>
       </w:pPr>
       <w:r>
@@ -14648,7 +15390,15 @@
       </w:r>
       <w:r>
         <w:noBreakHyphen/>
-        <w:t xml:space="preserve">adjusted model: shows </w:t>
+        <w:t xml:space="preserve">adjusted </w:t>
+      </w:r>
+      <w:proofErr w:type="gramStart"/>
+      <w:r>
+        <w:t>model:</w:t>
+      </w:r>
+      <w:proofErr w:type="gramEnd"/>
+      <w:r>
+        <w:t xml:space="preserve"> shows </w:t>
       </w:r>
       <w:r>
         <w:rPr>
@@ -14665,7 +15415,7 @@
       <w:pPr>
         <w:numPr>
           <w:ilvl w:val="0"/>
-          <w:numId w:val="19"/>
+          <w:numId w:val="3"/>
         </w:numPr>
       </w:pPr>
       <w:r>
@@ -14686,7 +15436,7 @@
       <w:pPr>
         <w:numPr>
           <w:ilvl w:val="0"/>
-          <w:numId w:val="19"/>
+          <w:numId w:val="3"/>
         </w:numPr>
       </w:pPr>
       <w:r>
@@ -14699,7 +15449,7 @@
       <w:pPr>
         <w:numPr>
           <w:ilvl w:val="0"/>
-          <w:numId w:val="19"/>
+          <w:numId w:val="3"/>
         </w:numPr>
         <w:rPr>
           <w:b/>
@@ -14718,7 +15468,7 @@
       <w:pPr>
         <w:numPr>
           <w:ilvl w:val="0"/>
-          <w:numId w:val="19"/>
+          <w:numId w:val="3"/>
         </w:numPr>
       </w:pPr>
       <w:r>
@@ -14729,7 +15479,7 @@
       <w:pPr>
         <w:numPr>
           <w:ilvl w:val="0"/>
-          <w:numId w:val="19"/>
+          <w:numId w:val="3"/>
         </w:numPr>
       </w:pPr>
       <w:r>
@@ -14747,7 +15497,7 @@
       <w:pPr>
         <w:numPr>
           <w:ilvl w:val="0"/>
-          <w:numId w:val="19"/>
+          <w:numId w:val="3"/>
         </w:numPr>
       </w:pPr>
       <w:r>
@@ -14759,7 +15509,7 @@
       <w:pPr>
         <w:numPr>
           <w:ilvl w:val="0"/>
-          <w:numId w:val="19"/>
+          <w:numId w:val="3"/>
         </w:numPr>
       </w:pPr>
       <w:r>
@@ -14777,7 +15527,7 @@
       <w:pPr>
         <w:numPr>
           <w:ilvl w:val="0"/>
-          <w:numId w:val="19"/>
+          <w:numId w:val="3"/>
         </w:numPr>
       </w:pPr>
       <w:r>
@@ -14788,7 +15538,7 @@
       <w:pPr>
         <w:numPr>
           <w:ilvl w:val="0"/>
-          <w:numId w:val="19"/>
+          <w:numId w:val="3"/>
         </w:numPr>
       </w:pPr>
       <w:r>
@@ -14809,7 +15559,7 @@
       <w:pPr>
         <w:numPr>
           <w:ilvl w:val="0"/>
-          <w:numId w:val="19"/>
+          <w:numId w:val="3"/>
         </w:numPr>
       </w:pPr>
       <w:r>
@@ -14820,7 +15570,7 @@
       <w:pPr>
         <w:numPr>
           <w:ilvl w:val="0"/>
-          <w:numId w:val="19"/>
+          <w:numId w:val="3"/>
         </w:numPr>
       </w:pPr>
       <w:r>
@@ -14831,7 +15581,7 @@
       <w:pPr>
         <w:numPr>
           <w:ilvl w:val="0"/>
-          <w:numId w:val="19"/>
+          <w:numId w:val="3"/>
         </w:numPr>
       </w:pPr>
       <w:r>
@@ -14842,7 +15592,7 @@
       <w:pPr>
         <w:numPr>
           <w:ilvl w:val="0"/>
-          <w:numId w:val="19"/>
+          <w:numId w:val="3"/>
         </w:numPr>
       </w:pPr>
       <w:r>
@@ -14855,7 +15605,7 @@
       <w:pPr>
         <w:numPr>
           <w:ilvl w:val="0"/>
-          <w:numId w:val="19"/>
+          <w:numId w:val="3"/>
         </w:numPr>
         <w:rPr>
           <w:b/>
@@ -14874,7 +15624,7 @@
       <w:pPr>
         <w:numPr>
           <w:ilvl w:val="0"/>
-          <w:numId w:val="19"/>
+          <w:numId w:val="3"/>
         </w:numPr>
       </w:pPr>
       <w:r>
@@ -14885,7 +15635,7 @@
       <w:pPr>
         <w:numPr>
           <w:ilvl w:val="0"/>
-          <w:numId w:val="19"/>
+          <w:numId w:val="3"/>
         </w:numPr>
       </w:pPr>
       <w:r>
@@ -14893,14 +15643,46 @@
           <w:b/>
           <w:bCs/>
         </w:rPr>
-        <w:t>The earlier GAM asked “are the seasons sampled at the same time?”, while the current GAM asks “does sampling time matter for SST inference?”. Those are related but not equivalent questions.</w:t>
+        <w:t xml:space="preserve">The earlier GAM </w:t>
+      </w:r>
+      <w:proofErr w:type="gramStart"/>
+      <w:r>
+        <w:rPr>
+          <w:b/>
+          <w:bCs/>
+        </w:rPr>
+        <w:t>asked</w:t>
+      </w:r>
+      <w:proofErr w:type="gramEnd"/>
+      <w:r>
+        <w:rPr>
+          <w:b/>
+          <w:bCs/>
+        </w:rPr>
+        <w:t xml:space="preserve"> “are the seasons sampled at the same time?”, while the current GAM </w:t>
+      </w:r>
+      <w:proofErr w:type="gramStart"/>
+      <w:r>
+        <w:rPr>
+          <w:b/>
+          <w:bCs/>
+        </w:rPr>
+        <w:t>asks</w:t>
+      </w:r>
+      <w:proofErr w:type="gramEnd"/>
+      <w:r>
+        <w:rPr>
+          <w:b/>
+          <w:bCs/>
+        </w:rPr>
+        <w:t xml:space="preserve"> “does sampling time matter for SST inference?”. Those are related but not equivalent questions.</w:t>
       </w:r>
     </w:p>
     <w:p>
       <w:pPr>
         <w:numPr>
           <w:ilvl w:val="0"/>
-          <w:numId w:val="19"/>
+          <w:numId w:val="3"/>
         </w:numPr>
       </w:pPr>
       <w:r>
@@ -14911,7 +15693,7 @@
       <w:pPr>
         <w:numPr>
           <w:ilvl w:val="0"/>
-          <w:numId w:val="19"/>
+          <w:numId w:val="3"/>
         </w:numPr>
       </w:pPr>
       <w:r>
@@ -14924,7 +15706,7 @@
       <w:pPr>
         <w:numPr>
           <w:ilvl w:val="0"/>
-          <w:numId w:val="19"/>
+          <w:numId w:val="3"/>
         </w:numPr>
         <w:rPr>
           <w:b/>
@@ -14943,7 +15725,7 @@
       <w:pPr>
         <w:numPr>
           <w:ilvl w:val="0"/>
-          <w:numId w:val="19"/>
+          <w:numId w:val="3"/>
         </w:numPr>
       </w:pPr>
       <w:r>
@@ -14954,7 +15736,7 @@
       <w:pPr>
         <w:numPr>
           <w:ilvl w:val="0"/>
-          <w:numId w:val="19"/>
+          <w:numId w:val="3"/>
         </w:numPr>
       </w:pPr>
       <w:r>
@@ -14993,7 +15775,7 @@
       <w:pPr>
         <w:numPr>
           <w:ilvl w:val="0"/>
-          <w:numId w:val="19"/>
+          <w:numId w:val="3"/>
         </w:numPr>
       </w:pPr>
       <w:r>
@@ -15022,7 +15804,7 @@
       <w:pPr>
         <w:numPr>
           <w:ilvl w:val="0"/>
-          <w:numId w:val="19"/>
+          <w:numId w:val="3"/>
         </w:numPr>
       </w:pPr>
       <w:r>
@@ -15035,7 +15817,7 @@
       <w:pPr>
         <w:numPr>
           <w:ilvl w:val="0"/>
-          <w:numId w:val="19"/>
+          <w:numId w:val="3"/>
         </w:numPr>
         <w:rPr>
           <w:b/>
@@ -15054,7 +15836,7 @@
       <w:pPr>
         <w:numPr>
           <w:ilvl w:val="0"/>
-          <w:numId w:val="19"/>
+          <w:numId w:val="3"/>
         </w:numPr>
       </w:pPr>
       <w:r>
@@ -15072,7 +15854,7 @@
       <w:pPr>
         <w:numPr>
           <w:ilvl w:val="0"/>
-          <w:numId w:val="19"/>
+          <w:numId w:val="3"/>
         </w:numPr>
       </w:pPr>
       <w:r>
@@ -15089,7 +15871,7 @@
       <w:pPr>
         <w:numPr>
           <w:ilvl w:val="0"/>
-          <w:numId w:val="19"/>
+          <w:numId w:val="3"/>
         </w:numPr>
       </w:pPr>
       <w:r>
@@ -15106,7 +15888,7 @@
       <w:pPr>
         <w:numPr>
           <w:ilvl w:val="0"/>
-          <w:numId w:val="19"/>
+          <w:numId w:val="3"/>
         </w:numPr>
       </w:pPr>
       <w:r>
@@ -15123,7 +15905,7 @@
       <w:pPr>
         <w:numPr>
           <w:ilvl w:val="0"/>
-          <w:numId w:val="19"/>
+          <w:numId w:val="3"/>
         </w:numPr>
       </w:pPr>
       <w:r>
@@ -15140,7 +15922,7 @@
       <w:pPr>
         <w:numPr>
           <w:ilvl w:val="0"/>
-          <w:numId w:val="19"/>
+          <w:numId w:val="3"/>
         </w:numPr>
       </w:pPr>
       <w:r>
@@ -15151,7 +15933,7 @@
       <w:pPr>
         <w:numPr>
           <w:ilvl w:val="0"/>
-          <w:numId w:val="19"/>
+          <w:numId w:val="3"/>
         </w:numPr>
       </w:pPr>
       <w:r>
@@ -15172,7 +15954,7 @@
       <w:pPr>
         <w:numPr>
           <w:ilvl w:val="0"/>
-          <w:numId w:val="19"/>
+          <w:numId w:val="3"/>
         </w:numPr>
       </w:pPr>
       <w:r>
@@ -15201,7 +15983,7 @@
       <w:pPr>
         <w:numPr>
           <w:ilvl w:val="0"/>
-          <w:numId w:val="19"/>
+          <w:numId w:val="3"/>
         </w:numPr>
       </w:pPr>
       <w:r>
@@ -15222,7 +16004,7 @@
       <w:pPr>
         <w:numPr>
           <w:ilvl w:val="0"/>
-          <w:numId w:val="19"/>
+          <w:numId w:val="3"/>
         </w:numPr>
       </w:pPr>
       <w:r>
@@ -15233,7 +16015,7 @@
       <w:pPr>
         <w:numPr>
           <w:ilvl w:val="0"/>
-          <w:numId w:val="19"/>
+          <w:numId w:val="3"/>
         </w:numPr>
       </w:pPr>
     </w:p>
@@ -15256,7 +16038,7 @@
       <w:pPr>
         <w:numPr>
           <w:ilvl w:val="0"/>
-          <w:numId w:val="29"/>
+          <w:numId w:val="4"/>
         </w:numPr>
       </w:pPr>
       <w:r>
@@ -15267,7 +16049,7 @@
       <w:pPr>
         <w:numPr>
           <w:ilvl w:val="0"/>
-          <w:numId w:val="29"/>
+          <w:numId w:val="4"/>
         </w:numPr>
       </w:pPr>
       <w:r>
@@ -15285,7 +16067,7 @@
       <w:pPr>
         <w:numPr>
           <w:ilvl w:val="0"/>
-          <w:numId w:val="29"/>
+          <w:numId w:val="4"/>
         </w:numPr>
       </w:pPr>
       <w:r>
@@ -15342,7 +16124,7 @@
       <w:pPr>
         <w:numPr>
           <w:ilvl w:val="0"/>
-          <w:numId w:val="30"/>
+          <w:numId w:val="5"/>
         </w:numPr>
       </w:pPr>
       <w:r>
@@ -15353,7 +16135,7 @@
       <w:pPr>
         <w:numPr>
           <w:ilvl w:val="0"/>
-          <w:numId w:val="30"/>
+          <w:numId w:val="5"/>
         </w:numPr>
       </w:pPr>
       <w:r>
@@ -15371,7 +16153,7 @@
       <w:pPr>
         <w:numPr>
           <w:ilvl w:val="0"/>
-          <w:numId w:val="30"/>
+          <w:numId w:val="5"/>
         </w:numPr>
       </w:pPr>
       <w:r>
@@ -15386,8 +16168,13 @@
       </w:r>
     </w:p>
     <w:p>
-      <w:r>
-        <w:t xml:space="preserve">So the workflow is </w:t>
+      <w:proofErr w:type="gramStart"/>
+      <w:r>
+        <w:t>So</w:t>
+      </w:r>
+      <w:proofErr w:type="gramEnd"/>
+      <w:r>
+        <w:t xml:space="preserve"> the workflow is </w:t>
       </w:r>
       <w:r>
         <w:rPr>
@@ -15435,7 +16222,7 @@
       <w:pPr>
         <w:numPr>
           <w:ilvl w:val="0"/>
-          <w:numId w:val="31"/>
+          <w:numId w:val="6"/>
         </w:numPr>
       </w:pPr>
       <w:r>
@@ -15453,7 +16240,7 @@
       <w:pPr>
         <w:numPr>
           <w:ilvl w:val="0"/>
-          <w:numId w:val="31"/>
+          <w:numId w:val="6"/>
         </w:numPr>
       </w:pPr>
       <w:r>
@@ -15515,7 +16302,7 @@
       <w:pPr>
         <w:numPr>
           <w:ilvl w:val="0"/>
-          <w:numId w:val="32"/>
+          <w:numId w:val="7"/>
         </w:numPr>
       </w:pPr>
       <w:r>
@@ -15526,7 +16313,7 @@
       <w:pPr>
         <w:numPr>
           <w:ilvl w:val="1"/>
-          <w:numId w:val="32"/>
+          <w:numId w:val="7"/>
         </w:numPr>
       </w:pPr>
       <w:r>
@@ -15537,7 +16324,7 @@
       <w:pPr>
         <w:numPr>
           <w:ilvl w:val="1"/>
-          <w:numId w:val="32"/>
+          <w:numId w:val="7"/>
         </w:numPr>
       </w:pPr>
       <w:r>
@@ -15552,7 +16339,7 @@
       <w:pPr>
         <w:numPr>
           <w:ilvl w:val="1"/>
-          <w:numId w:val="32"/>
+          <w:numId w:val="7"/>
         </w:numPr>
       </w:pPr>
       <w:r>
@@ -15772,7 +16559,7 @@
       <w:pPr>
         <w:numPr>
           <w:ilvl w:val="0"/>
-          <w:numId w:val="33"/>
+          <w:numId w:val="8"/>
         </w:numPr>
       </w:pPr>
       <w:r>
@@ -15789,7 +16576,7 @@
       <w:pPr>
         <w:numPr>
           <w:ilvl w:val="0"/>
-          <w:numId w:val="33"/>
+          <w:numId w:val="8"/>
         </w:numPr>
       </w:pPr>
       <w:r>
@@ -15853,7 +16640,7 @@
       <w:pPr>
         <w:numPr>
           <w:ilvl w:val="0"/>
-          <w:numId w:val="34"/>
+          <w:numId w:val="9"/>
         </w:numPr>
       </w:pPr>
       <w:r>
@@ -15877,7 +16664,7 @@
       <w:pPr>
         <w:numPr>
           <w:ilvl w:val="0"/>
-          <w:numId w:val="34"/>
+          <w:numId w:val="9"/>
         </w:numPr>
       </w:pPr>
       <w:r>
@@ -15901,7 +16688,7 @@
       <w:pPr>
         <w:numPr>
           <w:ilvl w:val="0"/>
-          <w:numId w:val="34"/>
+          <w:numId w:val="9"/>
         </w:numPr>
       </w:pPr>
       <w:r>
@@ -15928,7 +16715,7 @@
       <w:pPr>
         <w:numPr>
           <w:ilvl w:val="0"/>
-          <w:numId w:val="34"/>
+          <w:numId w:val="9"/>
         </w:numPr>
       </w:pPr>
       <w:r>
@@ -15955,7 +16742,7 @@
       <w:pPr>
         <w:numPr>
           <w:ilvl w:val="0"/>
-          <w:numId w:val="34"/>
+          <w:numId w:val="9"/>
         </w:numPr>
       </w:pPr>
       <w:r>
@@ -16005,7 +16792,7 @@
                     <pic:cNvPicPr/>
                   </pic:nvPicPr>
                   <pic:blipFill>
-                    <a:blip r:embed="rId19">
+                    <a:blip r:embed="rId21">
                       <a:extLst>
                         <a:ext uri="{28A0092B-C50C-407E-A947-70E740481C1C}">
                           <a14:useLocalDpi xmlns:a14="http://schemas.microsoft.com/office/drawing/2010/main" val="0"/>
@@ -16254,8 +17041,13 @@
         </w:rPr>
         <w:t>°</w:t>
       </w:r>
-      <w:r>
-        <w:t xml:space="preserve">C,based on weekly repeated cruises in the </w:t>
+      <w:proofErr w:type="gramStart"/>
+      <w:r>
+        <w:t>C,based</w:t>
+      </w:r>
+      <w:proofErr w:type="gramEnd"/>
+      <w:r>
+        <w:t xml:space="preserve"> on weekly repeated cruises in the </w:t>
       </w:r>
       <w:proofErr w:type="spellStart"/>
       <w:r>
@@ -16289,7 +17081,15 @@
       </w:r>
       <w:proofErr w:type="spellEnd"/>
       <w:r>
-        <w:t xml:space="preserve"> U, Clemmesen C (2018) Growth performance and survival of larval Atlantic herring, under the combined effects of elevated temperatures and CO 2 . </w:t>
+        <w:t xml:space="preserve"> U, Clemmesen C (2018) Growth performance and survival of larval Atlantic herring, under the combined effects of elevated temperatures and CO </w:t>
+      </w:r>
+      <w:proofErr w:type="gramStart"/>
+      <w:r>
+        <w:t>2 .</w:t>
+      </w:r>
+      <w:proofErr w:type="gramEnd"/>
+      <w:r>
+        <w:t xml:space="preserve"> </w:t>
       </w:r>
       <w:proofErr w:type="spellStart"/>
       <w:r>
@@ -16311,7 +17111,15 @@
         <w:t>y, S. 1998. Spatial-Temporal Fish Stock Assessment</w:t>
       </w:r>
       <w:r>
-        <w:t xml:space="preserve"> (Master’s Thesis)</w:t>
+        <w:t xml:space="preserve"> (</w:t>
+      </w:r>
+      <w:proofErr w:type="gramStart"/>
+      <w:r>
+        <w:t>Master’s</w:t>
+      </w:r>
+      <w:proofErr w:type="gramEnd"/>
+      <w:r>
+        <w:t xml:space="preserve"> Thesis)</w:t>
       </w:r>
       <w:r>
         <w:t>. University of Ottawa</w:t>
@@ -16319,7 +17127,7 @@
       <w:r>
         <w:t xml:space="preserve"> 0-612-28463-8. </w:t>
       </w:r>
-      <w:hyperlink r:id="rId20" w:history="1">
+      <w:hyperlink r:id="rId22" w:history="1">
         <w:r>
           <w:rPr>
             <w:rStyle w:val="Hyperlink"/>
@@ -16342,9 +17150,9 @@
 <file path=word/numbering.xml><?xml version="1.0" encoding="utf-8"?>
 <w:numbering xmlns:wpc="http://schemas.microsoft.com/office/word/2010/wordprocessingCanvas" xmlns:cx="http://schemas.microsoft.com/office/drawing/2014/chartex" xmlns:cx1="http://schemas.microsoft.com/office/drawing/2015/9/8/chartex" xmlns:cx2="http://schemas.microsoft.com/office/drawing/2015/10/21/chartex" xmlns:cx3="http://schemas.microsoft.com/office/drawing/2016/5/9/chartex" xmlns:cx4="http://schemas.microsoft.com/office/drawing/2016/5/10/chartex" xmlns:cx5="http://schemas.microsoft.com/office/drawing/2016/5/11/chartex" xmlns:cx6="http://schemas.microsoft.com/office/drawing/2016/5/12/chartex" xmlns:cx7="http://schemas.microsoft.com/office/drawing/2016/5/13/chartex" xmlns:cx8="http://schemas.microsoft.com/office/drawing/2016/5/14/chartex" xmlns:mc="http://schemas.openxmlformats.org/markup-compatibility/2006" xmlns:aink="http://schemas.microsoft.com/office/drawing/2016/ink" xmlns:am3d="http://schemas.microsoft.com/office/drawing/2017/model3d" xmlns:o="urn:schemas-microsoft-com:office:office" xmlns:oel="http://schemas.microsoft.com/office/2019/extlst" xmlns:r="http://schemas.openxmlformats.org/officeDocument/2006/relationships" xmlns:m="http://schemas.openxmlformats.org/officeDocument/2006/math" xmlns:v="urn:schemas-microsoft-com:vml" xmlns:wp14="http://schemas.microsoft.com/office/word/2010/wordprocessingDrawing" xmlns:wp="http://schemas.openxmlformats.org/drawingml/2006/wordprocessingDrawing" xmlns:w10="urn:schemas-microsoft-com:office:word" xmlns:w="http://schemas.openxmlformats.org/wordprocessingml/2006/main" xmlns:w14="http://schemas.microsoft.com/office/word/2010/wordml" xmlns:w15="http://schemas.microsoft.com/office/word/2012/wordml" xmlns:w16cex="http://schemas.microsoft.com/office/word/2018/wordml/cex" xmlns:w16cid="http://schemas.microsoft.com/office/word/2016/wordml/cid" xmlns:w16="http://schemas.microsoft.com/office/word/2018/wordml" xmlns:w16du="http://schemas.microsoft.com/office/word/2023/wordml/word16du" xmlns:w16sdtdh="http://schemas.microsoft.com/office/word/2020/wordml/sdtdatahash" xmlns:w16sdtfl="http://schemas.microsoft.com/office/word/2024/wordml/sdtformatlock" xmlns:w16se="http://schemas.microsoft.com/office/word/2015/wordml/symex" xmlns:wpg="http://schemas.microsoft.com/office/word/2010/wordprocessingGroup" xmlns:wpi="http://schemas.microsoft.com/office/word/2010/wordprocessingInk" xmlns:wne="http://schemas.microsoft.com/office/word/2006/wordml" xmlns:wps="http://schemas.microsoft.com/office/word/2010/wordprocessingShape" mc:Ignorable="w14 w15 w16se w16cid w16 w16cex w16sdtdh w16sdtfl w16du wp14">
   <w:abstractNum w:abstractNumId="0" w15:restartNumberingAfterBreak="0">
-    <w:nsid w:val="00A61388"/>
+    <w:nsid w:val="05913FE1"/>
     <w:multiLevelType w:val="multilevel"/>
-    <w:tmpl w:val="E39C5360"/>
+    <w:tmpl w:val="94946B80"/>
     <w:lvl w:ilvl="0">
       <w:start w:val="1"/>
       <w:numFmt w:val="bullet"/>
@@ -16491,9 +17299,9 @@
     </w:lvl>
   </w:abstractNum>
   <w:abstractNum w:abstractNumId="1" w15:restartNumberingAfterBreak="0">
-    <w:nsid w:val="01222232"/>
+    <w:nsid w:val="0DF47DE6"/>
     <w:multiLevelType w:val="multilevel"/>
-    <w:tmpl w:val="022A4B1A"/>
+    <w:tmpl w:val="79A64B24"/>
     <w:lvl w:ilvl="0">
       <w:start w:val="1"/>
       <w:numFmt w:val="bullet"/>
@@ -16640,9 +17448,9 @@
     </w:lvl>
   </w:abstractNum>
   <w:abstractNum w:abstractNumId="2" w15:restartNumberingAfterBreak="0">
-    <w:nsid w:val="05913FE1"/>
+    <w:nsid w:val="21AE4059"/>
     <w:multiLevelType w:val="multilevel"/>
-    <w:tmpl w:val="94946B80"/>
+    <w:tmpl w:val="8D6256D0"/>
     <w:lvl w:ilvl="0">
       <w:start w:val="1"/>
       <w:numFmt w:val="bullet"/>
@@ -16789,9 +17597,9 @@
     </w:lvl>
   </w:abstractNum>
   <w:abstractNum w:abstractNumId="3" w15:restartNumberingAfterBreak="0">
-    <w:nsid w:val="08FA0D50"/>
+    <w:nsid w:val="31E55C76"/>
     <w:multiLevelType w:val="multilevel"/>
-    <w:tmpl w:val="DFCAD0E4"/>
+    <w:tmpl w:val="B57029EA"/>
     <w:lvl w:ilvl="0">
       <w:start w:val="1"/>
       <w:numFmt w:val="bullet"/>
@@ -16938,121 +17746,307 @@
     </w:lvl>
   </w:abstractNum>
   <w:abstractNum w:abstractNumId="4" w15:restartNumberingAfterBreak="0">
-    <w:nsid w:val="0910651E"/>
-    <w:multiLevelType w:val="hybridMultilevel"/>
-    <w:tmpl w:val="DE725EF8"/>
-    <w:lvl w:ilvl="0" w:tplc="A978ED6C">
+    <w:nsid w:val="4F3163E4"/>
+    <w:multiLevelType w:val="multilevel"/>
+    <w:tmpl w:val="BF96894C"/>
+    <w:lvl w:ilvl="0">
+      <w:start w:val="1"/>
       <w:numFmt w:val="bullet"/>
       <w:lvlText w:val=""/>
       <w:lvlJc w:val="left"/>
       <w:pPr>
+        <w:tabs>
+          <w:tab w:val="num" w:pos="720"/>
+        </w:tabs>
         <w:ind w:left="720" w:hanging="360"/>
       </w:pPr>
       <w:rPr>
-        <w:rFonts w:ascii="Symbol" w:eastAsiaTheme="minorEastAsia" w:hAnsi="Symbol" w:cstheme="minorBidi" w:hint="default"/>
+        <w:rFonts w:ascii="Symbol" w:hAnsi="Symbol" w:hint="default"/>
+        <w:sz w:val="20"/>
       </w:rPr>
     </w:lvl>
-    <w:lvl w:ilvl="1" w:tplc="10090003">
+    <w:lvl w:ilvl="1" w:tentative="1">
       <w:start w:val="1"/>
       <w:numFmt w:val="bullet"/>
       <w:lvlText w:val="o"/>
       <w:lvlJc w:val="left"/>
       <w:pPr>
+        <w:tabs>
+          <w:tab w:val="num" w:pos="1440"/>
+        </w:tabs>
         <w:ind w:left="1440" w:hanging="360"/>
       </w:pPr>
       <w:rPr>
-        <w:rFonts w:ascii="Courier New" w:hAnsi="Courier New" w:cs="Courier New" w:hint="default"/>
+        <w:rFonts w:ascii="Courier New" w:hAnsi="Courier New" w:hint="default"/>
+        <w:sz w:val="20"/>
       </w:rPr>
     </w:lvl>
-    <w:lvl w:ilvl="2" w:tplc="10090005" w:tentative="1">
+    <w:lvl w:ilvl="2" w:tentative="1">
       <w:start w:val="1"/>
       <w:numFmt w:val="bullet"/>
       <w:lvlText w:val=""/>
       <w:lvlJc w:val="left"/>
       <w:pPr>
+        <w:tabs>
+          <w:tab w:val="num" w:pos="2160"/>
+        </w:tabs>
         <w:ind w:left="2160" w:hanging="360"/>
       </w:pPr>
       <w:rPr>
         <w:rFonts w:ascii="Wingdings" w:hAnsi="Wingdings" w:hint="default"/>
+        <w:sz w:val="20"/>
       </w:rPr>
     </w:lvl>
-    <w:lvl w:ilvl="3" w:tplc="10090001" w:tentative="1">
+    <w:lvl w:ilvl="3" w:tentative="1">
+      <w:start w:val="1"/>
+      <w:numFmt w:val="bullet"/>
+      <w:lvlText w:val=""/>
+      <w:lvlJc w:val="left"/>
+      <w:pPr>
+        <w:tabs>
+          <w:tab w:val="num" w:pos="2880"/>
+        </w:tabs>
+        <w:ind w:left="2880" w:hanging="360"/>
+      </w:pPr>
+      <w:rPr>
+        <w:rFonts w:ascii="Wingdings" w:hAnsi="Wingdings" w:hint="default"/>
+        <w:sz w:val="20"/>
+      </w:rPr>
+    </w:lvl>
+    <w:lvl w:ilvl="4" w:tentative="1">
+      <w:start w:val="1"/>
+      <w:numFmt w:val="bullet"/>
+      <w:lvlText w:val=""/>
+      <w:lvlJc w:val="left"/>
+      <w:pPr>
+        <w:tabs>
+          <w:tab w:val="num" w:pos="3600"/>
+        </w:tabs>
+        <w:ind w:left="3600" w:hanging="360"/>
+      </w:pPr>
+      <w:rPr>
+        <w:rFonts w:ascii="Wingdings" w:hAnsi="Wingdings" w:hint="default"/>
+        <w:sz w:val="20"/>
+      </w:rPr>
+    </w:lvl>
+    <w:lvl w:ilvl="5" w:tentative="1">
+      <w:start w:val="1"/>
+      <w:numFmt w:val="bullet"/>
+      <w:lvlText w:val=""/>
+      <w:lvlJc w:val="left"/>
+      <w:pPr>
+        <w:tabs>
+          <w:tab w:val="num" w:pos="4320"/>
+        </w:tabs>
+        <w:ind w:left="4320" w:hanging="360"/>
+      </w:pPr>
+      <w:rPr>
+        <w:rFonts w:ascii="Wingdings" w:hAnsi="Wingdings" w:hint="default"/>
+        <w:sz w:val="20"/>
+      </w:rPr>
+    </w:lvl>
+    <w:lvl w:ilvl="6" w:tentative="1">
+      <w:start w:val="1"/>
+      <w:numFmt w:val="bullet"/>
+      <w:lvlText w:val=""/>
+      <w:lvlJc w:val="left"/>
+      <w:pPr>
+        <w:tabs>
+          <w:tab w:val="num" w:pos="5040"/>
+        </w:tabs>
+        <w:ind w:left="5040" w:hanging="360"/>
+      </w:pPr>
+      <w:rPr>
+        <w:rFonts w:ascii="Wingdings" w:hAnsi="Wingdings" w:hint="default"/>
+        <w:sz w:val="20"/>
+      </w:rPr>
+    </w:lvl>
+    <w:lvl w:ilvl="7" w:tentative="1">
+      <w:start w:val="1"/>
+      <w:numFmt w:val="bullet"/>
+      <w:lvlText w:val=""/>
+      <w:lvlJc w:val="left"/>
+      <w:pPr>
+        <w:tabs>
+          <w:tab w:val="num" w:pos="5760"/>
+        </w:tabs>
+        <w:ind w:left="5760" w:hanging="360"/>
+      </w:pPr>
+      <w:rPr>
+        <w:rFonts w:ascii="Wingdings" w:hAnsi="Wingdings" w:hint="default"/>
+        <w:sz w:val="20"/>
+      </w:rPr>
+    </w:lvl>
+    <w:lvl w:ilvl="8" w:tentative="1">
+      <w:start w:val="1"/>
+      <w:numFmt w:val="bullet"/>
+      <w:lvlText w:val=""/>
+      <w:lvlJc w:val="left"/>
+      <w:pPr>
+        <w:tabs>
+          <w:tab w:val="num" w:pos="6480"/>
+        </w:tabs>
+        <w:ind w:left="6480" w:hanging="360"/>
+      </w:pPr>
+      <w:rPr>
+        <w:rFonts w:ascii="Wingdings" w:hAnsi="Wingdings" w:hint="default"/>
+        <w:sz w:val="20"/>
+      </w:rPr>
+    </w:lvl>
+  </w:abstractNum>
+  <w:abstractNum w:abstractNumId="5" w15:restartNumberingAfterBreak="0">
+    <w:nsid w:val="521B2236"/>
+    <w:multiLevelType w:val="multilevel"/>
+    <w:tmpl w:val="3E8A9E18"/>
+    <w:lvl w:ilvl="0">
       <w:start w:val="1"/>
       <w:numFmt w:val="bullet"/>
       <w:lvlText w:val=""/>
       <w:lvlJc w:val="left"/>
       <w:pPr>
-        <w:ind w:left="2880" w:hanging="360"/>
+        <w:tabs>
+          <w:tab w:val="num" w:pos="720"/>
+        </w:tabs>
+        <w:ind w:left="720" w:hanging="360"/>
       </w:pPr>
       <w:rPr>
         <w:rFonts w:ascii="Symbol" w:hAnsi="Symbol" w:hint="default"/>
+        <w:sz w:val="20"/>
       </w:rPr>
     </w:lvl>
-    <w:lvl w:ilvl="4" w:tplc="10090003" w:tentative="1">
+    <w:lvl w:ilvl="1" w:tentative="1">
       <w:start w:val="1"/>
       <w:numFmt w:val="bullet"/>
       <w:lvlText w:val="o"/>
       <w:lvlJc w:val="left"/>
       <w:pPr>
-        <w:ind w:left="3600" w:hanging="360"/>
+        <w:tabs>
+          <w:tab w:val="num" w:pos="1440"/>
+        </w:tabs>
+        <w:ind w:left="1440" w:hanging="360"/>
       </w:pPr>
       <w:rPr>
-        <w:rFonts w:ascii="Courier New" w:hAnsi="Courier New" w:cs="Courier New" w:hint="default"/>
+        <w:rFonts w:ascii="Courier New" w:hAnsi="Courier New" w:hint="default"/>
+        <w:sz w:val="20"/>
       </w:rPr>
     </w:lvl>
-    <w:lvl w:ilvl="5" w:tplc="10090005" w:tentative="1">
+    <w:lvl w:ilvl="2" w:tentative="1">
       <w:start w:val="1"/>
       <w:numFmt w:val="bullet"/>
       <w:lvlText w:val=""/>
       <w:lvlJc w:val="left"/>
       <w:pPr>
-        <w:ind w:left="4320" w:hanging="360"/>
+        <w:tabs>
+          <w:tab w:val="num" w:pos="2160"/>
+        </w:tabs>
+        <w:ind w:left="2160" w:hanging="360"/>
       </w:pPr>
       <w:rPr>
         <w:rFonts w:ascii="Wingdings" w:hAnsi="Wingdings" w:hint="default"/>
+        <w:sz w:val="20"/>
       </w:rPr>
     </w:lvl>
-    <w:lvl w:ilvl="6" w:tplc="10090001" w:tentative="1">
-      <w:start w:val="1"/>
-      <w:numFmt w:val="bullet"/>
-      <w:lvlText w:val=""/>
-      <w:lvlJc w:val="left"/>
-      <w:pPr>
-        <w:ind w:left="5040" w:hanging="360"/>
-      </w:pPr>
-      <w:rPr>
-        <w:rFonts w:ascii="Symbol" w:hAnsi="Symbol" w:hint="default"/>
-      </w:rPr>
-    </w:lvl>
-    <w:lvl w:ilvl="7" w:tplc="10090003" w:tentative="1">
-      <w:start w:val="1"/>
-      <w:numFmt w:val="bullet"/>
-      <w:lvlText w:val="o"/>
-      <w:lvlJc w:val="left"/>
-      <w:pPr>
-        <w:ind w:left="5760" w:hanging="360"/>
-      </w:pPr>
-      <w:rPr>
-        <w:rFonts w:ascii="Courier New" w:hAnsi="Courier New" w:cs="Courier New" w:hint="default"/>
-      </w:rPr>
-    </w:lvl>
-    <w:lvl w:ilvl="8" w:tplc="10090005" w:tentative="1">
+    <w:lvl w:ilvl="3" w:tentative="1">
       <w:start w:val="1"/>
       <w:numFmt w:val="bullet"/>
       <w:lvlText w:val=""/>
       <w:lvlJc w:val="left"/>
       <w:pPr>
-        <w:ind w:left="6480" w:hanging="360"/>
+        <w:tabs>
+          <w:tab w:val="num" w:pos="2880"/>
+        </w:tabs>
+        <w:ind w:left="2880" w:hanging="360"/>
       </w:pPr>
       <w:rPr>
         <w:rFonts w:ascii="Wingdings" w:hAnsi="Wingdings" w:hint="default"/>
+        <w:sz w:val="20"/>
+      </w:rPr>
+    </w:lvl>
+    <w:lvl w:ilvl="4" w:tentative="1">
+      <w:start w:val="1"/>
+      <w:numFmt w:val="bullet"/>
+      <w:lvlText w:val=""/>
+      <w:lvlJc w:val="left"/>
+      <w:pPr>
+        <w:tabs>
+          <w:tab w:val="num" w:pos="3600"/>
+        </w:tabs>
+        <w:ind w:left="3600" w:hanging="360"/>
+      </w:pPr>
+      <w:rPr>
+        <w:rFonts w:ascii="Wingdings" w:hAnsi="Wingdings" w:hint="default"/>
+        <w:sz w:val="20"/>
+      </w:rPr>
+    </w:lvl>
+    <w:lvl w:ilvl="5" w:tentative="1">
+      <w:start w:val="1"/>
+      <w:numFmt w:val="bullet"/>
+      <w:lvlText w:val=""/>
+      <w:lvlJc w:val="left"/>
+      <w:pPr>
+        <w:tabs>
+          <w:tab w:val="num" w:pos="4320"/>
+        </w:tabs>
+        <w:ind w:left="4320" w:hanging="360"/>
+      </w:pPr>
+      <w:rPr>
+        <w:rFonts w:ascii="Wingdings" w:hAnsi="Wingdings" w:hint="default"/>
+        <w:sz w:val="20"/>
+      </w:rPr>
+    </w:lvl>
+    <w:lvl w:ilvl="6" w:tentative="1">
+      <w:start w:val="1"/>
+      <w:numFmt w:val="bullet"/>
+      <w:lvlText w:val=""/>
+      <w:lvlJc w:val="left"/>
+      <w:pPr>
+        <w:tabs>
+          <w:tab w:val="num" w:pos="5040"/>
+        </w:tabs>
+        <w:ind w:left="5040" w:hanging="360"/>
+      </w:pPr>
+      <w:rPr>
+        <w:rFonts w:ascii="Wingdings" w:hAnsi="Wingdings" w:hint="default"/>
+        <w:sz w:val="20"/>
+      </w:rPr>
+    </w:lvl>
+    <w:lvl w:ilvl="7" w:tentative="1">
+      <w:start w:val="1"/>
+      <w:numFmt w:val="bullet"/>
+      <w:lvlText w:val=""/>
+      <w:lvlJc w:val="left"/>
+      <w:pPr>
+        <w:tabs>
+          <w:tab w:val="num" w:pos="5760"/>
+        </w:tabs>
+        <w:ind w:left="5760" w:hanging="360"/>
+      </w:pPr>
+      <w:rPr>
+        <w:rFonts w:ascii="Wingdings" w:hAnsi="Wingdings" w:hint="default"/>
+        <w:sz w:val="20"/>
+      </w:rPr>
+    </w:lvl>
+    <w:lvl w:ilvl="8" w:tentative="1">
+      <w:start w:val="1"/>
+      <w:numFmt w:val="bullet"/>
+      <w:lvlText w:val=""/>
+      <w:lvlJc w:val="left"/>
+      <w:pPr>
+        <w:tabs>
+          <w:tab w:val="num" w:pos="6480"/>
+        </w:tabs>
+        <w:ind w:left="6480" w:hanging="360"/>
+      </w:pPr>
+      <w:rPr>
+        <w:rFonts w:ascii="Wingdings" w:hAnsi="Wingdings" w:hint="default"/>
+        <w:sz w:val="20"/>
       </w:rPr>
     </w:lvl>
   </w:abstractNum>
-  <w:abstractNum w:abstractNumId="5" w15:restartNumberingAfterBreak="0">
-    <w:nsid w:val="091F1C55"/>
+  <w:abstractNum w:abstractNumId="6" w15:restartNumberingAfterBreak="0">
+    <w:nsid w:val="5EDB3A11"/>
     <w:multiLevelType w:val="multilevel"/>
-    <w:tmpl w:val="62385442"/>
+    <w:tmpl w:val="BBAA0D1E"/>
     <w:lvl w:ilvl="0">
       <w:start w:val="1"/>
       <w:numFmt w:val="bullet"/>
@@ -17198,10 +18192,10 @@
       </w:rPr>
     </w:lvl>
   </w:abstractNum>
-  <w:abstractNum w:abstractNumId="6" w15:restartNumberingAfterBreak="0">
-    <w:nsid w:val="0DBF0E8F"/>
+  <w:abstractNum w:abstractNumId="7" w15:restartNumberingAfterBreak="0">
+    <w:nsid w:val="606F47B1"/>
     <w:multiLevelType w:val="multilevel"/>
-    <w:tmpl w:val="7F10F3BE"/>
+    <w:tmpl w:val="09BCE028"/>
     <w:lvl w:ilvl="0">
       <w:start w:val="1"/>
       <w:numFmt w:val="bullet"/>
@@ -17347,10 +18341,10 @@
       </w:rPr>
     </w:lvl>
   </w:abstractNum>
-  <w:abstractNum w:abstractNumId="7" w15:restartNumberingAfterBreak="0">
-    <w:nsid w:val="0DF47DE6"/>
+  <w:abstractNum w:abstractNumId="8" w15:restartNumberingAfterBreak="0">
+    <w:nsid w:val="6A9A63A7"/>
     <w:multiLevelType w:val="multilevel"/>
-    <w:tmpl w:val="79A64B24"/>
+    <w:tmpl w:val="8BEA2F3A"/>
     <w:lvl w:ilvl="0">
       <w:start w:val="1"/>
       <w:numFmt w:val="bullet"/>
@@ -17496,10 +18490,10 @@
       </w:rPr>
     </w:lvl>
   </w:abstractNum>
-  <w:abstractNum w:abstractNumId="8" w15:restartNumberingAfterBreak="0">
-    <w:nsid w:val="12D76C42"/>
+  <w:abstractNum w:abstractNumId="9" w15:restartNumberingAfterBreak="0">
+    <w:nsid w:val="7B6E0106"/>
     <w:multiLevelType w:val="multilevel"/>
-    <w:tmpl w:val="E0F4A42E"/>
+    <w:tmpl w:val="E96A265A"/>
     <w:lvl w:ilvl="0">
       <w:start w:val="1"/>
       <w:numFmt w:val="bullet"/>
@@ -17645,4811 +18639,10 @@
       </w:rPr>
     </w:lvl>
   </w:abstractNum>
-  <w:abstractNum w:abstractNumId="9" w15:restartNumberingAfterBreak="0">
-    <w:nsid w:val="12E7593C"/>
+  <w:abstractNum w:abstractNumId="10" w15:restartNumberingAfterBreak="0">
+    <w:nsid w:val="7F8F63E0"/>
     <w:multiLevelType w:val="multilevel"/>
-    <w:tmpl w:val="16D08E6E"/>
-    <w:lvl w:ilvl="0">
-      <w:start w:val="1"/>
-      <w:numFmt w:val="bullet"/>
-      <w:lvlText w:val=""/>
-      <w:lvlJc w:val="left"/>
-      <w:pPr>
-        <w:tabs>
-          <w:tab w:val="num" w:pos="720"/>
-        </w:tabs>
-        <w:ind w:left="720" w:hanging="360"/>
-      </w:pPr>
-      <w:rPr>
-        <w:rFonts w:ascii="Symbol" w:hAnsi="Symbol" w:hint="default"/>
-        <w:sz w:val="20"/>
-      </w:rPr>
-    </w:lvl>
-    <w:lvl w:ilvl="1" w:tentative="1">
-      <w:start w:val="1"/>
-      <w:numFmt w:val="bullet"/>
-      <w:lvlText w:val="o"/>
-      <w:lvlJc w:val="left"/>
-      <w:pPr>
-        <w:tabs>
-          <w:tab w:val="num" w:pos="1440"/>
-        </w:tabs>
-        <w:ind w:left="1440" w:hanging="360"/>
-      </w:pPr>
-      <w:rPr>
-        <w:rFonts w:ascii="Courier New" w:hAnsi="Courier New" w:hint="default"/>
-        <w:sz w:val="20"/>
-      </w:rPr>
-    </w:lvl>
-    <w:lvl w:ilvl="2" w:tentative="1">
-      <w:start w:val="1"/>
-      <w:numFmt w:val="bullet"/>
-      <w:lvlText w:val=""/>
-      <w:lvlJc w:val="left"/>
-      <w:pPr>
-        <w:tabs>
-          <w:tab w:val="num" w:pos="2160"/>
-        </w:tabs>
-        <w:ind w:left="2160" w:hanging="360"/>
-      </w:pPr>
-      <w:rPr>
-        <w:rFonts w:ascii="Wingdings" w:hAnsi="Wingdings" w:hint="default"/>
-        <w:sz w:val="20"/>
-      </w:rPr>
-    </w:lvl>
-    <w:lvl w:ilvl="3" w:tentative="1">
-      <w:start w:val="1"/>
-      <w:numFmt w:val="bullet"/>
-      <w:lvlText w:val=""/>
-      <w:lvlJc w:val="left"/>
-      <w:pPr>
-        <w:tabs>
-          <w:tab w:val="num" w:pos="2880"/>
-        </w:tabs>
-        <w:ind w:left="2880" w:hanging="360"/>
-      </w:pPr>
-      <w:rPr>
-        <w:rFonts w:ascii="Wingdings" w:hAnsi="Wingdings" w:hint="default"/>
-        <w:sz w:val="20"/>
-      </w:rPr>
-    </w:lvl>
-    <w:lvl w:ilvl="4" w:tentative="1">
-      <w:start w:val="1"/>
-      <w:numFmt w:val="bullet"/>
-      <w:lvlText w:val=""/>
-      <w:lvlJc w:val="left"/>
-      <w:pPr>
-        <w:tabs>
-          <w:tab w:val="num" w:pos="3600"/>
-        </w:tabs>
-        <w:ind w:left="3600" w:hanging="360"/>
-      </w:pPr>
-      <w:rPr>
-        <w:rFonts w:ascii="Wingdings" w:hAnsi="Wingdings" w:hint="default"/>
-        <w:sz w:val="20"/>
-      </w:rPr>
-    </w:lvl>
-    <w:lvl w:ilvl="5" w:tentative="1">
-      <w:start w:val="1"/>
-      <w:numFmt w:val="bullet"/>
-      <w:lvlText w:val=""/>
-      <w:lvlJc w:val="left"/>
-      <w:pPr>
-        <w:tabs>
-          <w:tab w:val="num" w:pos="4320"/>
-        </w:tabs>
-        <w:ind w:left="4320" w:hanging="360"/>
-      </w:pPr>
-      <w:rPr>
-        <w:rFonts w:ascii="Wingdings" w:hAnsi="Wingdings" w:hint="default"/>
-        <w:sz w:val="20"/>
-      </w:rPr>
-    </w:lvl>
-    <w:lvl w:ilvl="6" w:tentative="1">
-      <w:start w:val="1"/>
-      <w:numFmt w:val="bullet"/>
-      <w:lvlText w:val=""/>
-      <w:lvlJc w:val="left"/>
-      <w:pPr>
-        <w:tabs>
-          <w:tab w:val="num" w:pos="5040"/>
-        </w:tabs>
-        <w:ind w:left="5040" w:hanging="360"/>
-      </w:pPr>
-      <w:rPr>
-        <w:rFonts w:ascii="Wingdings" w:hAnsi="Wingdings" w:hint="default"/>
-        <w:sz w:val="20"/>
-      </w:rPr>
-    </w:lvl>
-    <w:lvl w:ilvl="7" w:tentative="1">
-      <w:start w:val="1"/>
-      <w:numFmt w:val="bullet"/>
-      <w:lvlText w:val=""/>
-      <w:lvlJc w:val="left"/>
-      <w:pPr>
-        <w:tabs>
-          <w:tab w:val="num" w:pos="5760"/>
-        </w:tabs>
-        <w:ind w:left="5760" w:hanging="360"/>
-      </w:pPr>
-      <w:rPr>
-        <w:rFonts w:ascii="Wingdings" w:hAnsi="Wingdings" w:hint="default"/>
-        <w:sz w:val="20"/>
-      </w:rPr>
-    </w:lvl>
-    <w:lvl w:ilvl="8" w:tentative="1">
-      <w:start w:val="1"/>
-      <w:numFmt w:val="bullet"/>
-      <w:lvlText w:val=""/>
-      <w:lvlJc w:val="left"/>
-      <w:pPr>
-        <w:tabs>
-          <w:tab w:val="num" w:pos="6480"/>
-        </w:tabs>
-        <w:ind w:left="6480" w:hanging="360"/>
-      </w:pPr>
-      <w:rPr>
-        <w:rFonts w:ascii="Wingdings" w:hAnsi="Wingdings" w:hint="default"/>
-        <w:sz w:val="20"/>
-      </w:rPr>
-    </w:lvl>
-  </w:abstractNum>
-  <w:abstractNum w:abstractNumId="10" w15:restartNumberingAfterBreak="0">
-    <w:nsid w:val="15FD3C76"/>
-    <w:multiLevelType w:val="multilevel"/>
-    <w:tmpl w:val="7324CDA2"/>
-    <w:lvl w:ilvl="0">
-      <w:start w:val="1"/>
-      <w:numFmt w:val="bullet"/>
-      <w:lvlText w:val=""/>
-      <w:lvlJc w:val="left"/>
-      <w:pPr>
-        <w:tabs>
-          <w:tab w:val="num" w:pos="720"/>
-        </w:tabs>
-        <w:ind w:left="720" w:hanging="360"/>
-      </w:pPr>
-      <w:rPr>
-        <w:rFonts w:ascii="Symbol" w:hAnsi="Symbol" w:hint="default"/>
-        <w:sz w:val="20"/>
-      </w:rPr>
-    </w:lvl>
-    <w:lvl w:ilvl="1" w:tentative="1">
-      <w:start w:val="1"/>
-      <w:numFmt w:val="bullet"/>
-      <w:lvlText w:val="o"/>
-      <w:lvlJc w:val="left"/>
-      <w:pPr>
-        <w:tabs>
-          <w:tab w:val="num" w:pos="1440"/>
-        </w:tabs>
-        <w:ind w:left="1440" w:hanging="360"/>
-      </w:pPr>
-      <w:rPr>
-        <w:rFonts w:ascii="Courier New" w:hAnsi="Courier New" w:hint="default"/>
-        <w:sz w:val="20"/>
-      </w:rPr>
-    </w:lvl>
-    <w:lvl w:ilvl="2" w:tentative="1">
-      <w:start w:val="1"/>
-      <w:numFmt w:val="bullet"/>
-      <w:lvlText w:val=""/>
-      <w:lvlJc w:val="left"/>
-      <w:pPr>
-        <w:tabs>
-          <w:tab w:val="num" w:pos="2160"/>
-        </w:tabs>
-        <w:ind w:left="2160" w:hanging="360"/>
-      </w:pPr>
-      <w:rPr>
-        <w:rFonts w:ascii="Wingdings" w:hAnsi="Wingdings" w:hint="default"/>
-        <w:sz w:val="20"/>
-      </w:rPr>
-    </w:lvl>
-    <w:lvl w:ilvl="3" w:tentative="1">
-      <w:start w:val="1"/>
-      <w:numFmt w:val="bullet"/>
-      <w:lvlText w:val=""/>
-      <w:lvlJc w:val="left"/>
-      <w:pPr>
-        <w:tabs>
-          <w:tab w:val="num" w:pos="2880"/>
-        </w:tabs>
-        <w:ind w:left="2880" w:hanging="360"/>
-      </w:pPr>
-      <w:rPr>
-        <w:rFonts w:ascii="Wingdings" w:hAnsi="Wingdings" w:hint="default"/>
-        <w:sz w:val="20"/>
-      </w:rPr>
-    </w:lvl>
-    <w:lvl w:ilvl="4" w:tentative="1">
-      <w:start w:val="1"/>
-      <w:numFmt w:val="bullet"/>
-      <w:lvlText w:val=""/>
-      <w:lvlJc w:val="left"/>
-      <w:pPr>
-        <w:tabs>
-          <w:tab w:val="num" w:pos="3600"/>
-        </w:tabs>
-        <w:ind w:left="3600" w:hanging="360"/>
-      </w:pPr>
-      <w:rPr>
-        <w:rFonts w:ascii="Wingdings" w:hAnsi="Wingdings" w:hint="default"/>
-        <w:sz w:val="20"/>
-      </w:rPr>
-    </w:lvl>
-    <w:lvl w:ilvl="5" w:tentative="1">
-      <w:start w:val="1"/>
-      <w:numFmt w:val="bullet"/>
-      <w:lvlText w:val=""/>
-      <w:lvlJc w:val="left"/>
-      <w:pPr>
-        <w:tabs>
-          <w:tab w:val="num" w:pos="4320"/>
-        </w:tabs>
-        <w:ind w:left="4320" w:hanging="360"/>
-      </w:pPr>
-      <w:rPr>
-        <w:rFonts w:ascii="Wingdings" w:hAnsi="Wingdings" w:hint="default"/>
-        <w:sz w:val="20"/>
-      </w:rPr>
-    </w:lvl>
-    <w:lvl w:ilvl="6" w:tentative="1">
-      <w:start w:val="1"/>
-      <w:numFmt w:val="bullet"/>
-      <w:lvlText w:val=""/>
-      <w:lvlJc w:val="left"/>
-      <w:pPr>
-        <w:tabs>
-          <w:tab w:val="num" w:pos="5040"/>
-        </w:tabs>
-        <w:ind w:left="5040" w:hanging="360"/>
-      </w:pPr>
-      <w:rPr>
-        <w:rFonts w:ascii="Wingdings" w:hAnsi="Wingdings" w:hint="default"/>
-        <w:sz w:val="20"/>
-      </w:rPr>
-    </w:lvl>
-    <w:lvl w:ilvl="7" w:tentative="1">
-      <w:start w:val="1"/>
-      <w:numFmt w:val="bullet"/>
-      <w:lvlText w:val=""/>
-      <w:lvlJc w:val="left"/>
-      <w:pPr>
-        <w:tabs>
-          <w:tab w:val="num" w:pos="5760"/>
-        </w:tabs>
-        <w:ind w:left="5760" w:hanging="360"/>
-      </w:pPr>
-      <w:rPr>
-        <w:rFonts w:ascii="Wingdings" w:hAnsi="Wingdings" w:hint="default"/>
-        <w:sz w:val="20"/>
-      </w:rPr>
-    </w:lvl>
-    <w:lvl w:ilvl="8" w:tentative="1">
-      <w:start w:val="1"/>
-      <w:numFmt w:val="bullet"/>
-      <w:lvlText w:val=""/>
-      <w:lvlJc w:val="left"/>
-      <w:pPr>
-        <w:tabs>
-          <w:tab w:val="num" w:pos="6480"/>
-        </w:tabs>
-        <w:ind w:left="6480" w:hanging="360"/>
-      </w:pPr>
-      <w:rPr>
-        <w:rFonts w:ascii="Wingdings" w:hAnsi="Wingdings" w:hint="default"/>
-        <w:sz w:val="20"/>
-      </w:rPr>
-    </w:lvl>
-  </w:abstractNum>
-  <w:abstractNum w:abstractNumId="11" w15:restartNumberingAfterBreak="0">
-    <w:nsid w:val="1945314A"/>
-    <w:multiLevelType w:val="multilevel"/>
-    <w:tmpl w:val="23829230"/>
-    <w:lvl w:ilvl="0">
-      <w:start w:val="1"/>
-      <w:numFmt w:val="bullet"/>
-      <w:lvlText w:val=""/>
-      <w:lvlJc w:val="left"/>
-      <w:pPr>
-        <w:tabs>
-          <w:tab w:val="num" w:pos="720"/>
-        </w:tabs>
-        <w:ind w:left="720" w:hanging="360"/>
-      </w:pPr>
-      <w:rPr>
-        <w:rFonts w:ascii="Symbol" w:hAnsi="Symbol" w:hint="default"/>
-        <w:sz w:val="20"/>
-      </w:rPr>
-    </w:lvl>
-    <w:lvl w:ilvl="1" w:tentative="1">
-      <w:start w:val="1"/>
-      <w:numFmt w:val="bullet"/>
-      <w:lvlText w:val="o"/>
-      <w:lvlJc w:val="left"/>
-      <w:pPr>
-        <w:tabs>
-          <w:tab w:val="num" w:pos="1440"/>
-        </w:tabs>
-        <w:ind w:left="1440" w:hanging="360"/>
-      </w:pPr>
-      <w:rPr>
-        <w:rFonts w:ascii="Courier New" w:hAnsi="Courier New" w:hint="default"/>
-        <w:sz w:val="20"/>
-      </w:rPr>
-    </w:lvl>
-    <w:lvl w:ilvl="2" w:tentative="1">
-      <w:start w:val="1"/>
-      <w:numFmt w:val="bullet"/>
-      <w:lvlText w:val=""/>
-      <w:lvlJc w:val="left"/>
-      <w:pPr>
-        <w:tabs>
-          <w:tab w:val="num" w:pos="2160"/>
-        </w:tabs>
-        <w:ind w:left="2160" w:hanging="360"/>
-      </w:pPr>
-      <w:rPr>
-        <w:rFonts w:ascii="Wingdings" w:hAnsi="Wingdings" w:hint="default"/>
-        <w:sz w:val="20"/>
-      </w:rPr>
-    </w:lvl>
-    <w:lvl w:ilvl="3" w:tentative="1">
-      <w:start w:val="1"/>
-      <w:numFmt w:val="bullet"/>
-      <w:lvlText w:val=""/>
-      <w:lvlJc w:val="left"/>
-      <w:pPr>
-        <w:tabs>
-          <w:tab w:val="num" w:pos="2880"/>
-        </w:tabs>
-        <w:ind w:left="2880" w:hanging="360"/>
-      </w:pPr>
-      <w:rPr>
-        <w:rFonts w:ascii="Wingdings" w:hAnsi="Wingdings" w:hint="default"/>
-        <w:sz w:val="20"/>
-      </w:rPr>
-    </w:lvl>
-    <w:lvl w:ilvl="4" w:tentative="1">
-      <w:start w:val="1"/>
-      <w:numFmt w:val="bullet"/>
-      <w:lvlText w:val=""/>
-      <w:lvlJc w:val="left"/>
-      <w:pPr>
-        <w:tabs>
-          <w:tab w:val="num" w:pos="3600"/>
-        </w:tabs>
-        <w:ind w:left="3600" w:hanging="360"/>
-      </w:pPr>
-      <w:rPr>
-        <w:rFonts w:ascii="Wingdings" w:hAnsi="Wingdings" w:hint="default"/>
-        <w:sz w:val="20"/>
-      </w:rPr>
-    </w:lvl>
-    <w:lvl w:ilvl="5" w:tentative="1">
-      <w:start w:val="1"/>
-      <w:numFmt w:val="bullet"/>
-      <w:lvlText w:val=""/>
-      <w:lvlJc w:val="left"/>
-      <w:pPr>
-        <w:tabs>
-          <w:tab w:val="num" w:pos="4320"/>
-        </w:tabs>
-        <w:ind w:left="4320" w:hanging="360"/>
-      </w:pPr>
-      <w:rPr>
-        <w:rFonts w:ascii="Wingdings" w:hAnsi="Wingdings" w:hint="default"/>
-        <w:sz w:val="20"/>
-      </w:rPr>
-    </w:lvl>
-    <w:lvl w:ilvl="6" w:tentative="1">
-      <w:start w:val="1"/>
-      <w:numFmt w:val="bullet"/>
-      <w:lvlText w:val=""/>
-      <w:lvlJc w:val="left"/>
-      <w:pPr>
-        <w:tabs>
-          <w:tab w:val="num" w:pos="5040"/>
-        </w:tabs>
-        <w:ind w:left="5040" w:hanging="360"/>
-      </w:pPr>
-      <w:rPr>
-        <w:rFonts w:ascii="Wingdings" w:hAnsi="Wingdings" w:hint="default"/>
-        <w:sz w:val="20"/>
-      </w:rPr>
-    </w:lvl>
-    <w:lvl w:ilvl="7" w:tentative="1">
-      <w:start w:val="1"/>
-      <w:numFmt w:val="bullet"/>
-      <w:lvlText w:val=""/>
-      <w:lvlJc w:val="left"/>
-      <w:pPr>
-        <w:tabs>
-          <w:tab w:val="num" w:pos="5760"/>
-        </w:tabs>
-        <w:ind w:left="5760" w:hanging="360"/>
-      </w:pPr>
-      <w:rPr>
-        <w:rFonts w:ascii="Wingdings" w:hAnsi="Wingdings" w:hint="default"/>
-        <w:sz w:val="20"/>
-      </w:rPr>
-    </w:lvl>
-    <w:lvl w:ilvl="8" w:tentative="1">
-      <w:start w:val="1"/>
-      <w:numFmt w:val="bullet"/>
-      <w:lvlText w:val=""/>
-      <w:lvlJc w:val="left"/>
-      <w:pPr>
-        <w:tabs>
-          <w:tab w:val="num" w:pos="6480"/>
-        </w:tabs>
-        <w:ind w:left="6480" w:hanging="360"/>
-      </w:pPr>
-      <w:rPr>
-        <w:rFonts w:ascii="Wingdings" w:hAnsi="Wingdings" w:hint="default"/>
-        <w:sz w:val="20"/>
-      </w:rPr>
-    </w:lvl>
-  </w:abstractNum>
-  <w:abstractNum w:abstractNumId="12" w15:restartNumberingAfterBreak="0">
-    <w:nsid w:val="1B65243A"/>
-    <w:multiLevelType w:val="multilevel"/>
-    <w:tmpl w:val="004A86D0"/>
-    <w:lvl w:ilvl="0">
-      <w:start w:val="1"/>
-      <w:numFmt w:val="bullet"/>
-      <w:lvlText w:val=""/>
-      <w:lvlJc w:val="left"/>
-      <w:pPr>
-        <w:tabs>
-          <w:tab w:val="num" w:pos="720"/>
-        </w:tabs>
-        <w:ind w:left="720" w:hanging="360"/>
-      </w:pPr>
-      <w:rPr>
-        <w:rFonts w:ascii="Symbol" w:hAnsi="Symbol" w:hint="default"/>
-        <w:sz w:val="20"/>
-      </w:rPr>
-    </w:lvl>
-    <w:lvl w:ilvl="1" w:tentative="1">
-      <w:start w:val="1"/>
-      <w:numFmt w:val="bullet"/>
-      <w:lvlText w:val="o"/>
-      <w:lvlJc w:val="left"/>
-      <w:pPr>
-        <w:tabs>
-          <w:tab w:val="num" w:pos="1440"/>
-        </w:tabs>
-        <w:ind w:left="1440" w:hanging="360"/>
-      </w:pPr>
-      <w:rPr>
-        <w:rFonts w:ascii="Courier New" w:hAnsi="Courier New" w:hint="default"/>
-        <w:sz w:val="20"/>
-      </w:rPr>
-    </w:lvl>
-    <w:lvl w:ilvl="2" w:tentative="1">
-      <w:start w:val="1"/>
-      <w:numFmt w:val="bullet"/>
-      <w:lvlText w:val=""/>
-      <w:lvlJc w:val="left"/>
-      <w:pPr>
-        <w:tabs>
-          <w:tab w:val="num" w:pos="2160"/>
-        </w:tabs>
-        <w:ind w:left="2160" w:hanging="360"/>
-      </w:pPr>
-      <w:rPr>
-        <w:rFonts w:ascii="Wingdings" w:hAnsi="Wingdings" w:hint="default"/>
-        <w:sz w:val="20"/>
-      </w:rPr>
-    </w:lvl>
-    <w:lvl w:ilvl="3" w:tentative="1">
-      <w:start w:val="1"/>
-      <w:numFmt w:val="bullet"/>
-      <w:lvlText w:val=""/>
-      <w:lvlJc w:val="left"/>
-      <w:pPr>
-        <w:tabs>
-          <w:tab w:val="num" w:pos="2880"/>
-        </w:tabs>
-        <w:ind w:left="2880" w:hanging="360"/>
-      </w:pPr>
-      <w:rPr>
-        <w:rFonts w:ascii="Wingdings" w:hAnsi="Wingdings" w:hint="default"/>
-        <w:sz w:val="20"/>
-      </w:rPr>
-    </w:lvl>
-    <w:lvl w:ilvl="4" w:tentative="1">
-      <w:start w:val="1"/>
-      <w:numFmt w:val="bullet"/>
-      <w:lvlText w:val=""/>
-      <w:lvlJc w:val="left"/>
-      <w:pPr>
-        <w:tabs>
-          <w:tab w:val="num" w:pos="3600"/>
-        </w:tabs>
-        <w:ind w:left="3600" w:hanging="360"/>
-      </w:pPr>
-      <w:rPr>
-        <w:rFonts w:ascii="Wingdings" w:hAnsi="Wingdings" w:hint="default"/>
-        <w:sz w:val="20"/>
-      </w:rPr>
-    </w:lvl>
-    <w:lvl w:ilvl="5" w:tentative="1">
-      <w:start w:val="1"/>
-      <w:numFmt w:val="bullet"/>
-      <w:lvlText w:val=""/>
-      <w:lvlJc w:val="left"/>
-      <w:pPr>
-        <w:tabs>
-          <w:tab w:val="num" w:pos="4320"/>
-        </w:tabs>
-        <w:ind w:left="4320" w:hanging="360"/>
-      </w:pPr>
-      <w:rPr>
-        <w:rFonts w:ascii="Wingdings" w:hAnsi="Wingdings" w:hint="default"/>
-        <w:sz w:val="20"/>
-      </w:rPr>
-    </w:lvl>
-    <w:lvl w:ilvl="6" w:tentative="1">
-      <w:start w:val="1"/>
-      <w:numFmt w:val="bullet"/>
-      <w:lvlText w:val=""/>
-      <w:lvlJc w:val="left"/>
-      <w:pPr>
-        <w:tabs>
-          <w:tab w:val="num" w:pos="5040"/>
-        </w:tabs>
-        <w:ind w:left="5040" w:hanging="360"/>
-      </w:pPr>
-      <w:rPr>
-        <w:rFonts w:ascii="Wingdings" w:hAnsi="Wingdings" w:hint="default"/>
-        <w:sz w:val="20"/>
-      </w:rPr>
-    </w:lvl>
-    <w:lvl w:ilvl="7" w:tentative="1">
-      <w:start w:val="1"/>
-      <w:numFmt w:val="bullet"/>
-      <w:lvlText w:val=""/>
-      <w:lvlJc w:val="left"/>
-      <w:pPr>
-        <w:tabs>
-          <w:tab w:val="num" w:pos="5760"/>
-        </w:tabs>
-        <w:ind w:left="5760" w:hanging="360"/>
-      </w:pPr>
-      <w:rPr>
-        <w:rFonts w:ascii="Wingdings" w:hAnsi="Wingdings" w:hint="default"/>
-        <w:sz w:val="20"/>
-      </w:rPr>
-    </w:lvl>
-    <w:lvl w:ilvl="8" w:tentative="1">
-      <w:start w:val="1"/>
-      <w:numFmt w:val="bullet"/>
-      <w:lvlText w:val=""/>
-      <w:lvlJc w:val="left"/>
-      <w:pPr>
-        <w:tabs>
-          <w:tab w:val="num" w:pos="6480"/>
-        </w:tabs>
-        <w:ind w:left="6480" w:hanging="360"/>
-      </w:pPr>
-      <w:rPr>
-        <w:rFonts w:ascii="Wingdings" w:hAnsi="Wingdings" w:hint="default"/>
-        <w:sz w:val="20"/>
-      </w:rPr>
-    </w:lvl>
-  </w:abstractNum>
-  <w:abstractNum w:abstractNumId="13" w15:restartNumberingAfterBreak="0">
-    <w:nsid w:val="1BFF40D3"/>
-    <w:multiLevelType w:val="multilevel"/>
-    <w:tmpl w:val="32B25D5C"/>
-    <w:lvl w:ilvl="0">
-      <w:start w:val="1"/>
-      <w:numFmt w:val="decimal"/>
-      <w:lvlText w:val="%1."/>
-      <w:lvlJc w:val="left"/>
-      <w:pPr>
-        <w:tabs>
-          <w:tab w:val="num" w:pos="720"/>
-        </w:tabs>
-        <w:ind w:left="720" w:hanging="360"/>
-      </w:pPr>
-    </w:lvl>
-    <w:lvl w:ilvl="1" w:tentative="1">
-      <w:start w:val="1"/>
-      <w:numFmt w:val="decimal"/>
-      <w:lvlText w:val="%2."/>
-      <w:lvlJc w:val="left"/>
-      <w:pPr>
-        <w:tabs>
-          <w:tab w:val="num" w:pos="1440"/>
-        </w:tabs>
-        <w:ind w:left="1440" w:hanging="360"/>
-      </w:pPr>
-    </w:lvl>
-    <w:lvl w:ilvl="2" w:tentative="1">
-      <w:start w:val="1"/>
-      <w:numFmt w:val="decimal"/>
-      <w:lvlText w:val="%3."/>
-      <w:lvlJc w:val="left"/>
-      <w:pPr>
-        <w:tabs>
-          <w:tab w:val="num" w:pos="2160"/>
-        </w:tabs>
-        <w:ind w:left="2160" w:hanging="360"/>
-      </w:pPr>
-    </w:lvl>
-    <w:lvl w:ilvl="3" w:tentative="1">
-      <w:start w:val="1"/>
-      <w:numFmt w:val="decimal"/>
-      <w:lvlText w:val="%4."/>
-      <w:lvlJc w:val="left"/>
-      <w:pPr>
-        <w:tabs>
-          <w:tab w:val="num" w:pos="2880"/>
-        </w:tabs>
-        <w:ind w:left="2880" w:hanging="360"/>
-      </w:pPr>
-    </w:lvl>
-    <w:lvl w:ilvl="4" w:tentative="1">
-      <w:start w:val="1"/>
-      <w:numFmt w:val="decimal"/>
-      <w:lvlText w:val="%5."/>
-      <w:lvlJc w:val="left"/>
-      <w:pPr>
-        <w:tabs>
-          <w:tab w:val="num" w:pos="3600"/>
-        </w:tabs>
-        <w:ind w:left="3600" w:hanging="360"/>
-      </w:pPr>
-    </w:lvl>
-    <w:lvl w:ilvl="5" w:tentative="1">
-      <w:start w:val="1"/>
-      <w:numFmt w:val="decimal"/>
-      <w:lvlText w:val="%6."/>
-      <w:lvlJc w:val="left"/>
-      <w:pPr>
-        <w:tabs>
-          <w:tab w:val="num" w:pos="4320"/>
-        </w:tabs>
-        <w:ind w:left="4320" w:hanging="360"/>
-      </w:pPr>
-    </w:lvl>
-    <w:lvl w:ilvl="6" w:tentative="1">
-      <w:start w:val="1"/>
-      <w:numFmt w:val="decimal"/>
-      <w:lvlText w:val="%7."/>
-      <w:lvlJc w:val="left"/>
-      <w:pPr>
-        <w:tabs>
-          <w:tab w:val="num" w:pos="5040"/>
-        </w:tabs>
-        <w:ind w:left="5040" w:hanging="360"/>
-      </w:pPr>
-    </w:lvl>
-    <w:lvl w:ilvl="7" w:tentative="1">
-      <w:start w:val="1"/>
-      <w:numFmt w:val="decimal"/>
-      <w:lvlText w:val="%8."/>
-      <w:lvlJc w:val="left"/>
-      <w:pPr>
-        <w:tabs>
-          <w:tab w:val="num" w:pos="5760"/>
-        </w:tabs>
-        <w:ind w:left="5760" w:hanging="360"/>
-      </w:pPr>
-    </w:lvl>
-    <w:lvl w:ilvl="8" w:tentative="1">
-      <w:start w:val="1"/>
-      <w:numFmt w:val="decimal"/>
-      <w:lvlText w:val="%9."/>
-      <w:lvlJc w:val="left"/>
-      <w:pPr>
-        <w:tabs>
-          <w:tab w:val="num" w:pos="6480"/>
-        </w:tabs>
-        <w:ind w:left="6480" w:hanging="360"/>
-      </w:pPr>
-    </w:lvl>
-  </w:abstractNum>
-  <w:abstractNum w:abstractNumId="14" w15:restartNumberingAfterBreak="0">
-    <w:nsid w:val="1E0D0A25"/>
-    <w:multiLevelType w:val="multilevel"/>
-    <w:tmpl w:val="C78E3106"/>
-    <w:lvl w:ilvl="0">
-      <w:start w:val="1"/>
-      <w:numFmt w:val="decimal"/>
-      <w:lvlText w:val="%1."/>
-      <w:lvlJc w:val="left"/>
-      <w:pPr>
-        <w:tabs>
-          <w:tab w:val="num" w:pos="720"/>
-        </w:tabs>
-        <w:ind w:left="720" w:hanging="360"/>
-      </w:pPr>
-    </w:lvl>
-    <w:lvl w:ilvl="1" w:tentative="1">
-      <w:start w:val="1"/>
-      <w:numFmt w:val="decimal"/>
-      <w:lvlText w:val="%2."/>
-      <w:lvlJc w:val="left"/>
-      <w:pPr>
-        <w:tabs>
-          <w:tab w:val="num" w:pos="1440"/>
-        </w:tabs>
-        <w:ind w:left="1440" w:hanging="360"/>
-      </w:pPr>
-    </w:lvl>
-    <w:lvl w:ilvl="2" w:tentative="1">
-      <w:start w:val="1"/>
-      <w:numFmt w:val="decimal"/>
-      <w:lvlText w:val="%3."/>
-      <w:lvlJc w:val="left"/>
-      <w:pPr>
-        <w:tabs>
-          <w:tab w:val="num" w:pos="2160"/>
-        </w:tabs>
-        <w:ind w:left="2160" w:hanging="360"/>
-      </w:pPr>
-    </w:lvl>
-    <w:lvl w:ilvl="3" w:tentative="1">
-      <w:start w:val="1"/>
-      <w:numFmt w:val="decimal"/>
-      <w:lvlText w:val="%4."/>
-      <w:lvlJc w:val="left"/>
-      <w:pPr>
-        <w:tabs>
-          <w:tab w:val="num" w:pos="2880"/>
-        </w:tabs>
-        <w:ind w:left="2880" w:hanging="360"/>
-      </w:pPr>
-    </w:lvl>
-    <w:lvl w:ilvl="4" w:tentative="1">
-      <w:start w:val="1"/>
-      <w:numFmt w:val="decimal"/>
-      <w:lvlText w:val="%5."/>
-      <w:lvlJc w:val="left"/>
-      <w:pPr>
-        <w:tabs>
-          <w:tab w:val="num" w:pos="3600"/>
-        </w:tabs>
-        <w:ind w:left="3600" w:hanging="360"/>
-      </w:pPr>
-    </w:lvl>
-    <w:lvl w:ilvl="5" w:tentative="1">
-      <w:start w:val="1"/>
-      <w:numFmt w:val="decimal"/>
-      <w:lvlText w:val="%6."/>
-      <w:lvlJc w:val="left"/>
-      <w:pPr>
-        <w:tabs>
-          <w:tab w:val="num" w:pos="4320"/>
-        </w:tabs>
-        <w:ind w:left="4320" w:hanging="360"/>
-      </w:pPr>
-    </w:lvl>
-    <w:lvl w:ilvl="6" w:tentative="1">
-      <w:start w:val="1"/>
-      <w:numFmt w:val="decimal"/>
-      <w:lvlText w:val="%7."/>
-      <w:lvlJc w:val="left"/>
-      <w:pPr>
-        <w:tabs>
-          <w:tab w:val="num" w:pos="5040"/>
-        </w:tabs>
-        <w:ind w:left="5040" w:hanging="360"/>
-      </w:pPr>
-    </w:lvl>
-    <w:lvl w:ilvl="7" w:tentative="1">
-      <w:start w:val="1"/>
-      <w:numFmt w:val="decimal"/>
-      <w:lvlText w:val="%8."/>
-      <w:lvlJc w:val="left"/>
-      <w:pPr>
-        <w:tabs>
-          <w:tab w:val="num" w:pos="5760"/>
-        </w:tabs>
-        <w:ind w:left="5760" w:hanging="360"/>
-      </w:pPr>
-    </w:lvl>
-    <w:lvl w:ilvl="8" w:tentative="1">
-      <w:start w:val="1"/>
-      <w:numFmt w:val="decimal"/>
-      <w:lvlText w:val="%9."/>
-      <w:lvlJc w:val="left"/>
-      <w:pPr>
-        <w:tabs>
-          <w:tab w:val="num" w:pos="6480"/>
-        </w:tabs>
-        <w:ind w:left="6480" w:hanging="360"/>
-      </w:pPr>
-    </w:lvl>
-  </w:abstractNum>
-  <w:abstractNum w:abstractNumId="15" w15:restartNumberingAfterBreak="0">
-    <w:nsid w:val="24904F41"/>
-    <w:multiLevelType w:val="multilevel"/>
-    <w:tmpl w:val="7D64F2A8"/>
-    <w:lvl w:ilvl="0">
-      <w:start w:val="1"/>
-      <w:numFmt w:val="bullet"/>
-      <w:lvlText w:val=""/>
-      <w:lvlJc w:val="left"/>
-      <w:pPr>
-        <w:tabs>
-          <w:tab w:val="num" w:pos="720"/>
-        </w:tabs>
-        <w:ind w:left="720" w:hanging="360"/>
-      </w:pPr>
-      <w:rPr>
-        <w:rFonts w:ascii="Symbol" w:hAnsi="Symbol" w:hint="default"/>
-        <w:sz w:val="20"/>
-      </w:rPr>
-    </w:lvl>
-    <w:lvl w:ilvl="1" w:tentative="1">
-      <w:start w:val="1"/>
-      <w:numFmt w:val="bullet"/>
-      <w:lvlText w:val="o"/>
-      <w:lvlJc w:val="left"/>
-      <w:pPr>
-        <w:tabs>
-          <w:tab w:val="num" w:pos="1440"/>
-        </w:tabs>
-        <w:ind w:left="1440" w:hanging="360"/>
-      </w:pPr>
-      <w:rPr>
-        <w:rFonts w:ascii="Courier New" w:hAnsi="Courier New" w:hint="default"/>
-        <w:sz w:val="20"/>
-      </w:rPr>
-    </w:lvl>
-    <w:lvl w:ilvl="2" w:tentative="1">
-      <w:start w:val="1"/>
-      <w:numFmt w:val="bullet"/>
-      <w:lvlText w:val=""/>
-      <w:lvlJc w:val="left"/>
-      <w:pPr>
-        <w:tabs>
-          <w:tab w:val="num" w:pos="2160"/>
-        </w:tabs>
-        <w:ind w:left="2160" w:hanging="360"/>
-      </w:pPr>
-      <w:rPr>
-        <w:rFonts w:ascii="Wingdings" w:hAnsi="Wingdings" w:hint="default"/>
-        <w:sz w:val="20"/>
-      </w:rPr>
-    </w:lvl>
-    <w:lvl w:ilvl="3" w:tentative="1">
-      <w:start w:val="1"/>
-      <w:numFmt w:val="bullet"/>
-      <w:lvlText w:val=""/>
-      <w:lvlJc w:val="left"/>
-      <w:pPr>
-        <w:tabs>
-          <w:tab w:val="num" w:pos="2880"/>
-        </w:tabs>
-        <w:ind w:left="2880" w:hanging="360"/>
-      </w:pPr>
-      <w:rPr>
-        <w:rFonts w:ascii="Wingdings" w:hAnsi="Wingdings" w:hint="default"/>
-        <w:sz w:val="20"/>
-      </w:rPr>
-    </w:lvl>
-    <w:lvl w:ilvl="4" w:tentative="1">
-      <w:start w:val="1"/>
-      <w:numFmt w:val="bullet"/>
-      <w:lvlText w:val=""/>
-      <w:lvlJc w:val="left"/>
-      <w:pPr>
-        <w:tabs>
-          <w:tab w:val="num" w:pos="3600"/>
-        </w:tabs>
-        <w:ind w:left="3600" w:hanging="360"/>
-      </w:pPr>
-      <w:rPr>
-        <w:rFonts w:ascii="Wingdings" w:hAnsi="Wingdings" w:hint="default"/>
-        <w:sz w:val="20"/>
-      </w:rPr>
-    </w:lvl>
-    <w:lvl w:ilvl="5" w:tentative="1">
-      <w:start w:val="1"/>
-      <w:numFmt w:val="bullet"/>
-      <w:lvlText w:val=""/>
-      <w:lvlJc w:val="left"/>
-      <w:pPr>
-        <w:tabs>
-          <w:tab w:val="num" w:pos="4320"/>
-        </w:tabs>
-        <w:ind w:left="4320" w:hanging="360"/>
-      </w:pPr>
-      <w:rPr>
-        <w:rFonts w:ascii="Wingdings" w:hAnsi="Wingdings" w:hint="default"/>
-        <w:sz w:val="20"/>
-      </w:rPr>
-    </w:lvl>
-    <w:lvl w:ilvl="6" w:tentative="1">
-      <w:start w:val="1"/>
-      <w:numFmt w:val="bullet"/>
-      <w:lvlText w:val=""/>
-      <w:lvlJc w:val="left"/>
-      <w:pPr>
-        <w:tabs>
-          <w:tab w:val="num" w:pos="5040"/>
-        </w:tabs>
-        <w:ind w:left="5040" w:hanging="360"/>
-      </w:pPr>
-      <w:rPr>
-        <w:rFonts w:ascii="Wingdings" w:hAnsi="Wingdings" w:hint="default"/>
-        <w:sz w:val="20"/>
-      </w:rPr>
-    </w:lvl>
-    <w:lvl w:ilvl="7" w:tentative="1">
-      <w:start w:val="1"/>
-      <w:numFmt w:val="bullet"/>
-      <w:lvlText w:val=""/>
-      <w:lvlJc w:val="left"/>
-      <w:pPr>
-        <w:tabs>
-          <w:tab w:val="num" w:pos="5760"/>
-        </w:tabs>
-        <w:ind w:left="5760" w:hanging="360"/>
-      </w:pPr>
-      <w:rPr>
-        <w:rFonts w:ascii="Wingdings" w:hAnsi="Wingdings" w:hint="default"/>
-        <w:sz w:val="20"/>
-      </w:rPr>
-    </w:lvl>
-    <w:lvl w:ilvl="8" w:tentative="1">
-      <w:start w:val="1"/>
-      <w:numFmt w:val="bullet"/>
-      <w:lvlText w:val=""/>
-      <w:lvlJc w:val="left"/>
-      <w:pPr>
-        <w:tabs>
-          <w:tab w:val="num" w:pos="6480"/>
-        </w:tabs>
-        <w:ind w:left="6480" w:hanging="360"/>
-      </w:pPr>
-      <w:rPr>
-        <w:rFonts w:ascii="Wingdings" w:hAnsi="Wingdings" w:hint="default"/>
-        <w:sz w:val="20"/>
-      </w:rPr>
-    </w:lvl>
-  </w:abstractNum>
-  <w:abstractNum w:abstractNumId="16" w15:restartNumberingAfterBreak="0">
-    <w:nsid w:val="262A4A17"/>
-    <w:multiLevelType w:val="multilevel"/>
-    <w:tmpl w:val="35B83A80"/>
-    <w:lvl w:ilvl="0">
-      <w:start w:val="1"/>
-      <w:numFmt w:val="bullet"/>
-      <w:lvlText w:val=""/>
-      <w:lvlJc w:val="left"/>
-      <w:pPr>
-        <w:tabs>
-          <w:tab w:val="num" w:pos="720"/>
-        </w:tabs>
-        <w:ind w:left="720" w:hanging="360"/>
-      </w:pPr>
-      <w:rPr>
-        <w:rFonts w:ascii="Symbol" w:hAnsi="Symbol" w:hint="default"/>
-        <w:sz w:val="20"/>
-      </w:rPr>
-    </w:lvl>
-    <w:lvl w:ilvl="1" w:tentative="1">
-      <w:start w:val="1"/>
-      <w:numFmt w:val="bullet"/>
-      <w:lvlText w:val="o"/>
-      <w:lvlJc w:val="left"/>
-      <w:pPr>
-        <w:tabs>
-          <w:tab w:val="num" w:pos="1440"/>
-        </w:tabs>
-        <w:ind w:left="1440" w:hanging="360"/>
-      </w:pPr>
-      <w:rPr>
-        <w:rFonts w:ascii="Courier New" w:hAnsi="Courier New" w:hint="default"/>
-        <w:sz w:val="20"/>
-      </w:rPr>
-    </w:lvl>
-    <w:lvl w:ilvl="2" w:tentative="1">
-      <w:start w:val="1"/>
-      <w:numFmt w:val="bullet"/>
-      <w:lvlText w:val=""/>
-      <w:lvlJc w:val="left"/>
-      <w:pPr>
-        <w:tabs>
-          <w:tab w:val="num" w:pos="2160"/>
-        </w:tabs>
-        <w:ind w:left="2160" w:hanging="360"/>
-      </w:pPr>
-      <w:rPr>
-        <w:rFonts w:ascii="Wingdings" w:hAnsi="Wingdings" w:hint="default"/>
-        <w:sz w:val="20"/>
-      </w:rPr>
-    </w:lvl>
-    <w:lvl w:ilvl="3" w:tentative="1">
-      <w:start w:val="1"/>
-      <w:numFmt w:val="bullet"/>
-      <w:lvlText w:val=""/>
-      <w:lvlJc w:val="left"/>
-      <w:pPr>
-        <w:tabs>
-          <w:tab w:val="num" w:pos="2880"/>
-        </w:tabs>
-        <w:ind w:left="2880" w:hanging="360"/>
-      </w:pPr>
-      <w:rPr>
-        <w:rFonts w:ascii="Wingdings" w:hAnsi="Wingdings" w:hint="default"/>
-        <w:sz w:val="20"/>
-      </w:rPr>
-    </w:lvl>
-    <w:lvl w:ilvl="4" w:tentative="1">
-      <w:start w:val="1"/>
-      <w:numFmt w:val="bullet"/>
-      <w:lvlText w:val=""/>
-      <w:lvlJc w:val="left"/>
-      <w:pPr>
-        <w:tabs>
-          <w:tab w:val="num" w:pos="3600"/>
-        </w:tabs>
-        <w:ind w:left="3600" w:hanging="360"/>
-      </w:pPr>
-      <w:rPr>
-        <w:rFonts w:ascii="Wingdings" w:hAnsi="Wingdings" w:hint="default"/>
-        <w:sz w:val="20"/>
-      </w:rPr>
-    </w:lvl>
-    <w:lvl w:ilvl="5" w:tentative="1">
-      <w:start w:val="1"/>
-      <w:numFmt w:val="bullet"/>
-      <w:lvlText w:val=""/>
-      <w:lvlJc w:val="left"/>
-      <w:pPr>
-        <w:tabs>
-          <w:tab w:val="num" w:pos="4320"/>
-        </w:tabs>
-        <w:ind w:left="4320" w:hanging="360"/>
-      </w:pPr>
-      <w:rPr>
-        <w:rFonts w:ascii="Wingdings" w:hAnsi="Wingdings" w:hint="default"/>
-        <w:sz w:val="20"/>
-      </w:rPr>
-    </w:lvl>
-    <w:lvl w:ilvl="6" w:tentative="1">
-      <w:start w:val="1"/>
-      <w:numFmt w:val="bullet"/>
-      <w:lvlText w:val=""/>
-      <w:lvlJc w:val="left"/>
-      <w:pPr>
-        <w:tabs>
-          <w:tab w:val="num" w:pos="5040"/>
-        </w:tabs>
-        <w:ind w:left="5040" w:hanging="360"/>
-      </w:pPr>
-      <w:rPr>
-        <w:rFonts w:ascii="Wingdings" w:hAnsi="Wingdings" w:hint="default"/>
-        <w:sz w:val="20"/>
-      </w:rPr>
-    </w:lvl>
-    <w:lvl w:ilvl="7" w:tentative="1">
-      <w:start w:val="1"/>
-      <w:numFmt w:val="bullet"/>
-      <w:lvlText w:val=""/>
-      <w:lvlJc w:val="left"/>
-      <w:pPr>
-        <w:tabs>
-          <w:tab w:val="num" w:pos="5760"/>
-        </w:tabs>
-        <w:ind w:left="5760" w:hanging="360"/>
-      </w:pPr>
-      <w:rPr>
-        <w:rFonts w:ascii="Wingdings" w:hAnsi="Wingdings" w:hint="default"/>
-        <w:sz w:val="20"/>
-      </w:rPr>
-    </w:lvl>
-    <w:lvl w:ilvl="8" w:tentative="1">
-      <w:start w:val="1"/>
-      <w:numFmt w:val="bullet"/>
-      <w:lvlText w:val=""/>
-      <w:lvlJc w:val="left"/>
-      <w:pPr>
-        <w:tabs>
-          <w:tab w:val="num" w:pos="6480"/>
-        </w:tabs>
-        <w:ind w:left="6480" w:hanging="360"/>
-      </w:pPr>
-      <w:rPr>
-        <w:rFonts w:ascii="Wingdings" w:hAnsi="Wingdings" w:hint="default"/>
-        <w:sz w:val="20"/>
-      </w:rPr>
-    </w:lvl>
-  </w:abstractNum>
-  <w:abstractNum w:abstractNumId="17" w15:restartNumberingAfterBreak="0">
-    <w:nsid w:val="271B01FC"/>
-    <w:multiLevelType w:val="multilevel"/>
-    <w:tmpl w:val="C45C75DA"/>
-    <w:lvl w:ilvl="0">
-      <w:start w:val="1"/>
-      <w:numFmt w:val="bullet"/>
-      <w:lvlText w:val=""/>
-      <w:lvlJc w:val="left"/>
-      <w:pPr>
-        <w:tabs>
-          <w:tab w:val="num" w:pos="720"/>
-        </w:tabs>
-        <w:ind w:left="720" w:hanging="360"/>
-      </w:pPr>
-      <w:rPr>
-        <w:rFonts w:ascii="Symbol" w:hAnsi="Symbol" w:hint="default"/>
-        <w:sz w:val="20"/>
-      </w:rPr>
-    </w:lvl>
-    <w:lvl w:ilvl="1" w:tentative="1">
-      <w:start w:val="1"/>
-      <w:numFmt w:val="bullet"/>
-      <w:lvlText w:val="o"/>
-      <w:lvlJc w:val="left"/>
-      <w:pPr>
-        <w:tabs>
-          <w:tab w:val="num" w:pos="1440"/>
-        </w:tabs>
-        <w:ind w:left="1440" w:hanging="360"/>
-      </w:pPr>
-      <w:rPr>
-        <w:rFonts w:ascii="Courier New" w:hAnsi="Courier New" w:hint="default"/>
-        <w:sz w:val="20"/>
-      </w:rPr>
-    </w:lvl>
-    <w:lvl w:ilvl="2" w:tentative="1">
-      <w:start w:val="1"/>
-      <w:numFmt w:val="bullet"/>
-      <w:lvlText w:val=""/>
-      <w:lvlJc w:val="left"/>
-      <w:pPr>
-        <w:tabs>
-          <w:tab w:val="num" w:pos="2160"/>
-        </w:tabs>
-        <w:ind w:left="2160" w:hanging="360"/>
-      </w:pPr>
-      <w:rPr>
-        <w:rFonts w:ascii="Wingdings" w:hAnsi="Wingdings" w:hint="default"/>
-        <w:sz w:val="20"/>
-      </w:rPr>
-    </w:lvl>
-    <w:lvl w:ilvl="3" w:tentative="1">
-      <w:start w:val="1"/>
-      <w:numFmt w:val="bullet"/>
-      <w:lvlText w:val=""/>
-      <w:lvlJc w:val="left"/>
-      <w:pPr>
-        <w:tabs>
-          <w:tab w:val="num" w:pos="2880"/>
-        </w:tabs>
-        <w:ind w:left="2880" w:hanging="360"/>
-      </w:pPr>
-      <w:rPr>
-        <w:rFonts w:ascii="Wingdings" w:hAnsi="Wingdings" w:hint="default"/>
-        <w:sz w:val="20"/>
-      </w:rPr>
-    </w:lvl>
-    <w:lvl w:ilvl="4" w:tentative="1">
-      <w:start w:val="1"/>
-      <w:numFmt w:val="bullet"/>
-      <w:lvlText w:val=""/>
-      <w:lvlJc w:val="left"/>
-      <w:pPr>
-        <w:tabs>
-          <w:tab w:val="num" w:pos="3600"/>
-        </w:tabs>
-        <w:ind w:left="3600" w:hanging="360"/>
-      </w:pPr>
-      <w:rPr>
-        <w:rFonts w:ascii="Wingdings" w:hAnsi="Wingdings" w:hint="default"/>
-        <w:sz w:val="20"/>
-      </w:rPr>
-    </w:lvl>
-    <w:lvl w:ilvl="5" w:tentative="1">
-      <w:start w:val="1"/>
-      <w:numFmt w:val="bullet"/>
-      <w:lvlText w:val=""/>
-      <w:lvlJc w:val="left"/>
-      <w:pPr>
-        <w:tabs>
-          <w:tab w:val="num" w:pos="4320"/>
-        </w:tabs>
-        <w:ind w:left="4320" w:hanging="360"/>
-      </w:pPr>
-      <w:rPr>
-        <w:rFonts w:ascii="Wingdings" w:hAnsi="Wingdings" w:hint="default"/>
-        <w:sz w:val="20"/>
-      </w:rPr>
-    </w:lvl>
-    <w:lvl w:ilvl="6" w:tentative="1">
-      <w:start w:val="1"/>
-      <w:numFmt w:val="bullet"/>
-      <w:lvlText w:val=""/>
-      <w:lvlJc w:val="left"/>
-      <w:pPr>
-        <w:tabs>
-          <w:tab w:val="num" w:pos="5040"/>
-        </w:tabs>
-        <w:ind w:left="5040" w:hanging="360"/>
-      </w:pPr>
-      <w:rPr>
-        <w:rFonts w:ascii="Wingdings" w:hAnsi="Wingdings" w:hint="default"/>
-        <w:sz w:val="20"/>
-      </w:rPr>
-    </w:lvl>
-    <w:lvl w:ilvl="7" w:tentative="1">
-      <w:start w:val="1"/>
-      <w:numFmt w:val="bullet"/>
-      <w:lvlText w:val=""/>
-      <w:lvlJc w:val="left"/>
-      <w:pPr>
-        <w:tabs>
-          <w:tab w:val="num" w:pos="5760"/>
-        </w:tabs>
-        <w:ind w:left="5760" w:hanging="360"/>
-      </w:pPr>
-      <w:rPr>
-        <w:rFonts w:ascii="Wingdings" w:hAnsi="Wingdings" w:hint="default"/>
-        <w:sz w:val="20"/>
-      </w:rPr>
-    </w:lvl>
-    <w:lvl w:ilvl="8" w:tentative="1">
-      <w:start w:val="1"/>
-      <w:numFmt w:val="bullet"/>
-      <w:lvlText w:val=""/>
-      <w:lvlJc w:val="left"/>
-      <w:pPr>
-        <w:tabs>
-          <w:tab w:val="num" w:pos="6480"/>
-        </w:tabs>
-        <w:ind w:left="6480" w:hanging="360"/>
-      </w:pPr>
-      <w:rPr>
-        <w:rFonts w:ascii="Wingdings" w:hAnsi="Wingdings" w:hint="default"/>
-        <w:sz w:val="20"/>
-      </w:rPr>
-    </w:lvl>
-  </w:abstractNum>
-  <w:abstractNum w:abstractNumId="18" w15:restartNumberingAfterBreak="0">
-    <w:nsid w:val="2A4963A9"/>
-    <w:multiLevelType w:val="multilevel"/>
-    <w:tmpl w:val="309C3296"/>
-    <w:lvl w:ilvl="0">
-      <w:start w:val="1"/>
-      <w:numFmt w:val="bullet"/>
-      <w:lvlText w:val=""/>
-      <w:lvlJc w:val="left"/>
-      <w:pPr>
-        <w:tabs>
-          <w:tab w:val="num" w:pos="720"/>
-        </w:tabs>
-        <w:ind w:left="720" w:hanging="360"/>
-      </w:pPr>
-      <w:rPr>
-        <w:rFonts w:ascii="Symbol" w:hAnsi="Symbol" w:hint="default"/>
-        <w:sz w:val="20"/>
-      </w:rPr>
-    </w:lvl>
-    <w:lvl w:ilvl="1" w:tentative="1">
-      <w:start w:val="1"/>
-      <w:numFmt w:val="bullet"/>
-      <w:lvlText w:val="o"/>
-      <w:lvlJc w:val="left"/>
-      <w:pPr>
-        <w:tabs>
-          <w:tab w:val="num" w:pos="1440"/>
-        </w:tabs>
-        <w:ind w:left="1440" w:hanging="360"/>
-      </w:pPr>
-      <w:rPr>
-        <w:rFonts w:ascii="Courier New" w:hAnsi="Courier New" w:hint="default"/>
-        <w:sz w:val="20"/>
-      </w:rPr>
-    </w:lvl>
-    <w:lvl w:ilvl="2" w:tentative="1">
-      <w:start w:val="1"/>
-      <w:numFmt w:val="bullet"/>
-      <w:lvlText w:val=""/>
-      <w:lvlJc w:val="left"/>
-      <w:pPr>
-        <w:tabs>
-          <w:tab w:val="num" w:pos="2160"/>
-        </w:tabs>
-        <w:ind w:left="2160" w:hanging="360"/>
-      </w:pPr>
-      <w:rPr>
-        <w:rFonts w:ascii="Wingdings" w:hAnsi="Wingdings" w:hint="default"/>
-        <w:sz w:val="20"/>
-      </w:rPr>
-    </w:lvl>
-    <w:lvl w:ilvl="3" w:tentative="1">
-      <w:start w:val="1"/>
-      <w:numFmt w:val="bullet"/>
-      <w:lvlText w:val=""/>
-      <w:lvlJc w:val="left"/>
-      <w:pPr>
-        <w:tabs>
-          <w:tab w:val="num" w:pos="2880"/>
-        </w:tabs>
-        <w:ind w:left="2880" w:hanging="360"/>
-      </w:pPr>
-      <w:rPr>
-        <w:rFonts w:ascii="Wingdings" w:hAnsi="Wingdings" w:hint="default"/>
-        <w:sz w:val="20"/>
-      </w:rPr>
-    </w:lvl>
-    <w:lvl w:ilvl="4" w:tentative="1">
-      <w:start w:val="1"/>
-      <w:numFmt w:val="bullet"/>
-      <w:lvlText w:val=""/>
-      <w:lvlJc w:val="left"/>
-      <w:pPr>
-        <w:tabs>
-          <w:tab w:val="num" w:pos="3600"/>
-        </w:tabs>
-        <w:ind w:left="3600" w:hanging="360"/>
-      </w:pPr>
-      <w:rPr>
-        <w:rFonts w:ascii="Wingdings" w:hAnsi="Wingdings" w:hint="default"/>
-        <w:sz w:val="20"/>
-      </w:rPr>
-    </w:lvl>
-    <w:lvl w:ilvl="5" w:tentative="1">
-      <w:start w:val="1"/>
-      <w:numFmt w:val="bullet"/>
-      <w:lvlText w:val=""/>
-      <w:lvlJc w:val="left"/>
-      <w:pPr>
-        <w:tabs>
-          <w:tab w:val="num" w:pos="4320"/>
-        </w:tabs>
-        <w:ind w:left="4320" w:hanging="360"/>
-      </w:pPr>
-      <w:rPr>
-        <w:rFonts w:ascii="Wingdings" w:hAnsi="Wingdings" w:hint="default"/>
-        <w:sz w:val="20"/>
-      </w:rPr>
-    </w:lvl>
-    <w:lvl w:ilvl="6" w:tentative="1">
-      <w:start w:val="1"/>
-      <w:numFmt w:val="bullet"/>
-      <w:lvlText w:val=""/>
-      <w:lvlJc w:val="left"/>
-      <w:pPr>
-        <w:tabs>
-          <w:tab w:val="num" w:pos="5040"/>
-        </w:tabs>
-        <w:ind w:left="5040" w:hanging="360"/>
-      </w:pPr>
-      <w:rPr>
-        <w:rFonts w:ascii="Wingdings" w:hAnsi="Wingdings" w:hint="default"/>
-        <w:sz w:val="20"/>
-      </w:rPr>
-    </w:lvl>
-    <w:lvl w:ilvl="7" w:tentative="1">
-      <w:start w:val="1"/>
-      <w:numFmt w:val="bullet"/>
-      <w:lvlText w:val=""/>
-      <w:lvlJc w:val="left"/>
-      <w:pPr>
-        <w:tabs>
-          <w:tab w:val="num" w:pos="5760"/>
-        </w:tabs>
-        <w:ind w:left="5760" w:hanging="360"/>
-      </w:pPr>
-      <w:rPr>
-        <w:rFonts w:ascii="Wingdings" w:hAnsi="Wingdings" w:hint="default"/>
-        <w:sz w:val="20"/>
-      </w:rPr>
-    </w:lvl>
-    <w:lvl w:ilvl="8" w:tentative="1">
-      <w:start w:val="1"/>
-      <w:numFmt w:val="bullet"/>
-      <w:lvlText w:val=""/>
-      <w:lvlJc w:val="left"/>
-      <w:pPr>
-        <w:tabs>
-          <w:tab w:val="num" w:pos="6480"/>
-        </w:tabs>
-        <w:ind w:left="6480" w:hanging="360"/>
-      </w:pPr>
-      <w:rPr>
-        <w:rFonts w:ascii="Wingdings" w:hAnsi="Wingdings" w:hint="default"/>
-        <w:sz w:val="20"/>
-      </w:rPr>
-    </w:lvl>
-  </w:abstractNum>
-  <w:abstractNum w:abstractNumId="19" w15:restartNumberingAfterBreak="0">
-    <w:nsid w:val="302C4B62"/>
-    <w:multiLevelType w:val="multilevel"/>
-    <w:tmpl w:val="553417AE"/>
-    <w:lvl w:ilvl="0">
-      <w:start w:val="1"/>
-      <w:numFmt w:val="bullet"/>
-      <w:lvlText w:val=""/>
-      <w:lvlJc w:val="left"/>
-      <w:pPr>
-        <w:tabs>
-          <w:tab w:val="num" w:pos="720"/>
-        </w:tabs>
-        <w:ind w:left="720" w:hanging="360"/>
-      </w:pPr>
-      <w:rPr>
-        <w:rFonts w:ascii="Symbol" w:hAnsi="Symbol" w:hint="default"/>
-        <w:sz w:val="20"/>
-      </w:rPr>
-    </w:lvl>
-    <w:lvl w:ilvl="1">
-      <w:start w:val="1"/>
-      <w:numFmt w:val="bullet"/>
-      <w:lvlText w:val="o"/>
-      <w:lvlJc w:val="left"/>
-      <w:pPr>
-        <w:tabs>
-          <w:tab w:val="num" w:pos="1440"/>
-        </w:tabs>
-        <w:ind w:left="1440" w:hanging="360"/>
-      </w:pPr>
-      <w:rPr>
-        <w:rFonts w:ascii="Courier New" w:hAnsi="Courier New" w:hint="default"/>
-        <w:sz w:val="20"/>
-      </w:rPr>
-    </w:lvl>
-    <w:lvl w:ilvl="2" w:tentative="1">
-      <w:start w:val="1"/>
-      <w:numFmt w:val="bullet"/>
-      <w:lvlText w:val=""/>
-      <w:lvlJc w:val="left"/>
-      <w:pPr>
-        <w:tabs>
-          <w:tab w:val="num" w:pos="2160"/>
-        </w:tabs>
-        <w:ind w:left="2160" w:hanging="360"/>
-      </w:pPr>
-      <w:rPr>
-        <w:rFonts w:ascii="Wingdings" w:hAnsi="Wingdings" w:hint="default"/>
-        <w:sz w:val="20"/>
-      </w:rPr>
-    </w:lvl>
-    <w:lvl w:ilvl="3" w:tentative="1">
-      <w:start w:val="1"/>
-      <w:numFmt w:val="bullet"/>
-      <w:lvlText w:val=""/>
-      <w:lvlJc w:val="left"/>
-      <w:pPr>
-        <w:tabs>
-          <w:tab w:val="num" w:pos="2880"/>
-        </w:tabs>
-        <w:ind w:left="2880" w:hanging="360"/>
-      </w:pPr>
-      <w:rPr>
-        <w:rFonts w:ascii="Wingdings" w:hAnsi="Wingdings" w:hint="default"/>
-        <w:sz w:val="20"/>
-      </w:rPr>
-    </w:lvl>
-    <w:lvl w:ilvl="4" w:tentative="1">
-      <w:start w:val="1"/>
-      <w:numFmt w:val="bullet"/>
-      <w:lvlText w:val=""/>
-      <w:lvlJc w:val="left"/>
-      <w:pPr>
-        <w:tabs>
-          <w:tab w:val="num" w:pos="3600"/>
-        </w:tabs>
-        <w:ind w:left="3600" w:hanging="360"/>
-      </w:pPr>
-      <w:rPr>
-        <w:rFonts w:ascii="Wingdings" w:hAnsi="Wingdings" w:hint="default"/>
-        <w:sz w:val="20"/>
-      </w:rPr>
-    </w:lvl>
-    <w:lvl w:ilvl="5" w:tentative="1">
-      <w:start w:val="1"/>
-      <w:numFmt w:val="bullet"/>
-      <w:lvlText w:val=""/>
-      <w:lvlJc w:val="left"/>
-      <w:pPr>
-        <w:tabs>
-          <w:tab w:val="num" w:pos="4320"/>
-        </w:tabs>
-        <w:ind w:left="4320" w:hanging="360"/>
-      </w:pPr>
-      <w:rPr>
-        <w:rFonts w:ascii="Wingdings" w:hAnsi="Wingdings" w:hint="default"/>
-        <w:sz w:val="20"/>
-      </w:rPr>
-    </w:lvl>
-    <w:lvl w:ilvl="6" w:tentative="1">
-      <w:start w:val="1"/>
-      <w:numFmt w:val="bullet"/>
-      <w:lvlText w:val=""/>
-      <w:lvlJc w:val="left"/>
-      <w:pPr>
-        <w:tabs>
-          <w:tab w:val="num" w:pos="5040"/>
-        </w:tabs>
-        <w:ind w:left="5040" w:hanging="360"/>
-      </w:pPr>
-      <w:rPr>
-        <w:rFonts w:ascii="Wingdings" w:hAnsi="Wingdings" w:hint="default"/>
-        <w:sz w:val="20"/>
-      </w:rPr>
-    </w:lvl>
-    <w:lvl w:ilvl="7" w:tentative="1">
-      <w:start w:val="1"/>
-      <w:numFmt w:val="bullet"/>
-      <w:lvlText w:val=""/>
-      <w:lvlJc w:val="left"/>
-      <w:pPr>
-        <w:tabs>
-          <w:tab w:val="num" w:pos="5760"/>
-        </w:tabs>
-        <w:ind w:left="5760" w:hanging="360"/>
-      </w:pPr>
-      <w:rPr>
-        <w:rFonts w:ascii="Wingdings" w:hAnsi="Wingdings" w:hint="default"/>
-        <w:sz w:val="20"/>
-      </w:rPr>
-    </w:lvl>
-    <w:lvl w:ilvl="8" w:tentative="1">
-      <w:start w:val="1"/>
-      <w:numFmt w:val="bullet"/>
-      <w:lvlText w:val=""/>
-      <w:lvlJc w:val="left"/>
-      <w:pPr>
-        <w:tabs>
-          <w:tab w:val="num" w:pos="6480"/>
-        </w:tabs>
-        <w:ind w:left="6480" w:hanging="360"/>
-      </w:pPr>
-      <w:rPr>
-        <w:rFonts w:ascii="Wingdings" w:hAnsi="Wingdings" w:hint="default"/>
-        <w:sz w:val="20"/>
-      </w:rPr>
-    </w:lvl>
-  </w:abstractNum>
-  <w:abstractNum w:abstractNumId="20" w15:restartNumberingAfterBreak="0">
-    <w:nsid w:val="31E55C76"/>
-    <w:multiLevelType w:val="multilevel"/>
-    <w:tmpl w:val="B57029EA"/>
-    <w:lvl w:ilvl="0">
-      <w:start w:val="1"/>
-      <w:numFmt w:val="bullet"/>
-      <w:lvlText w:val=""/>
-      <w:lvlJc w:val="left"/>
-      <w:pPr>
-        <w:tabs>
-          <w:tab w:val="num" w:pos="720"/>
-        </w:tabs>
-        <w:ind w:left="720" w:hanging="360"/>
-      </w:pPr>
-      <w:rPr>
-        <w:rFonts w:ascii="Symbol" w:hAnsi="Symbol" w:hint="default"/>
-        <w:sz w:val="20"/>
-      </w:rPr>
-    </w:lvl>
-    <w:lvl w:ilvl="1" w:tentative="1">
-      <w:start w:val="1"/>
-      <w:numFmt w:val="bullet"/>
-      <w:lvlText w:val="o"/>
-      <w:lvlJc w:val="left"/>
-      <w:pPr>
-        <w:tabs>
-          <w:tab w:val="num" w:pos="1440"/>
-        </w:tabs>
-        <w:ind w:left="1440" w:hanging="360"/>
-      </w:pPr>
-      <w:rPr>
-        <w:rFonts w:ascii="Courier New" w:hAnsi="Courier New" w:hint="default"/>
-        <w:sz w:val="20"/>
-      </w:rPr>
-    </w:lvl>
-    <w:lvl w:ilvl="2" w:tentative="1">
-      <w:start w:val="1"/>
-      <w:numFmt w:val="bullet"/>
-      <w:lvlText w:val=""/>
-      <w:lvlJc w:val="left"/>
-      <w:pPr>
-        <w:tabs>
-          <w:tab w:val="num" w:pos="2160"/>
-        </w:tabs>
-        <w:ind w:left="2160" w:hanging="360"/>
-      </w:pPr>
-      <w:rPr>
-        <w:rFonts w:ascii="Wingdings" w:hAnsi="Wingdings" w:hint="default"/>
-        <w:sz w:val="20"/>
-      </w:rPr>
-    </w:lvl>
-    <w:lvl w:ilvl="3" w:tentative="1">
-      <w:start w:val="1"/>
-      <w:numFmt w:val="bullet"/>
-      <w:lvlText w:val=""/>
-      <w:lvlJc w:val="left"/>
-      <w:pPr>
-        <w:tabs>
-          <w:tab w:val="num" w:pos="2880"/>
-        </w:tabs>
-        <w:ind w:left="2880" w:hanging="360"/>
-      </w:pPr>
-      <w:rPr>
-        <w:rFonts w:ascii="Wingdings" w:hAnsi="Wingdings" w:hint="default"/>
-        <w:sz w:val="20"/>
-      </w:rPr>
-    </w:lvl>
-    <w:lvl w:ilvl="4" w:tentative="1">
-      <w:start w:val="1"/>
-      <w:numFmt w:val="bullet"/>
-      <w:lvlText w:val=""/>
-      <w:lvlJc w:val="left"/>
-      <w:pPr>
-        <w:tabs>
-          <w:tab w:val="num" w:pos="3600"/>
-        </w:tabs>
-        <w:ind w:left="3600" w:hanging="360"/>
-      </w:pPr>
-      <w:rPr>
-        <w:rFonts w:ascii="Wingdings" w:hAnsi="Wingdings" w:hint="default"/>
-        <w:sz w:val="20"/>
-      </w:rPr>
-    </w:lvl>
-    <w:lvl w:ilvl="5" w:tentative="1">
-      <w:start w:val="1"/>
-      <w:numFmt w:val="bullet"/>
-      <w:lvlText w:val=""/>
-      <w:lvlJc w:val="left"/>
-      <w:pPr>
-        <w:tabs>
-          <w:tab w:val="num" w:pos="4320"/>
-        </w:tabs>
-        <w:ind w:left="4320" w:hanging="360"/>
-      </w:pPr>
-      <w:rPr>
-        <w:rFonts w:ascii="Wingdings" w:hAnsi="Wingdings" w:hint="default"/>
-        <w:sz w:val="20"/>
-      </w:rPr>
-    </w:lvl>
-    <w:lvl w:ilvl="6" w:tentative="1">
-      <w:start w:val="1"/>
-      <w:numFmt w:val="bullet"/>
-      <w:lvlText w:val=""/>
-      <w:lvlJc w:val="left"/>
-      <w:pPr>
-        <w:tabs>
-          <w:tab w:val="num" w:pos="5040"/>
-        </w:tabs>
-        <w:ind w:left="5040" w:hanging="360"/>
-      </w:pPr>
-      <w:rPr>
-        <w:rFonts w:ascii="Wingdings" w:hAnsi="Wingdings" w:hint="default"/>
-        <w:sz w:val="20"/>
-      </w:rPr>
-    </w:lvl>
-    <w:lvl w:ilvl="7" w:tentative="1">
-      <w:start w:val="1"/>
-      <w:numFmt w:val="bullet"/>
-      <w:lvlText w:val=""/>
-      <w:lvlJc w:val="left"/>
-      <w:pPr>
-        <w:tabs>
-          <w:tab w:val="num" w:pos="5760"/>
-        </w:tabs>
-        <w:ind w:left="5760" w:hanging="360"/>
-      </w:pPr>
-      <w:rPr>
-        <w:rFonts w:ascii="Wingdings" w:hAnsi="Wingdings" w:hint="default"/>
-        <w:sz w:val="20"/>
-      </w:rPr>
-    </w:lvl>
-    <w:lvl w:ilvl="8" w:tentative="1">
-      <w:start w:val="1"/>
-      <w:numFmt w:val="bullet"/>
-      <w:lvlText w:val=""/>
-      <w:lvlJc w:val="left"/>
-      <w:pPr>
-        <w:tabs>
-          <w:tab w:val="num" w:pos="6480"/>
-        </w:tabs>
-        <w:ind w:left="6480" w:hanging="360"/>
-      </w:pPr>
-      <w:rPr>
-        <w:rFonts w:ascii="Wingdings" w:hAnsi="Wingdings" w:hint="default"/>
-        <w:sz w:val="20"/>
-      </w:rPr>
-    </w:lvl>
-  </w:abstractNum>
-  <w:abstractNum w:abstractNumId="21" w15:restartNumberingAfterBreak="0">
-    <w:nsid w:val="32046DE3"/>
-    <w:multiLevelType w:val="multilevel"/>
-    <w:tmpl w:val="C756B6F2"/>
-    <w:lvl w:ilvl="0">
-      <w:start w:val="1"/>
-      <w:numFmt w:val="bullet"/>
-      <w:lvlText w:val=""/>
-      <w:lvlJc w:val="left"/>
-      <w:pPr>
-        <w:tabs>
-          <w:tab w:val="num" w:pos="720"/>
-        </w:tabs>
-        <w:ind w:left="720" w:hanging="360"/>
-      </w:pPr>
-      <w:rPr>
-        <w:rFonts w:ascii="Symbol" w:hAnsi="Symbol" w:hint="default"/>
-        <w:sz w:val="20"/>
-      </w:rPr>
-    </w:lvl>
-    <w:lvl w:ilvl="1" w:tentative="1">
-      <w:start w:val="1"/>
-      <w:numFmt w:val="bullet"/>
-      <w:lvlText w:val="o"/>
-      <w:lvlJc w:val="left"/>
-      <w:pPr>
-        <w:tabs>
-          <w:tab w:val="num" w:pos="1440"/>
-        </w:tabs>
-        <w:ind w:left="1440" w:hanging="360"/>
-      </w:pPr>
-      <w:rPr>
-        <w:rFonts w:ascii="Courier New" w:hAnsi="Courier New" w:hint="default"/>
-        <w:sz w:val="20"/>
-      </w:rPr>
-    </w:lvl>
-    <w:lvl w:ilvl="2" w:tentative="1">
-      <w:start w:val="1"/>
-      <w:numFmt w:val="bullet"/>
-      <w:lvlText w:val=""/>
-      <w:lvlJc w:val="left"/>
-      <w:pPr>
-        <w:tabs>
-          <w:tab w:val="num" w:pos="2160"/>
-        </w:tabs>
-        <w:ind w:left="2160" w:hanging="360"/>
-      </w:pPr>
-      <w:rPr>
-        <w:rFonts w:ascii="Wingdings" w:hAnsi="Wingdings" w:hint="default"/>
-        <w:sz w:val="20"/>
-      </w:rPr>
-    </w:lvl>
-    <w:lvl w:ilvl="3" w:tentative="1">
-      <w:start w:val="1"/>
-      <w:numFmt w:val="bullet"/>
-      <w:lvlText w:val=""/>
-      <w:lvlJc w:val="left"/>
-      <w:pPr>
-        <w:tabs>
-          <w:tab w:val="num" w:pos="2880"/>
-        </w:tabs>
-        <w:ind w:left="2880" w:hanging="360"/>
-      </w:pPr>
-      <w:rPr>
-        <w:rFonts w:ascii="Wingdings" w:hAnsi="Wingdings" w:hint="default"/>
-        <w:sz w:val="20"/>
-      </w:rPr>
-    </w:lvl>
-    <w:lvl w:ilvl="4" w:tentative="1">
-      <w:start w:val="1"/>
-      <w:numFmt w:val="bullet"/>
-      <w:lvlText w:val=""/>
-      <w:lvlJc w:val="left"/>
-      <w:pPr>
-        <w:tabs>
-          <w:tab w:val="num" w:pos="3600"/>
-        </w:tabs>
-        <w:ind w:left="3600" w:hanging="360"/>
-      </w:pPr>
-      <w:rPr>
-        <w:rFonts w:ascii="Wingdings" w:hAnsi="Wingdings" w:hint="default"/>
-        <w:sz w:val="20"/>
-      </w:rPr>
-    </w:lvl>
-    <w:lvl w:ilvl="5" w:tentative="1">
-      <w:start w:val="1"/>
-      <w:numFmt w:val="bullet"/>
-      <w:lvlText w:val=""/>
-      <w:lvlJc w:val="left"/>
-      <w:pPr>
-        <w:tabs>
-          <w:tab w:val="num" w:pos="4320"/>
-        </w:tabs>
-        <w:ind w:left="4320" w:hanging="360"/>
-      </w:pPr>
-      <w:rPr>
-        <w:rFonts w:ascii="Wingdings" w:hAnsi="Wingdings" w:hint="default"/>
-        <w:sz w:val="20"/>
-      </w:rPr>
-    </w:lvl>
-    <w:lvl w:ilvl="6" w:tentative="1">
-      <w:start w:val="1"/>
-      <w:numFmt w:val="bullet"/>
-      <w:lvlText w:val=""/>
-      <w:lvlJc w:val="left"/>
-      <w:pPr>
-        <w:tabs>
-          <w:tab w:val="num" w:pos="5040"/>
-        </w:tabs>
-        <w:ind w:left="5040" w:hanging="360"/>
-      </w:pPr>
-      <w:rPr>
-        <w:rFonts w:ascii="Wingdings" w:hAnsi="Wingdings" w:hint="default"/>
-        <w:sz w:val="20"/>
-      </w:rPr>
-    </w:lvl>
-    <w:lvl w:ilvl="7" w:tentative="1">
-      <w:start w:val="1"/>
-      <w:numFmt w:val="bullet"/>
-      <w:lvlText w:val=""/>
-      <w:lvlJc w:val="left"/>
-      <w:pPr>
-        <w:tabs>
-          <w:tab w:val="num" w:pos="5760"/>
-        </w:tabs>
-        <w:ind w:left="5760" w:hanging="360"/>
-      </w:pPr>
-      <w:rPr>
-        <w:rFonts w:ascii="Wingdings" w:hAnsi="Wingdings" w:hint="default"/>
-        <w:sz w:val="20"/>
-      </w:rPr>
-    </w:lvl>
-    <w:lvl w:ilvl="8" w:tentative="1">
-      <w:start w:val="1"/>
-      <w:numFmt w:val="bullet"/>
-      <w:lvlText w:val=""/>
-      <w:lvlJc w:val="left"/>
-      <w:pPr>
-        <w:tabs>
-          <w:tab w:val="num" w:pos="6480"/>
-        </w:tabs>
-        <w:ind w:left="6480" w:hanging="360"/>
-      </w:pPr>
-      <w:rPr>
-        <w:rFonts w:ascii="Wingdings" w:hAnsi="Wingdings" w:hint="default"/>
-        <w:sz w:val="20"/>
-      </w:rPr>
-    </w:lvl>
-  </w:abstractNum>
-  <w:abstractNum w:abstractNumId="22" w15:restartNumberingAfterBreak="0">
-    <w:nsid w:val="3A8127FF"/>
-    <w:multiLevelType w:val="multilevel"/>
-    <w:tmpl w:val="59022CD8"/>
-    <w:lvl w:ilvl="0">
-      <w:start w:val="1"/>
-      <w:numFmt w:val="bullet"/>
-      <w:lvlText w:val=""/>
-      <w:lvlJc w:val="left"/>
-      <w:pPr>
-        <w:tabs>
-          <w:tab w:val="num" w:pos="720"/>
-        </w:tabs>
-        <w:ind w:left="720" w:hanging="360"/>
-      </w:pPr>
-      <w:rPr>
-        <w:rFonts w:ascii="Symbol" w:hAnsi="Symbol" w:hint="default"/>
-        <w:sz w:val="20"/>
-      </w:rPr>
-    </w:lvl>
-    <w:lvl w:ilvl="1" w:tentative="1">
-      <w:start w:val="1"/>
-      <w:numFmt w:val="bullet"/>
-      <w:lvlText w:val="o"/>
-      <w:lvlJc w:val="left"/>
-      <w:pPr>
-        <w:tabs>
-          <w:tab w:val="num" w:pos="1440"/>
-        </w:tabs>
-        <w:ind w:left="1440" w:hanging="360"/>
-      </w:pPr>
-      <w:rPr>
-        <w:rFonts w:ascii="Courier New" w:hAnsi="Courier New" w:hint="default"/>
-        <w:sz w:val="20"/>
-      </w:rPr>
-    </w:lvl>
-    <w:lvl w:ilvl="2" w:tentative="1">
-      <w:start w:val="1"/>
-      <w:numFmt w:val="bullet"/>
-      <w:lvlText w:val=""/>
-      <w:lvlJc w:val="left"/>
-      <w:pPr>
-        <w:tabs>
-          <w:tab w:val="num" w:pos="2160"/>
-        </w:tabs>
-        <w:ind w:left="2160" w:hanging="360"/>
-      </w:pPr>
-      <w:rPr>
-        <w:rFonts w:ascii="Wingdings" w:hAnsi="Wingdings" w:hint="default"/>
-        <w:sz w:val="20"/>
-      </w:rPr>
-    </w:lvl>
-    <w:lvl w:ilvl="3" w:tentative="1">
-      <w:start w:val="1"/>
-      <w:numFmt w:val="bullet"/>
-      <w:lvlText w:val=""/>
-      <w:lvlJc w:val="left"/>
-      <w:pPr>
-        <w:tabs>
-          <w:tab w:val="num" w:pos="2880"/>
-        </w:tabs>
-        <w:ind w:left="2880" w:hanging="360"/>
-      </w:pPr>
-      <w:rPr>
-        <w:rFonts w:ascii="Wingdings" w:hAnsi="Wingdings" w:hint="default"/>
-        <w:sz w:val="20"/>
-      </w:rPr>
-    </w:lvl>
-    <w:lvl w:ilvl="4" w:tentative="1">
-      <w:start w:val="1"/>
-      <w:numFmt w:val="bullet"/>
-      <w:lvlText w:val=""/>
-      <w:lvlJc w:val="left"/>
-      <w:pPr>
-        <w:tabs>
-          <w:tab w:val="num" w:pos="3600"/>
-        </w:tabs>
-        <w:ind w:left="3600" w:hanging="360"/>
-      </w:pPr>
-      <w:rPr>
-        <w:rFonts w:ascii="Wingdings" w:hAnsi="Wingdings" w:hint="default"/>
-        <w:sz w:val="20"/>
-      </w:rPr>
-    </w:lvl>
-    <w:lvl w:ilvl="5" w:tentative="1">
-      <w:start w:val="1"/>
-      <w:numFmt w:val="bullet"/>
-      <w:lvlText w:val=""/>
-      <w:lvlJc w:val="left"/>
-      <w:pPr>
-        <w:tabs>
-          <w:tab w:val="num" w:pos="4320"/>
-        </w:tabs>
-        <w:ind w:left="4320" w:hanging="360"/>
-      </w:pPr>
-      <w:rPr>
-        <w:rFonts w:ascii="Wingdings" w:hAnsi="Wingdings" w:hint="default"/>
-        <w:sz w:val="20"/>
-      </w:rPr>
-    </w:lvl>
-    <w:lvl w:ilvl="6" w:tentative="1">
-      <w:start w:val="1"/>
-      <w:numFmt w:val="bullet"/>
-      <w:lvlText w:val=""/>
-      <w:lvlJc w:val="left"/>
-      <w:pPr>
-        <w:tabs>
-          <w:tab w:val="num" w:pos="5040"/>
-        </w:tabs>
-        <w:ind w:left="5040" w:hanging="360"/>
-      </w:pPr>
-      <w:rPr>
-        <w:rFonts w:ascii="Wingdings" w:hAnsi="Wingdings" w:hint="default"/>
-        <w:sz w:val="20"/>
-      </w:rPr>
-    </w:lvl>
-    <w:lvl w:ilvl="7" w:tentative="1">
-      <w:start w:val="1"/>
-      <w:numFmt w:val="bullet"/>
-      <w:lvlText w:val=""/>
-      <w:lvlJc w:val="left"/>
-      <w:pPr>
-        <w:tabs>
-          <w:tab w:val="num" w:pos="5760"/>
-        </w:tabs>
-        <w:ind w:left="5760" w:hanging="360"/>
-      </w:pPr>
-      <w:rPr>
-        <w:rFonts w:ascii="Wingdings" w:hAnsi="Wingdings" w:hint="default"/>
-        <w:sz w:val="20"/>
-      </w:rPr>
-    </w:lvl>
-    <w:lvl w:ilvl="8" w:tentative="1">
-      <w:start w:val="1"/>
-      <w:numFmt w:val="bullet"/>
-      <w:lvlText w:val=""/>
-      <w:lvlJc w:val="left"/>
-      <w:pPr>
-        <w:tabs>
-          <w:tab w:val="num" w:pos="6480"/>
-        </w:tabs>
-        <w:ind w:left="6480" w:hanging="360"/>
-      </w:pPr>
-      <w:rPr>
-        <w:rFonts w:ascii="Wingdings" w:hAnsi="Wingdings" w:hint="default"/>
-        <w:sz w:val="20"/>
-      </w:rPr>
-    </w:lvl>
-  </w:abstractNum>
-  <w:abstractNum w:abstractNumId="23" w15:restartNumberingAfterBreak="0">
-    <w:nsid w:val="41A64C56"/>
-    <w:multiLevelType w:val="multilevel"/>
-    <w:tmpl w:val="94EA6180"/>
-    <w:lvl w:ilvl="0">
-      <w:start w:val="1"/>
-      <w:numFmt w:val="bullet"/>
-      <w:lvlText w:val=""/>
-      <w:lvlJc w:val="left"/>
-      <w:pPr>
-        <w:tabs>
-          <w:tab w:val="num" w:pos="720"/>
-        </w:tabs>
-        <w:ind w:left="720" w:hanging="360"/>
-      </w:pPr>
-      <w:rPr>
-        <w:rFonts w:ascii="Symbol" w:hAnsi="Symbol" w:hint="default"/>
-        <w:sz w:val="20"/>
-      </w:rPr>
-    </w:lvl>
-    <w:lvl w:ilvl="1">
-      <w:start w:val="1"/>
-      <w:numFmt w:val="bullet"/>
-      <w:lvlText w:val="o"/>
-      <w:lvlJc w:val="left"/>
-      <w:pPr>
-        <w:tabs>
-          <w:tab w:val="num" w:pos="1440"/>
-        </w:tabs>
-        <w:ind w:left="1440" w:hanging="360"/>
-      </w:pPr>
-      <w:rPr>
-        <w:rFonts w:ascii="Courier New" w:hAnsi="Courier New" w:hint="default"/>
-        <w:sz w:val="20"/>
-      </w:rPr>
-    </w:lvl>
-    <w:lvl w:ilvl="2" w:tentative="1">
-      <w:start w:val="1"/>
-      <w:numFmt w:val="bullet"/>
-      <w:lvlText w:val=""/>
-      <w:lvlJc w:val="left"/>
-      <w:pPr>
-        <w:tabs>
-          <w:tab w:val="num" w:pos="2160"/>
-        </w:tabs>
-        <w:ind w:left="2160" w:hanging="360"/>
-      </w:pPr>
-      <w:rPr>
-        <w:rFonts w:ascii="Wingdings" w:hAnsi="Wingdings" w:hint="default"/>
-        <w:sz w:val="20"/>
-      </w:rPr>
-    </w:lvl>
-    <w:lvl w:ilvl="3" w:tentative="1">
-      <w:start w:val="1"/>
-      <w:numFmt w:val="bullet"/>
-      <w:lvlText w:val=""/>
-      <w:lvlJc w:val="left"/>
-      <w:pPr>
-        <w:tabs>
-          <w:tab w:val="num" w:pos="2880"/>
-        </w:tabs>
-        <w:ind w:left="2880" w:hanging="360"/>
-      </w:pPr>
-      <w:rPr>
-        <w:rFonts w:ascii="Wingdings" w:hAnsi="Wingdings" w:hint="default"/>
-        <w:sz w:val="20"/>
-      </w:rPr>
-    </w:lvl>
-    <w:lvl w:ilvl="4" w:tentative="1">
-      <w:start w:val="1"/>
-      <w:numFmt w:val="bullet"/>
-      <w:lvlText w:val=""/>
-      <w:lvlJc w:val="left"/>
-      <w:pPr>
-        <w:tabs>
-          <w:tab w:val="num" w:pos="3600"/>
-        </w:tabs>
-        <w:ind w:left="3600" w:hanging="360"/>
-      </w:pPr>
-      <w:rPr>
-        <w:rFonts w:ascii="Wingdings" w:hAnsi="Wingdings" w:hint="default"/>
-        <w:sz w:val="20"/>
-      </w:rPr>
-    </w:lvl>
-    <w:lvl w:ilvl="5" w:tentative="1">
-      <w:start w:val="1"/>
-      <w:numFmt w:val="bullet"/>
-      <w:lvlText w:val=""/>
-      <w:lvlJc w:val="left"/>
-      <w:pPr>
-        <w:tabs>
-          <w:tab w:val="num" w:pos="4320"/>
-        </w:tabs>
-        <w:ind w:left="4320" w:hanging="360"/>
-      </w:pPr>
-      <w:rPr>
-        <w:rFonts w:ascii="Wingdings" w:hAnsi="Wingdings" w:hint="default"/>
-        <w:sz w:val="20"/>
-      </w:rPr>
-    </w:lvl>
-    <w:lvl w:ilvl="6" w:tentative="1">
-      <w:start w:val="1"/>
-      <w:numFmt w:val="bullet"/>
-      <w:lvlText w:val=""/>
-      <w:lvlJc w:val="left"/>
-      <w:pPr>
-        <w:tabs>
-          <w:tab w:val="num" w:pos="5040"/>
-        </w:tabs>
-        <w:ind w:left="5040" w:hanging="360"/>
-      </w:pPr>
-      <w:rPr>
-        <w:rFonts w:ascii="Wingdings" w:hAnsi="Wingdings" w:hint="default"/>
-        <w:sz w:val="20"/>
-      </w:rPr>
-    </w:lvl>
-    <w:lvl w:ilvl="7" w:tentative="1">
-      <w:start w:val="1"/>
-      <w:numFmt w:val="bullet"/>
-      <w:lvlText w:val=""/>
-      <w:lvlJc w:val="left"/>
-      <w:pPr>
-        <w:tabs>
-          <w:tab w:val="num" w:pos="5760"/>
-        </w:tabs>
-        <w:ind w:left="5760" w:hanging="360"/>
-      </w:pPr>
-      <w:rPr>
-        <w:rFonts w:ascii="Wingdings" w:hAnsi="Wingdings" w:hint="default"/>
-        <w:sz w:val="20"/>
-      </w:rPr>
-    </w:lvl>
-    <w:lvl w:ilvl="8" w:tentative="1">
-      <w:start w:val="1"/>
-      <w:numFmt w:val="bullet"/>
-      <w:lvlText w:val=""/>
-      <w:lvlJc w:val="left"/>
-      <w:pPr>
-        <w:tabs>
-          <w:tab w:val="num" w:pos="6480"/>
-        </w:tabs>
-        <w:ind w:left="6480" w:hanging="360"/>
-      </w:pPr>
-      <w:rPr>
-        <w:rFonts w:ascii="Wingdings" w:hAnsi="Wingdings" w:hint="default"/>
-        <w:sz w:val="20"/>
-      </w:rPr>
-    </w:lvl>
-  </w:abstractNum>
-  <w:abstractNum w:abstractNumId="24" w15:restartNumberingAfterBreak="0">
-    <w:nsid w:val="462009FB"/>
-    <w:multiLevelType w:val="multilevel"/>
-    <w:tmpl w:val="31E0AC34"/>
-    <w:lvl w:ilvl="0">
-      <w:start w:val="1"/>
-      <w:numFmt w:val="bullet"/>
-      <w:lvlText w:val=""/>
-      <w:lvlJc w:val="left"/>
-      <w:pPr>
-        <w:tabs>
-          <w:tab w:val="num" w:pos="720"/>
-        </w:tabs>
-        <w:ind w:left="720" w:hanging="360"/>
-      </w:pPr>
-      <w:rPr>
-        <w:rFonts w:ascii="Symbol" w:hAnsi="Symbol" w:hint="default"/>
-        <w:sz w:val="20"/>
-      </w:rPr>
-    </w:lvl>
-    <w:lvl w:ilvl="1" w:tentative="1">
-      <w:start w:val="1"/>
-      <w:numFmt w:val="bullet"/>
-      <w:lvlText w:val="o"/>
-      <w:lvlJc w:val="left"/>
-      <w:pPr>
-        <w:tabs>
-          <w:tab w:val="num" w:pos="1440"/>
-        </w:tabs>
-        <w:ind w:left="1440" w:hanging="360"/>
-      </w:pPr>
-      <w:rPr>
-        <w:rFonts w:ascii="Courier New" w:hAnsi="Courier New" w:hint="default"/>
-        <w:sz w:val="20"/>
-      </w:rPr>
-    </w:lvl>
-    <w:lvl w:ilvl="2" w:tentative="1">
-      <w:start w:val="1"/>
-      <w:numFmt w:val="bullet"/>
-      <w:lvlText w:val=""/>
-      <w:lvlJc w:val="left"/>
-      <w:pPr>
-        <w:tabs>
-          <w:tab w:val="num" w:pos="2160"/>
-        </w:tabs>
-        <w:ind w:left="2160" w:hanging="360"/>
-      </w:pPr>
-      <w:rPr>
-        <w:rFonts w:ascii="Wingdings" w:hAnsi="Wingdings" w:hint="default"/>
-        <w:sz w:val="20"/>
-      </w:rPr>
-    </w:lvl>
-    <w:lvl w:ilvl="3" w:tentative="1">
-      <w:start w:val="1"/>
-      <w:numFmt w:val="bullet"/>
-      <w:lvlText w:val=""/>
-      <w:lvlJc w:val="left"/>
-      <w:pPr>
-        <w:tabs>
-          <w:tab w:val="num" w:pos="2880"/>
-        </w:tabs>
-        <w:ind w:left="2880" w:hanging="360"/>
-      </w:pPr>
-      <w:rPr>
-        <w:rFonts w:ascii="Wingdings" w:hAnsi="Wingdings" w:hint="default"/>
-        <w:sz w:val="20"/>
-      </w:rPr>
-    </w:lvl>
-    <w:lvl w:ilvl="4" w:tentative="1">
-      <w:start w:val="1"/>
-      <w:numFmt w:val="bullet"/>
-      <w:lvlText w:val=""/>
-      <w:lvlJc w:val="left"/>
-      <w:pPr>
-        <w:tabs>
-          <w:tab w:val="num" w:pos="3600"/>
-        </w:tabs>
-        <w:ind w:left="3600" w:hanging="360"/>
-      </w:pPr>
-      <w:rPr>
-        <w:rFonts w:ascii="Wingdings" w:hAnsi="Wingdings" w:hint="default"/>
-        <w:sz w:val="20"/>
-      </w:rPr>
-    </w:lvl>
-    <w:lvl w:ilvl="5" w:tentative="1">
-      <w:start w:val="1"/>
-      <w:numFmt w:val="bullet"/>
-      <w:lvlText w:val=""/>
-      <w:lvlJc w:val="left"/>
-      <w:pPr>
-        <w:tabs>
-          <w:tab w:val="num" w:pos="4320"/>
-        </w:tabs>
-        <w:ind w:left="4320" w:hanging="360"/>
-      </w:pPr>
-      <w:rPr>
-        <w:rFonts w:ascii="Wingdings" w:hAnsi="Wingdings" w:hint="default"/>
-        <w:sz w:val="20"/>
-      </w:rPr>
-    </w:lvl>
-    <w:lvl w:ilvl="6" w:tentative="1">
-      <w:start w:val="1"/>
-      <w:numFmt w:val="bullet"/>
-      <w:lvlText w:val=""/>
-      <w:lvlJc w:val="left"/>
-      <w:pPr>
-        <w:tabs>
-          <w:tab w:val="num" w:pos="5040"/>
-        </w:tabs>
-        <w:ind w:left="5040" w:hanging="360"/>
-      </w:pPr>
-      <w:rPr>
-        <w:rFonts w:ascii="Wingdings" w:hAnsi="Wingdings" w:hint="default"/>
-        <w:sz w:val="20"/>
-      </w:rPr>
-    </w:lvl>
-    <w:lvl w:ilvl="7" w:tentative="1">
-      <w:start w:val="1"/>
-      <w:numFmt w:val="bullet"/>
-      <w:lvlText w:val=""/>
-      <w:lvlJc w:val="left"/>
-      <w:pPr>
-        <w:tabs>
-          <w:tab w:val="num" w:pos="5760"/>
-        </w:tabs>
-        <w:ind w:left="5760" w:hanging="360"/>
-      </w:pPr>
-      <w:rPr>
-        <w:rFonts w:ascii="Wingdings" w:hAnsi="Wingdings" w:hint="default"/>
-        <w:sz w:val="20"/>
-      </w:rPr>
-    </w:lvl>
-    <w:lvl w:ilvl="8" w:tentative="1">
-      <w:start w:val="1"/>
-      <w:numFmt w:val="bullet"/>
-      <w:lvlText w:val=""/>
-      <w:lvlJc w:val="left"/>
-      <w:pPr>
-        <w:tabs>
-          <w:tab w:val="num" w:pos="6480"/>
-        </w:tabs>
-        <w:ind w:left="6480" w:hanging="360"/>
-      </w:pPr>
-      <w:rPr>
-        <w:rFonts w:ascii="Wingdings" w:hAnsi="Wingdings" w:hint="default"/>
-        <w:sz w:val="20"/>
-      </w:rPr>
-    </w:lvl>
-  </w:abstractNum>
-  <w:abstractNum w:abstractNumId="25" w15:restartNumberingAfterBreak="0">
-    <w:nsid w:val="464878B6"/>
-    <w:multiLevelType w:val="multilevel"/>
-    <w:tmpl w:val="5FBC1E9E"/>
-    <w:lvl w:ilvl="0">
-      <w:start w:val="1"/>
-      <w:numFmt w:val="bullet"/>
-      <w:lvlText w:val=""/>
-      <w:lvlJc w:val="left"/>
-      <w:pPr>
-        <w:tabs>
-          <w:tab w:val="num" w:pos="720"/>
-        </w:tabs>
-        <w:ind w:left="720" w:hanging="360"/>
-      </w:pPr>
-      <w:rPr>
-        <w:rFonts w:ascii="Symbol" w:hAnsi="Symbol" w:hint="default"/>
-        <w:sz w:val="20"/>
-      </w:rPr>
-    </w:lvl>
-    <w:lvl w:ilvl="1" w:tentative="1">
-      <w:start w:val="1"/>
-      <w:numFmt w:val="bullet"/>
-      <w:lvlText w:val="o"/>
-      <w:lvlJc w:val="left"/>
-      <w:pPr>
-        <w:tabs>
-          <w:tab w:val="num" w:pos="1440"/>
-        </w:tabs>
-        <w:ind w:left="1440" w:hanging="360"/>
-      </w:pPr>
-      <w:rPr>
-        <w:rFonts w:ascii="Courier New" w:hAnsi="Courier New" w:hint="default"/>
-        <w:sz w:val="20"/>
-      </w:rPr>
-    </w:lvl>
-    <w:lvl w:ilvl="2" w:tentative="1">
-      <w:start w:val="1"/>
-      <w:numFmt w:val="bullet"/>
-      <w:lvlText w:val=""/>
-      <w:lvlJc w:val="left"/>
-      <w:pPr>
-        <w:tabs>
-          <w:tab w:val="num" w:pos="2160"/>
-        </w:tabs>
-        <w:ind w:left="2160" w:hanging="360"/>
-      </w:pPr>
-      <w:rPr>
-        <w:rFonts w:ascii="Wingdings" w:hAnsi="Wingdings" w:hint="default"/>
-        <w:sz w:val="20"/>
-      </w:rPr>
-    </w:lvl>
-    <w:lvl w:ilvl="3" w:tentative="1">
-      <w:start w:val="1"/>
-      <w:numFmt w:val="bullet"/>
-      <w:lvlText w:val=""/>
-      <w:lvlJc w:val="left"/>
-      <w:pPr>
-        <w:tabs>
-          <w:tab w:val="num" w:pos="2880"/>
-        </w:tabs>
-        <w:ind w:left="2880" w:hanging="360"/>
-      </w:pPr>
-      <w:rPr>
-        <w:rFonts w:ascii="Wingdings" w:hAnsi="Wingdings" w:hint="default"/>
-        <w:sz w:val="20"/>
-      </w:rPr>
-    </w:lvl>
-    <w:lvl w:ilvl="4" w:tentative="1">
-      <w:start w:val="1"/>
-      <w:numFmt w:val="bullet"/>
-      <w:lvlText w:val=""/>
-      <w:lvlJc w:val="left"/>
-      <w:pPr>
-        <w:tabs>
-          <w:tab w:val="num" w:pos="3600"/>
-        </w:tabs>
-        <w:ind w:left="3600" w:hanging="360"/>
-      </w:pPr>
-      <w:rPr>
-        <w:rFonts w:ascii="Wingdings" w:hAnsi="Wingdings" w:hint="default"/>
-        <w:sz w:val="20"/>
-      </w:rPr>
-    </w:lvl>
-    <w:lvl w:ilvl="5" w:tentative="1">
-      <w:start w:val="1"/>
-      <w:numFmt w:val="bullet"/>
-      <w:lvlText w:val=""/>
-      <w:lvlJc w:val="left"/>
-      <w:pPr>
-        <w:tabs>
-          <w:tab w:val="num" w:pos="4320"/>
-        </w:tabs>
-        <w:ind w:left="4320" w:hanging="360"/>
-      </w:pPr>
-      <w:rPr>
-        <w:rFonts w:ascii="Wingdings" w:hAnsi="Wingdings" w:hint="default"/>
-        <w:sz w:val="20"/>
-      </w:rPr>
-    </w:lvl>
-    <w:lvl w:ilvl="6" w:tentative="1">
-      <w:start w:val="1"/>
-      <w:numFmt w:val="bullet"/>
-      <w:lvlText w:val=""/>
-      <w:lvlJc w:val="left"/>
-      <w:pPr>
-        <w:tabs>
-          <w:tab w:val="num" w:pos="5040"/>
-        </w:tabs>
-        <w:ind w:left="5040" w:hanging="360"/>
-      </w:pPr>
-      <w:rPr>
-        <w:rFonts w:ascii="Wingdings" w:hAnsi="Wingdings" w:hint="default"/>
-        <w:sz w:val="20"/>
-      </w:rPr>
-    </w:lvl>
-    <w:lvl w:ilvl="7" w:tentative="1">
-      <w:start w:val="1"/>
-      <w:numFmt w:val="bullet"/>
-      <w:lvlText w:val=""/>
-      <w:lvlJc w:val="left"/>
-      <w:pPr>
-        <w:tabs>
-          <w:tab w:val="num" w:pos="5760"/>
-        </w:tabs>
-        <w:ind w:left="5760" w:hanging="360"/>
-      </w:pPr>
-      <w:rPr>
-        <w:rFonts w:ascii="Wingdings" w:hAnsi="Wingdings" w:hint="default"/>
-        <w:sz w:val="20"/>
-      </w:rPr>
-    </w:lvl>
-    <w:lvl w:ilvl="8" w:tentative="1">
-      <w:start w:val="1"/>
-      <w:numFmt w:val="bullet"/>
-      <w:lvlText w:val=""/>
-      <w:lvlJc w:val="left"/>
-      <w:pPr>
-        <w:tabs>
-          <w:tab w:val="num" w:pos="6480"/>
-        </w:tabs>
-        <w:ind w:left="6480" w:hanging="360"/>
-      </w:pPr>
-      <w:rPr>
-        <w:rFonts w:ascii="Wingdings" w:hAnsi="Wingdings" w:hint="default"/>
-        <w:sz w:val="20"/>
-      </w:rPr>
-    </w:lvl>
-  </w:abstractNum>
-  <w:abstractNum w:abstractNumId="26" w15:restartNumberingAfterBreak="0">
-    <w:nsid w:val="4A893321"/>
-    <w:multiLevelType w:val="multilevel"/>
-    <w:tmpl w:val="6DA258FA"/>
-    <w:lvl w:ilvl="0">
-      <w:start w:val="1"/>
-      <w:numFmt w:val="bullet"/>
-      <w:lvlText w:val=""/>
-      <w:lvlJc w:val="left"/>
-      <w:pPr>
-        <w:tabs>
-          <w:tab w:val="num" w:pos="720"/>
-        </w:tabs>
-        <w:ind w:left="720" w:hanging="360"/>
-      </w:pPr>
-      <w:rPr>
-        <w:rFonts w:ascii="Symbol" w:hAnsi="Symbol" w:hint="default"/>
-        <w:sz w:val="20"/>
-      </w:rPr>
-    </w:lvl>
-    <w:lvl w:ilvl="1" w:tentative="1">
-      <w:start w:val="1"/>
-      <w:numFmt w:val="bullet"/>
-      <w:lvlText w:val="o"/>
-      <w:lvlJc w:val="left"/>
-      <w:pPr>
-        <w:tabs>
-          <w:tab w:val="num" w:pos="1440"/>
-        </w:tabs>
-        <w:ind w:left="1440" w:hanging="360"/>
-      </w:pPr>
-      <w:rPr>
-        <w:rFonts w:ascii="Courier New" w:hAnsi="Courier New" w:hint="default"/>
-        <w:sz w:val="20"/>
-      </w:rPr>
-    </w:lvl>
-    <w:lvl w:ilvl="2" w:tentative="1">
-      <w:start w:val="1"/>
-      <w:numFmt w:val="bullet"/>
-      <w:lvlText w:val=""/>
-      <w:lvlJc w:val="left"/>
-      <w:pPr>
-        <w:tabs>
-          <w:tab w:val="num" w:pos="2160"/>
-        </w:tabs>
-        <w:ind w:left="2160" w:hanging="360"/>
-      </w:pPr>
-      <w:rPr>
-        <w:rFonts w:ascii="Wingdings" w:hAnsi="Wingdings" w:hint="default"/>
-        <w:sz w:val="20"/>
-      </w:rPr>
-    </w:lvl>
-    <w:lvl w:ilvl="3" w:tentative="1">
-      <w:start w:val="1"/>
-      <w:numFmt w:val="bullet"/>
-      <w:lvlText w:val=""/>
-      <w:lvlJc w:val="left"/>
-      <w:pPr>
-        <w:tabs>
-          <w:tab w:val="num" w:pos="2880"/>
-        </w:tabs>
-        <w:ind w:left="2880" w:hanging="360"/>
-      </w:pPr>
-      <w:rPr>
-        <w:rFonts w:ascii="Wingdings" w:hAnsi="Wingdings" w:hint="default"/>
-        <w:sz w:val="20"/>
-      </w:rPr>
-    </w:lvl>
-    <w:lvl w:ilvl="4" w:tentative="1">
-      <w:start w:val="1"/>
-      <w:numFmt w:val="bullet"/>
-      <w:lvlText w:val=""/>
-      <w:lvlJc w:val="left"/>
-      <w:pPr>
-        <w:tabs>
-          <w:tab w:val="num" w:pos="3600"/>
-        </w:tabs>
-        <w:ind w:left="3600" w:hanging="360"/>
-      </w:pPr>
-      <w:rPr>
-        <w:rFonts w:ascii="Wingdings" w:hAnsi="Wingdings" w:hint="default"/>
-        <w:sz w:val="20"/>
-      </w:rPr>
-    </w:lvl>
-    <w:lvl w:ilvl="5" w:tentative="1">
-      <w:start w:val="1"/>
-      <w:numFmt w:val="bullet"/>
-      <w:lvlText w:val=""/>
-      <w:lvlJc w:val="left"/>
-      <w:pPr>
-        <w:tabs>
-          <w:tab w:val="num" w:pos="4320"/>
-        </w:tabs>
-        <w:ind w:left="4320" w:hanging="360"/>
-      </w:pPr>
-      <w:rPr>
-        <w:rFonts w:ascii="Wingdings" w:hAnsi="Wingdings" w:hint="default"/>
-        <w:sz w:val="20"/>
-      </w:rPr>
-    </w:lvl>
-    <w:lvl w:ilvl="6" w:tentative="1">
-      <w:start w:val="1"/>
-      <w:numFmt w:val="bullet"/>
-      <w:lvlText w:val=""/>
-      <w:lvlJc w:val="left"/>
-      <w:pPr>
-        <w:tabs>
-          <w:tab w:val="num" w:pos="5040"/>
-        </w:tabs>
-        <w:ind w:left="5040" w:hanging="360"/>
-      </w:pPr>
-      <w:rPr>
-        <w:rFonts w:ascii="Wingdings" w:hAnsi="Wingdings" w:hint="default"/>
-        <w:sz w:val="20"/>
-      </w:rPr>
-    </w:lvl>
-    <w:lvl w:ilvl="7" w:tentative="1">
-      <w:start w:val="1"/>
-      <w:numFmt w:val="bullet"/>
-      <w:lvlText w:val=""/>
-      <w:lvlJc w:val="left"/>
-      <w:pPr>
-        <w:tabs>
-          <w:tab w:val="num" w:pos="5760"/>
-        </w:tabs>
-        <w:ind w:left="5760" w:hanging="360"/>
-      </w:pPr>
-      <w:rPr>
-        <w:rFonts w:ascii="Wingdings" w:hAnsi="Wingdings" w:hint="default"/>
-        <w:sz w:val="20"/>
-      </w:rPr>
-    </w:lvl>
-    <w:lvl w:ilvl="8" w:tentative="1">
-      <w:start w:val="1"/>
-      <w:numFmt w:val="bullet"/>
-      <w:lvlText w:val=""/>
-      <w:lvlJc w:val="left"/>
-      <w:pPr>
-        <w:tabs>
-          <w:tab w:val="num" w:pos="6480"/>
-        </w:tabs>
-        <w:ind w:left="6480" w:hanging="360"/>
-      </w:pPr>
-      <w:rPr>
-        <w:rFonts w:ascii="Wingdings" w:hAnsi="Wingdings" w:hint="default"/>
-        <w:sz w:val="20"/>
-      </w:rPr>
-    </w:lvl>
-  </w:abstractNum>
-  <w:abstractNum w:abstractNumId="27" w15:restartNumberingAfterBreak="0">
-    <w:nsid w:val="4AFA21F5"/>
-    <w:multiLevelType w:val="multilevel"/>
-    <w:tmpl w:val="CADA9E7A"/>
-    <w:lvl w:ilvl="0">
-      <w:start w:val="1"/>
-      <w:numFmt w:val="bullet"/>
-      <w:lvlText w:val=""/>
-      <w:lvlJc w:val="left"/>
-      <w:pPr>
-        <w:tabs>
-          <w:tab w:val="num" w:pos="720"/>
-        </w:tabs>
-        <w:ind w:left="720" w:hanging="360"/>
-      </w:pPr>
-      <w:rPr>
-        <w:rFonts w:ascii="Symbol" w:hAnsi="Symbol" w:hint="default"/>
-        <w:sz w:val="20"/>
-      </w:rPr>
-    </w:lvl>
-    <w:lvl w:ilvl="1" w:tentative="1">
-      <w:start w:val="1"/>
-      <w:numFmt w:val="bullet"/>
-      <w:lvlText w:val="o"/>
-      <w:lvlJc w:val="left"/>
-      <w:pPr>
-        <w:tabs>
-          <w:tab w:val="num" w:pos="1440"/>
-        </w:tabs>
-        <w:ind w:left="1440" w:hanging="360"/>
-      </w:pPr>
-      <w:rPr>
-        <w:rFonts w:ascii="Courier New" w:hAnsi="Courier New" w:hint="default"/>
-        <w:sz w:val="20"/>
-      </w:rPr>
-    </w:lvl>
-    <w:lvl w:ilvl="2" w:tentative="1">
-      <w:start w:val="1"/>
-      <w:numFmt w:val="bullet"/>
-      <w:lvlText w:val=""/>
-      <w:lvlJc w:val="left"/>
-      <w:pPr>
-        <w:tabs>
-          <w:tab w:val="num" w:pos="2160"/>
-        </w:tabs>
-        <w:ind w:left="2160" w:hanging="360"/>
-      </w:pPr>
-      <w:rPr>
-        <w:rFonts w:ascii="Wingdings" w:hAnsi="Wingdings" w:hint="default"/>
-        <w:sz w:val="20"/>
-      </w:rPr>
-    </w:lvl>
-    <w:lvl w:ilvl="3" w:tentative="1">
-      <w:start w:val="1"/>
-      <w:numFmt w:val="bullet"/>
-      <w:lvlText w:val=""/>
-      <w:lvlJc w:val="left"/>
-      <w:pPr>
-        <w:tabs>
-          <w:tab w:val="num" w:pos="2880"/>
-        </w:tabs>
-        <w:ind w:left="2880" w:hanging="360"/>
-      </w:pPr>
-      <w:rPr>
-        <w:rFonts w:ascii="Wingdings" w:hAnsi="Wingdings" w:hint="default"/>
-        <w:sz w:val="20"/>
-      </w:rPr>
-    </w:lvl>
-    <w:lvl w:ilvl="4" w:tentative="1">
-      <w:start w:val="1"/>
-      <w:numFmt w:val="bullet"/>
-      <w:lvlText w:val=""/>
-      <w:lvlJc w:val="left"/>
-      <w:pPr>
-        <w:tabs>
-          <w:tab w:val="num" w:pos="3600"/>
-        </w:tabs>
-        <w:ind w:left="3600" w:hanging="360"/>
-      </w:pPr>
-      <w:rPr>
-        <w:rFonts w:ascii="Wingdings" w:hAnsi="Wingdings" w:hint="default"/>
-        <w:sz w:val="20"/>
-      </w:rPr>
-    </w:lvl>
-    <w:lvl w:ilvl="5" w:tentative="1">
-      <w:start w:val="1"/>
-      <w:numFmt w:val="bullet"/>
-      <w:lvlText w:val=""/>
-      <w:lvlJc w:val="left"/>
-      <w:pPr>
-        <w:tabs>
-          <w:tab w:val="num" w:pos="4320"/>
-        </w:tabs>
-        <w:ind w:left="4320" w:hanging="360"/>
-      </w:pPr>
-      <w:rPr>
-        <w:rFonts w:ascii="Wingdings" w:hAnsi="Wingdings" w:hint="default"/>
-        <w:sz w:val="20"/>
-      </w:rPr>
-    </w:lvl>
-    <w:lvl w:ilvl="6" w:tentative="1">
-      <w:start w:val="1"/>
-      <w:numFmt w:val="bullet"/>
-      <w:lvlText w:val=""/>
-      <w:lvlJc w:val="left"/>
-      <w:pPr>
-        <w:tabs>
-          <w:tab w:val="num" w:pos="5040"/>
-        </w:tabs>
-        <w:ind w:left="5040" w:hanging="360"/>
-      </w:pPr>
-      <w:rPr>
-        <w:rFonts w:ascii="Wingdings" w:hAnsi="Wingdings" w:hint="default"/>
-        <w:sz w:val="20"/>
-      </w:rPr>
-    </w:lvl>
-    <w:lvl w:ilvl="7" w:tentative="1">
-      <w:start w:val="1"/>
-      <w:numFmt w:val="bullet"/>
-      <w:lvlText w:val=""/>
-      <w:lvlJc w:val="left"/>
-      <w:pPr>
-        <w:tabs>
-          <w:tab w:val="num" w:pos="5760"/>
-        </w:tabs>
-        <w:ind w:left="5760" w:hanging="360"/>
-      </w:pPr>
-      <w:rPr>
-        <w:rFonts w:ascii="Wingdings" w:hAnsi="Wingdings" w:hint="default"/>
-        <w:sz w:val="20"/>
-      </w:rPr>
-    </w:lvl>
-    <w:lvl w:ilvl="8" w:tentative="1">
-      <w:start w:val="1"/>
-      <w:numFmt w:val="bullet"/>
-      <w:lvlText w:val=""/>
-      <w:lvlJc w:val="left"/>
-      <w:pPr>
-        <w:tabs>
-          <w:tab w:val="num" w:pos="6480"/>
-        </w:tabs>
-        <w:ind w:left="6480" w:hanging="360"/>
-      </w:pPr>
-      <w:rPr>
-        <w:rFonts w:ascii="Wingdings" w:hAnsi="Wingdings" w:hint="default"/>
-        <w:sz w:val="20"/>
-      </w:rPr>
-    </w:lvl>
-  </w:abstractNum>
-  <w:abstractNum w:abstractNumId="28" w15:restartNumberingAfterBreak="0">
-    <w:nsid w:val="4CB163E7"/>
-    <w:multiLevelType w:val="multilevel"/>
-    <w:tmpl w:val="AD8ED4CC"/>
-    <w:lvl w:ilvl="0">
-      <w:start w:val="1"/>
-      <w:numFmt w:val="bullet"/>
-      <w:lvlText w:val=""/>
-      <w:lvlJc w:val="left"/>
-      <w:pPr>
-        <w:tabs>
-          <w:tab w:val="num" w:pos="720"/>
-        </w:tabs>
-        <w:ind w:left="720" w:hanging="360"/>
-      </w:pPr>
-      <w:rPr>
-        <w:rFonts w:ascii="Symbol" w:hAnsi="Symbol" w:hint="default"/>
-        <w:sz w:val="20"/>
-      </w:rPr>
-    </w:lvl>
-    <w:lvl w:ilvl="1">
-      <w:start w:val="1"/>
-      <w:numFmt w:val="bullet"/>
-      <w:lvlText w:val="o"/>
-      <w:lvlJc w:val="left"/>
-      <w:pPr>
-        <w:tabs>
-          <w:tab w:val="num" w:pos="1440"/>
-        </w:tabs>
-        <w:ind w:left="1440" w:hanging="360"/>
-      </w:pPr>
-      <w:rPr>
-        <w:rFonts w:ascii="Courier New" w:hAnsi="Courier New" w:hint="default"/>
-        <w:sz w:val="20"/>
-      </w:rPr>
-    </w:lvl>
-    <w:lvl w:ilvl="2" w:tentative="1">
-      <w:start w:val="1"/>
-      <w:numFmt w:val="bullet"/>
-      <w:lvlText w:val=""/>
-      <w:lvlJc w:val="left"/>
-      <w:pPr>
-        <w:tabs>
-          <w:tab w:val="num" w:pos="2160"/>
-        </w:tabs>
-        <w:ind w:left="2160" w:hanging="360"/>
-      </w:pPr>
-      <w:rPr>
-        <w:rFonts w:ascii="Wingdings" w:hAnsi="Wingdings" w:hint="default"/>
-        <w:sz w:val="20"/>
-      </w:rPr>
-    </w:lvl>
-    <w:lvl w:ilvl="3" w:tentative="1">
-      <w:start w:val="1"/>
-      <w:numFmt w:val="bullet"/>
-      <w:lvlText w:val=""/>
-      <w:lvlJc w:val="left"/>
-      <w:pPr>
-        <w:tabs>
-          <w:tab w:val="num" w:pos="2880"/>
-        </w:tabs>
-        <w:ind w:left="2880" w:hanging="360"/>
-      </w:pPr>
-      <w:rPr>
-        <w:rFonts w:ascii="Wingdings" w:hAnsi="Wingdings" w:hint="default"/>
-        <w:sz w:val="20"/>
-      </w:rPr>
-    </w:lvl>
-    <w:lvl w:ilvl="4" w:tentative="1">
-      <w:start w:val="1"/>
-      <w:numFmt w:val="bullet"/>
-      <w:lvlText w:val=""/>
-      <w:lvlJc w:val="left"/>
-      <w:pPr>
-        <w:tabs>
-          <w:tab w:val="num" w:pos="3600"/>
-        </w:tabs>
-        <w:ind w:left="3600" w:hanging="360"/>
-      </w:pPr>
-      <w:rPr>
-        <w:rFonts w:ascii="Wingdings" w:hAnsi="Wingdings" w:hint="default"/>
-        <w:sz w:val="20"/>
-      </w:rPr>
-    </w:lvl>
-    <w:lvl w:ilvl="5" w:tentative="1">
-      <w:start w:val="1"/>
-      <w:numFmt w:val="bullet"/>
-      <w:lvlText w:val=""/>
-      <w:lvlJc w:val="left"/>
-      <w:pPr>
-        <w:tabs>
-          <w:tab w:val="num" w:pos="4320"/>
-        </w:tabs>
-        <w:ind w:left="4320" w:hanging="360"/>
-      </w:pPr>
-      <w:rPr>
-        <w:rFonts w:ascii="Wingdings" w:hAnsi="Wingdings" w:hint="default"/>
-        <w:sz w:val="20"/>
-      </w:rPr>
-    </w:lvl>
-    <w:lvl w:ilvl="6" w:tentative="1">
-      <w:start w:val="1"/>
-      <w:numFmt w:val="bullet"/>
-      <w:lvlText w:val=""/>
-      <w:lvlJc w:val="left"/>
-      <w:pPr>
-        <w:tabs>
-          <w:tab w:val="num" w:pos="5040"/>
-        </w:tabs>
-        <w:ind w:left="5040" w:hanging="360"/>
-      </w:pPr>
-      <w:rPr>
-        <w:rFonts w:ascii="Wingdings" w:hAnsi="Wingdings" w:hint="default"/>
-        <w:sz w:val="20"/>
-      </w:rPr>
-    </w:lvl>
-    <w:lvl w:ilvl="7" w:tentative="1">
-      <w:start w:val="1"/>
-      <w:numFmt w:val="bullet"/>
-      <w:lvlText w:val=""/>
-      <w:lvlJc w:val="left"/>
-      <w:pPr>
-        <w:tabs>
-          <w:tab w:val="num" w:pos="5760"/>
-        </w:tabs>
-        <w:ind w:left="5760" w:hanging="360"/>
-      </w:pPr>
-      <w:rPr>
-        <w:rFonts w:ascii="Wingdings" w:hAnsi="Wingdings" w:hint="default"/>
-        <w:sz w:val="20"/>
-      </w:rPr>
-    </w:lvl>
-    <w:lvl w:ilvl="8" w:tentative="1">
-      <w:start w:val="1"/>
-      <w:numFmt w:val="bullet"/>
-      <w:lvlText w:val=""/>
-      <w:lvlJc w:val="left"/>
-      <w:pPr>
-        <w:tabs>
-          <w:tab w:val="num" w:pos="6480"/>
-        </w:tabs>
-        <w:ind w:left="6480" w:hanging="360"/>
-      </w:pPr>
-      <w:rPr>
-        <w:rFonts w:ascii="Wingdings" w:hAnsi="Wingdings" w:hint="default"/>
-        <w:sz w:val="20"/>
-      </w:rPr>
-    </w:lvl>
-  </w:abstractNum>
-  <w:abstractNum w:abstractNumId="29" w15:restartNumberingAfterBreak="0">
-    <w:nsid w:val="4CC27A80"/>
-    <w:multiLevelType w:val="multilevel"/>
-    <w:tmpl w:val="986C0674"/>
-    <w:lvl w:ilvl="0">
-      <w:start w:val="1"/>
-      <w:numFmt w:val="decimal"/>
-      <w:lvlText w:val="%1."/>
-      <w:lvlJc w:val="left"/>
-      <w:pPr>
-        <w:tabs>
-          <w:tab w:val="num" w:pos="720"/>
-        </w:tabs>
-        <w:ind w:left="720" w:hanging="360"/>
-      </w:pPr>
-    </w:lvl>
-    <w:lvl w:ilvl="1" w:tentative="1">
-      <w:start w:val="1"/>
-      <w:numFmt w:val="decimal"/>
-      <w:lvlText w:val="%2."/>
-      <w:lvlJc w:val="left"/>
-      <w:pPr>
-        <w:tabs>
-          <w:tab w:val="num" w:pos="1440"/>
-        </w:tabs>
-        <w:ind w:left="1440" w:hanging="360"/>
-      </w:pPr>
-    </w:lvl>
-    <w:lvl w:ilvl="2" w:tentative="1">
-      <w:start w:val="1"/>
-      <w:numFmt w:val="decimal"/>
-      <w:lvlText w:val="%3."/>
-      <w:lvlJc w:val="left"/>
-      <w:pPr>
-        <w:tabs>
-          <w:tab w:val="num" w:pos="2160"/>
-        </w:tabs>
-        <w:ind w:left="2160" w:hanging="360"/>
-      </w:pPr>
-    </w:lvl>
-    <w:lvl w:ilvl="3" w:tentative="1">
-      <w:start w:val="1"/>
-      <w:numFmt w:val="decimal"/>
-      <w:lvlText w:val="%4."/>
-      <w:lvlJc w:val="left"/>
-      <w:pPr>
-        <w:tabs>
-          <w:tab w:val="num" w:pos="2880"/>
-        </w:tabs>
-        <w:ind w:left="2880" w:hanging="360"/>
-      </w:pPr>
-    </w:lvl>
-    <w:lvl w:ilvl="4" w:tentative="1">
-      <w:start w:val="1"/>
-      <w:numFmt w:val="decimal"/>
-      <w:lvlText w:val="%5."/>
-      <w:lvlJc w:val="left"/>
-      <w:pPr>
-        <w:tabs>
-          <w:tab w:val="num" w:pos="3600"/>
-        </w:tabs>
-        <w:ind w:left="3600" w:hanging="360"/>
-      </w:pPr>
-    </w:lvl>
-    <w:lvl w:ilvl="5" w:tentative="1">
-      <w:start w:val="1"/>
-      <w:numFmt w:val="decimal"/>
-      <w:lvlText w:val="%6."/>
-      <w:lvlJc w:val="left"/>
-      <w:pPr>
-        <w:tabs>
-          <w:tab w:val="num" w:pos="4320"/>
-        </w:tabs>
-        <w:ind w:left="4320" w:hanging="360"/>
-      </w:pPr>
-    </w:lvl>
-    <w:lvl w:ilvl="6" w:tentative="1">
-      <w:start w:val="1"/>
-      <w:numFmt w:val="decimal"/>
-      <w:lvlText w:val="%7."/>
-      <w:lvlJc w:val="left"/>
-      <w:pPr>
-        <w:tabs>
-          <w:tab w:val="num" w:pos="5040"/>
-        </w:tabs>
-        <w:ind w:left="5040" w:hanging="360"/>
-      </w:pPr>
-    </w:lvl>
-    <w:lvl w:ilvl="7" w:tentative="1">
-      <w:start w:val="1"/>
-      <w:numFmt w:val="decimal"/>
-      <w:lvlText w:val="%8."/>
-      <w:lvlJc w:val="left"/>
-      <w:pPr>
-        <w:tabs>
-          <w:tab w:val="num" w:pos="5760"/>
-        </w:tabs>
-        <w:ind w:left="5760" w:hanging="360"/>
-      </w:pPr>
-    </w:lvl>
-    <w:lvl w:ilvl="8" w:tentative="1">
-      <w:start w:val="1"/>
-      <w:numFmt w:val="decimal"/>
-      <w:lvlText w:val="%9."/>
-      <w:lvlJc w:val="left"/>
-      <w:pPr>
-        <w:tabs>
-          <w:tab w:val="num" w:pos="6480"/>
-        </w:tabs>
-        <w:ind w:left="6480" w:hanging="360"/>
-      </w:pPr>
-    </w:lvl>
-  </w:abstractNum>
-  <w:abstractNum w:abstractNumId="30" w15:restartNumberingAfterBreak="0">
-    <w:nsid w:val="51C82E29"/>
-    <w:multiLevelType w:val="multilevel"/>
-    <w:tmpl w:val="19D09538"/>
-    <w:lvl w:ilvl="0">
-      <w:start w:val="1"/>
-      <w:numFmt w:val="bullet"/>
-      <w:lvlText w:val=""/>
-      <w:lvlJc w:val="left"/>
-      <w:pPr>
-        <w:tabs>
-          <w:tab w:val="num" w:pos="720"/>
-        </w:tabs>
-        <w:ind w:left="720" w:hanging="360"/>
-      </w:pPr>
-      <w:rPr>
-        <w:rFonts w:ascii="Symbol" w:hAnsi="Symbol" w:hint="default"/>
-        <w:sz w:val="20"/>
-      </w:rPr>
-    </w:lvl>
-    <w:lvl w:ilvl="1" w:tentative="1">
-      <w:start w:val="1"/>
-      <w:numFmt w:val="bullet"/>
-      <w:lvlText w:val="o"/>
-      <w:lvlJc w:val="left"/>
-      <w:pPr>
-        <w:tabs>
-          <w:tab w:val="num" w:pos="1440"/>
-        </w:tabs>
-        <w:ind w:left="1440" w:hanging="360"/>
-      </w:pPr>
-      <w:rPr>
-        <w:rFonts w:ascii="Courier New" w:hAnsi="Courier New" w:hint="default"/>
-        <w:sz w:val="20"/>
-      </w:rPr>
-    </w:lvl>
-    <w:lvl w:ilvl="2" w:tentative="1">
-      <w:start w:val="1"/>
-      <w:numFmt w:val="bullet"/>
-      <w:lvlText w:val=""/>
-      <w:lvlJc w:val="left"/>
-      <w:pPr>
-        <w:tabs>
-          <w:tab w:val="num" w:pos="2160"/>
-        </w:tabs>
-        <w:ind w:left="2160" w:hanging="360"/>
-      </w:pPr>
-      <w:rPr>
-        <w:rFonts w:ascii="Wingdings" w:hAnsi="Wingdings" w:hint="default"/>
-        <w:sz w:val="20"/>
-      </w:rPr>
-    </w:lvl>
-    <w:lvl w:ilvl="3" w:tentative="1">
-      <w:start w:val="1"/>
-      <w:numFmt w:val="bullet"/>
-      <w:lvlText w:val=""/>
-      <w:lvlJc w:val="left"/>
-      <w:pPr>
-        <w:tabs>
-          <w:tab w:val="num" w:pos="2880"/>
-        </w:tabs>
-        <w:ind w:left="2880" w:hanging="360"/>
-      </w:pPr>
-      <w:rPr>
-        <w:rFonts w:ascii="Wingdings" w:hAnsi="Wingdings" w:hint="default"/>
-        <w:sz w:val="20"/>
-      </w:rPr>
-    </w:lvl>
-    <w:lvl w:ilvl="4" w:tentative="1">
-      <w:start w:val="1"/>
-      <w:numFmt w:val="bullet"/>
-      <w:lvlText w:val=""/>
-      <w:lvlJc w:val="left"/>
-      <w:pPr>
-        <w:tabs>
-          <w:tab w:val="num" w:pos="3600"/>
-        </w:tabs>
-        <w:ind w:left="3600" w:hanging="360"/>
-      </w:pPr>
-      <w:rPr>
-        <w:rFonts w:ascii="Wingdings" w:hAnsi="Wingdings" w:hint="default"/>
-        <w:sz w:val="20"/>
-      </w:rPr>
-    </w:lvl>
-    <w:lvl w:ilvl="5" w:tentative="1">
-      <w:start w:val="1"/>
-      <w:numFmt w:val="bullet"/>
-      <w:lvlText w:val=""/>
-      <w:lvlJc w:val="left"/>
-      <w:pPr>
-        <w:tabs>
-          <w:tab w:val="num" w:pos="4320"/>
-        </w:tabs>
-        <w:ind w:left="4320" w:hanging="360"/>
-      </w:pPr>
-      <w:rPr>
-        <w:rFonts w:ascii="Wingdings" w:hAnsi="Wingdings" w:hint="default"/>
-        <w:sz w:val="20"/>
-      </w:rPr>
-    </w:lvl>
-    <w:lvl w:ilvl="6" w:tentative="1">
-      <w:start w:val="1"/>
-      <w:numFmt w:val="bullet"/>
-      <w:lvlText w:val=""/>
-      <w:lvlJc w:val="left"/>
-      <w:pPr>
-        <w:tabs>
-          <w:tab w:val="num" w:pos="5040"/>
-        </w:tabs>
-        <w:ind w:left="5040" w:hanging="360"/>
-      </w:pPr>
-      <w:rPr>
-        <w:rFonts w:ascii="Wingdings" w:hAnsi="Wingdings" w:hint="default"/>
-        <w:sz w:val="20"/>
-      </w:rPr>
-    </w:lvl>
-    <w:lvl w:ilvl="7" w:tentative="1">
-      <w:start w:val="1"/>
-      <w:numFmt w:val="bullet"/>
-      <w:lvlText w:val=""/>
-      <w:lvlJc w:val="left"/>
-      <w:pPr>
-        <w:tabs>
-          <w:tab w:val="num" w:pos="5760"/>
-        </w:tabs>
-        <w:ind w:left="5760" w:hanging="360"/>
-      </w:pPr>
-      <w:rPr>
-        <w:rFonts w:ascii="Wingdings" w:hAnsi="Wingdings" w:hint="default"/>
-        <w:sz w:val="20"/>
-      </w:rPr>
-    </w:lvl>
-    <w:lvl w:ilvl="8" w:tentative="1">
-      <w:start w:val="1"/>
-      <w:numFmt w:val="bullet"/>
-      <w:lvlText w:val=""/>
-      <w:lvlJc w:val="left"/>
-      <w:pPr>
-        <w:tabs>
-          <w:tab w:val="num" w:pos="6480"/>
-        </w:tabs>
-        <w:ind w:left="6480" w:hanging="360"/>
-      </w:pPr>
-      <w:rPr>
-        <w:rFonts w:ascii="Wingdings" w:hAnsi="Wingdings" w:hint="default"/>
-        <w:sz w:val="20"/>
-      </w:rPr>
-    </w:lvl>
-  </w:abstractNum>
-  <w:abstractNum w:abstractNumId="31" w15:restartNumberingAfterBreak="0">
-    <w:nsid w:val="521B2236"/>
-    <w:multiLevelType w:val="multilevel"/>
-    <w:tmpl w:val="3E8A9E18"/>
-    <w:lvl w:ilvl="0">
-      <w:start w:val="1"/>
-      <w:numFmt w:val="bullet"/>
-      <w:lvlText w:val=""/>
-      <w:lvlJc w:val="left"/>
-      <w:pPr>
-        <w:tabs>
-          <w:tab w:val="num" w:pos="720"/>
-        </w:tabs>
-        <w:ind w:left="720" w:hanging="360"/>
-      </w:pPr>
-      <w:rPr>
-        <w:rFonts w:ascii="Symbol" w:hAnsi="Symbol" w:hint="default"/>
-        <w:sz w:val="20"/>
-      </w:rPr>
-    </w:lvl>
-    <w:lvl w:ilvl="1" w:tentative="1">
-      <w:start w:val="1"/>
-      <w:numFmt w:val="bullet"/>
-      <w:lvlText w:val="o"/>
-      <w:lvlJc w:val="left"/>
-      <w:pPr>
-        <w:tabs>
-          <w:tab w:val="num" w:pos="1440"/>
-        </w:tabs>
-        <w:ind w:left="1440" w:hanging="360"/>
-      </w:pPr>
-      <w:rPr>
-        <w:rFonts w:ascii="Courier New" w:hAnsi="Courier New" w:hint="default"/>
-        <w:sz w:val="20"/>
-      </w:rPr>
-    </w:lvl>
-    <w:lvl w:ilvl="2" w:tentative="1">
-      <w:start w:val="1"/>
-      <w:numFmt w:val="bullet"/>
-      <w:lvlText w:val=""/>
-      <w:lvlJc w:val="left"/>
-      <w:pPr>
-        <w:tabs>
-          <w:tab w:val="num" w:pos="2160"/>
-        </w:tabs>
-        <w:ind w:left="2160" w:hanging="360"/>
-      </w:pPr>
-      <w:rPr>
-        <w:rFonts w:ascii="Wingdings" w:hAnsi="Wingdings" w:hint="default"/>
-        <w:sz w:val="20"/>
-      </w:rPr>
-    </w:lvl>
-    <w:lvl w:ilvl="3" w:tentative="1">
-      <w:start w:val="1"/>
-      <w:numFmt w:val="bullet"/>
-      <w:lvlText w:val=""/>
-      <w:lvlJc w:val="left"/>
-      <w:pPr>
-        <w:tabs>
-          <w:tab w:val="num" w:pos="2880"/>
-        </w:tabs>
-        <w:ind w:left="2880" w:hanging="360"/>
-      </w:pPr>
-      <w:rPr>
-        <w:rFonts w:ascii="Wingdings" w:hAnsi="Wingdings" w:hint="default"/>
-        <w:sz w:val="20"/>
-      </w:rPr>
-    </w:lvl>
-    <w:lvl w:ilvl="4" w:tentative="1">
-      <w:start w:val="1"/>
-      <w:numFmt w:val="bullet"/>
-      <w:lvlText w:val=""/>
-      <w:lvlJc w:val="left"/>
-      <w:pPr>
-        <w:tabs>
-          <w:tab w:val="num" w:pos="3600"/>
-        </w:tabs>
-        <w:ind w:left="3600" w:hanging="360"/>
-      </w:pPr>
-      <w:rPr>
-        <w:rFonts w:ascii="Wingdings" w:hAnsi="Wingdings" w:hint="default"/>
-        <w:sz w:val="20"/>
-      </w:rPr>
-    </w:lvl>
-    <w:lvl w:ilvl="5" w:tentative="1">
-      <w:start w:val="1"/>
-      <w:numFmt w:val="bullet"/>
-      <w:lvlText w:val=""/>
-      <w:lvlJc w:val="left"/>
-      <w:pPr>
-        <w:tabs>
-          <w:tab w:val="num" w:pos="4320"/>
-        </w:tabs>
-        <w:ind w:left="4320" w:hanging="360"/>
-      </w:pPr>
-      <w:rPr>
-        <w:rFonts w:ascii="Wingdings" w:hAnsi="Wingdings" w:hint="default"/>
-        <w:sz w:val="20"/>
-      </w:rPr>
-    </w:lvl>
-    <w:lvl w:ilvl="6" w:tentative="1">
-      <w:start w:val="1"/>
-      <w:numFmt w:val="bullet"/>
-      <w:lvlText w:val=""/>
-      <w:lvlJc w:val="left"/>
-      <w:pPr>
-        <w:tabs>
-          <w:tab w:val="num" w:pos="5040"/>
-        </w:tabs>
-        <w:ind w:left="5040" w:hanging="360"/>
-      </w:pPr>
-      <w:rPr>
-        <w:rFonts w:ascii="Wingdings" w:hAnsi="Wingdings" w:hint="default"/>
-        <w:sz w:val="20"/>
-      </w:rPr>
-    </w:lvl>
-    <w:lvl w:ilvl="7" w:tentative="1">
-      <w:start w:val="1"/>
-      <w:numFmt w:val="bullet"/>
-      <w:lvlText w:val=""/>
-      <w:lvlJc w:val="left"/>
-      <w:pPr>
-        <w:tabs>
-          <w:tab w:val="num" w:pos="5760"/>
-        </w:tabs>
-        <w:ind w:left="5760" w:hanging="360"/>
-      </w:pPr>
-      <w:rPr>
-        <w:rFonts w:ascii="Wingdings" w:hAnsi="Wingdings" w:hint="default"/>
-        <w:sz w:val="20"/>
-      </w:rPr>
-    </w:lvl>
-    <w:lvl w:ilvl="8" w:tentative="1">
-      <w:start w:val="1"/>
-      <w:numFmt w:val="bullet"/>
-      <w:lvlText w:val=""/>
-      <w:lvlJc w:val="left"/>
-      <w:pPr>
-        <w:tabs>
-          <w:tab w:val="num" w:pos="6480"/>
-        </w:tabs>
-        <w:ind w:left="6480" w:hanging="360"/>
-      </w:pPr>
-      <w:rPr>
-        <w:rFonts w:ascii="Wingdings" w:hAnsi="Wingdings" w:hint="default"/>
-        <w:sz w:val="20"/>
-      </w:rPr>
-    </w:lvl>
-  </w:abstractNum>
-  <w:abstractNum w:abstractNumId="32" w15:restartNumberingAfterBreak="0">
-    <w:nsid w:val="53912A67"/>
-    <w:multiLevelType w:val="hybridMultilevel"/>
-    <w:tmpl w:val="4426FCF0"/>
-    <w:lvl w:ilvl="0" w:tplc="7916DBA0">
-      <w:start w:val="1"/>
-      <w:numFmt w:val="decimal"/>
-      <w:lvlText w:val="%1.)"/>
-      <w:lvlJc w:val="left"/>
-      <w:pPr>
-        <w:ind w:left="720" w:hanging="360"/>
-      </w:pPr>
-      <w:rPr>
-        <w:rFonts w:hint="default"/>
-      </w:rPr>
-    </w:lvl>
-    <w:lvl w:ilvl="1" w:tplc="10090019" w:tentative="1">
-      <w:start w:val="1"/>
-      <w:numFmt w:val="lowerLetter"/>
-      <w:lvlText w:val="%2."/>
-      <w:lvlJc w:val="left"/>
-      <w:pPr>
-        <w:ind w:left="1440" w:hanging="360"/>
-      </w:pPr>
-    </w:lvl>
-    <w:lvl w:ilvl="2" w:tplc="1009001B" w:tentative="1">
-      <w:start w:val="1"/>
-      <w:numFmt w:val="lowerRoman"/>
-      <w:lvlText w:val="%3."/>
-      <w:lvlJc w:val="right"/>
-      <w:pPr>
-        <w:ind w:left="2160" w:hanging="180"/>
-      </w:pPr>
-    </w:lvl>
-    <w:lvl w:ilvl="3" w:tplc="1009000F" w:tentative="1">
-      <w:start w:val="1"/>
-      <w:numFmt w:val="decimal"/>
-      <w:lvlText w:val="%4."/>
-      <w:lvlJc w:val="left"/>
-      <w:pPr>
-        <w:ind w:left="2880" w:hanging="360"/>
-      </w:pPr>
-    </w:lvl>
-    <w:lvl w:ilvl="4" w:tplc="10090019" w:tentative="1">
-      <w:start w:val="1"/>
-      <w:numFmt w:val="lowerLetter"/>
-      <w:lvlText w:val="%5."/>
-      <w:lvlJc w:val="left"/>
-      <w:pPr>
-        <w:ind w:left="3600" w:hanging="360"/>
-      </w:pPr>
-    </w:lvl>
-    <w:lvl w:ilvl="5" w:tplc="1009001B" w:tentative="1">
-      <w:start w:val="1"/>
-      <w:numFmt w:val="lowerRoman"/>
-      <w:lvlText w:val="%6."/>
-      <w:lvlJc w:val="right"/>
-      <w:pPr>
-        <w:ind w:left="4320" w:hanging="180"/>
-      </w:pPr>
-    </w:lvl>
-    <w:lvl w:ilvl="6" w:tplc="1009000F" w:tentative="1">
-      <w:start w:val="1"/>
-      <w:numFmt w:val="decimal"/>
-      <w:lvlText w:val="%7."/>
-      <w:lvlJc w:val="left"/>
-      <w:pPr>
-        <w:ind w:left="5040" w:hanging="360"/>
-      </w:pPr>
-    </w:lvl>
-    <w:lvl w:ilvl="7" w:tplc="10090019" w:tentative="1">
-      <w:start w:val="1"/>
-      <w:numFmt w:val="lowerLetter"/>
-      <w:lvlText w:val="%8."/>
-      <w:lvlJc w:val="left"/>
-      <w:pPr>
-        <w:ind w:left="5760" w:hanging="360"/>
-      </w:pPr>
-    </w:lvl>
-    <w:lvl w:ilvl="8" w:tplc="1009001B" w:tentative="1">
-      <w:start w:val="1"/>
-      <w:numFmt w:val="lowerRoman"/>
-      <w:lvlText w:val="%9."/>
-      <w:lvlJc w:val="right"/>
-      <w:pPr>
-        <w:ind w:left="6480" w:hanging="180"/>
-      </w:pPr>
-    </w:lvl>
-  </w:abstractNum>
-  <w:abstractNum w:abstractNumId="33" w15:restartNumberingAfterBreak="0">
-    <w:nsid w:val="550B3D4C"/>
-    <w:multiLevelType w:val="multilevel"/>
-    <w:tmpl w:val="7542DB98"/>
-    <w:lvl w:ilvl="0">
-      <w:start w:val="1"/>
-      <w:numFmt w:val="bullet"/>
-      <w:lvlText w:val=""/>
-      <w:lvlJc w:val="left"/>
-      <w:pPr>
-        <w:tabs>
-          <w:tab w:val="num" w:pos="720"/>
-        </w:tabs>
-        <w:ind w:left="720" w:hanging="360"/>
-      </w:pPr>
-      <w:rPr>
-        <w:rFonts w:ascii="Symbol" w:hAnsi="Symbol" w:hint="default"/>
-        <w:sz w:val="20"/>
-      </w:rPr>
-    </w:lvl>
-    <w:lvl w:ilvl="1">
-      <w:start w:val="1"/>
-      <w:numFmt w:val="bullet"/>
-      <w:lvlText w:val="o"/>
-      <w:lvlJc w:val="left"/>
-      <w:pPr>
-        <w:tabs>
-          <w:tab w:val="num" w:pos="1440"/>
-        </w:tabs>
-        <w:ind w:left="1440" w:hanging="360"/>
-      </w:pPr>
-      <w:rPr>
-        <w:rFonts w:ascii="Courier New" w:hAnsi="Courier New" w:hint="default"/>
-        <w:sz w:val="20"/>
-      </w:rPr>
-    </w:lvl>
-    <w:lvl w:ilvl="2" w:tentative="1">
-      <w:start w:val="1"/>
-      <w:numFmt w:val="bullet"/>
-      <w:lvlText w:val=""/>
-      <w:lvlJc w:val="left"/>
-      <w:pPr>
-        <w:tabs>
-          <w:tab w:val="num" w:pos="2160"/>
-        </w:tabs>
-        <w:ind w:left="2160" w:hanging="360"/>
-      </w:pPr>
-      <w:rPr>
-        <w:rFonts w:ascii="Wingdings" w:hAnsi="Wingdings" w:hint="default"/>
-        <w:sz w:val="20"/>
-      </w:rPr>
-    </w:lvl>
-    <w:lvl w:ilvl="3" w:tentative="1">
-      <w:start w:val="1"/>
-      <w:numFmt w:val="bullet"/>
-      <w:lvlText w:val=""/>
-      <w:lvlJc w:val="left"/>
-      <w:pPr>
-        <w:tabs>
-          <w:tab w:val="num" w:pos="2880"/>
-        </w:tabs>
-        <w:ind w:left="2880" w:hanging="360"/>
-      </w:pPr>
-      <w:rPr>
-        <w:rFonts w:ascii="Wingdings" w:hAnsi="Wingdings" w:hint="default"/>
-        <w:sz w:val="20"/>
-      </w:rPr>
-    </w:lvl>
-    <w:lvl w:ilvl="4" w:tentative="1">
-      <w:start w:val="1"/>
-      <w:numFmt w:val="bullet"/>
-      <w:lvlText w:val=""/>
-      <w:lvlJc w:val="left"/>
-      <w:pPr>
-        <w:tabs>
-          <w:tab w:val="num" w:pos="3600"/>
-        </w:tabs>
-        <w:ind w:left="3600" w:hanging="360"/>
-      </w:pPr>
-      <w:rPr>
-        <w:rFonts w:ascii="Wingdings" w:hAnsi="Wingdings" w:hint="default"/>
-        <w:sz w:val="20"/>
-      </w:rPr>
-    </w:lvl>
-    <w:lvl w:ilvl="5" w:tentative="1">
-      <w:start w:val="1"/>
-      <w:numFmt w:val="bullet"/>
-      <w:lvlText w:val=""/>
-      <w:lvlJc w:val="left"/>
-      <w:pPr>
-        <w:tabs>
-          <w:tab w:val="num" w:pos="4320"/>
-        </w:tabs>
-        <w:ind w:left="4320" w:hanging="360"/>
-      </w:pPr>
-      <w:rPr>
-        <w:rFonts w:ascii="Wingdings" w:hAnsi="Wingdings" w:hint="default"/>
-        <w:sz w:val="20"/>
-      </w:rPr>
-    </w:lvl>
-    <w:lvl w:ilvl="6" w:tentative="1">
-      <w:start w:val="1"/>
-      <w:numFmt w:val="bullet"/>
-      <w:lvlText w:val=""/>
-      <w:lvlJc w:val="left"/>
-      <w:pPr>
-        <w:tabs>
-          <w:tab w:val="num" w:pos="5040"/>
-        </w:tabs>
-        <w:ind w:left="5040" w:hanging="360"/>
-      </w:pPr>
-      <w:rPr>
-        <w:rFonts w:ascii="Wingdings" w:hAnsi="Wingdings" w:hint="default"/>
-        <w:sz w:val="20"/>
-      </w:rPr>
-    </w:lvl>
-    <w:lvl w:ilvl="7" w:tentative="1">
-      <w:start w:val="1"/>
-      <w:numFmt w:val="bullet"/>
-      <w:lvlText w:val=""/>
-      <w:lvlJc w:val="left"/>
-      <w:pPr>
-        <w:tabs>
-          <w:tab w:val="num" w:pos="5760"/>
-        </w:tabs>
-        <w:ind w:left="5760" w:hanging="360"/>
-      </w:pPr>
-      <w:rPr>
-        <w:rFonts w:ascii="Wingdings" w:hAnsi="Wingdings" w:hint="default"/>
-        <w:sz w:val="20"/>
-      </w:rPr>
-    </w:lvl>
-    <w:lvl w:ilvl="8" w:tentative="1">
-      <w:start w:val="1"/>
-      <w:numFmt w:val="bullet"/>
-      <w:lvlText w:val=""/>
-      <w:lvlJc w:val="left"/>
-      <w:pPr>
-        <w:tabs>
-          <w:tab w:val="num" w:pos="6480"/>
-        </w:tabs>
-        <w:ind w:left="6480" w:hanging="360"/>
-      </w:pPr>
-      <w:rPr>
-        <w:rFonts w:ascii="Wingdings" w:hAnsi="Wingdings" w:hint="default"/>
-        <w:sz w:val="20"/>
-      </w:rPr>
-    </w:lvl>
-  </w:abstractNum>
-  <w:abstractNum w:abstractNumId="34" w15:restartNumberingAfterBreak="0">
-    <w:nsid w:val="55E74249"/>
-    <w:multiLevelType w:val="multilevel"/>
-    <w:tmpl w:val="6726ACB0"/>
-    <w:lvl w:ilvl="0">
-      <w:start w:val="1"/>
-      <w:numFmt w:val="bullet"/>
-      <w:lvlText w:val=""/>
-      <w:lvlJc w:val="left"/>
-      <w:pPr>
-        <w:tabs>
-          <w:tab w:val="num" w:pos="720"/>
-        </w:tabs>
-        <w:ind w:left="720" w:hanging="360"/>
-      </w:pPr>
-      <w:rPr>
-        <w:rFonts w:ascii="Symbol" w:hAnsi="Symbol" w:hint="default"/>
-        <w:sz w:val="20"/>
-      </w:rPr>
-    </w:lvl>
-    <w:lvl w:ilvl="1" w:tentative="1">
-      <w:start w:val="1"/>
-      <w:numFmt w:val="bullet"/>
-      <w:lvlText w:val="o"/>
-      <w:lvlJc w:val="left"/>
-      <w:pPr>
-        <w:tabs>
-          <w:tab w:val="num" w:pos="1440"/>
-        </w:tabs>
-        <w:ind w:left="1440" w:hanging="360"/>
-      </w:pPr>
-      <w:rPr>
-        <w:rFonts w:ascii="Courier New" w:hAnsi="Courier New" w:hint="default"/>
-        <w:sz w:val="20"/>
-      </w:rPr>
-    </w:lvl>
-    <w:lvl w:ilvl="2" w:tentative="1">
-      <w:start w:val="1"/>
-      <w:numFmt w:val="bullet"/>
-      <w:lvlText w:val=""/>
-      <w:lvlJc w:val="left"/>
-      <w:pPr>
-        <w:tabs>
-          <w:tab w:val="num" w:pos="2160"/>
-        </w:tabs>
-        <w:ind w:left="2160" w:hanging="360"/>
-      </w:pPr>
-      <w:rPr>
-        <w:rFonts w:ascii="Wingdings" w:hAnsi="Wingdings" w:hint="default"/>
-        <w:sz w:val="20"/>
-      </w:rPr>
-    </w:lvl>
-    <w:lvl w:ilvl="3" w:tentative="1">
-      <w:start w:val="1"/>
-      <w:numFmt w:val="bullet"/>
-      <w:lvlText w:val=""/>
-      <w:lvlJc w:val="left"/>
-      <w:pPr>
-        <w:tabs>
-          <w:tab w:val="num" w:pos="2880"/>
-        </w:tabs>
-        <w:ind w:left="2880" w:hanging="360"/>
-      </w:pPr>
-      <w:rPr>
-        <w:rFonts w:ascii="Wingdings" w:hAnsi="Wingdings" w:hint="default"/>
-        <w:sz w:val="20"/>
-      </w:rPr>
-    </w:lvl>
-    <w:lvl w:ilvl="4" w:tentative="1">
-      <w:start w:val="1"/>
-      <w:numFmt w:val="bullet"/>
-      <w:lvlText w:val=""/>
-      <w:lvlJc w:val="left"/>
-      <w:pPr>
-        <w:tabs>
-          <w:tab w:val="num" w:pos="3600"/>
-        </w:tabs>
-        <w:ind w:left="3600" w:hanging="360"/>
-      </w:pPr>
-      <w:rPr>
-        <w:rFonts w:ascii="Wingdings" w:hAnsi="Wingdings" w:hint="default"/>
-        <w:sz w:val="20"/>
-      </w:rPr>
-    </w:lvl>
-    <w:lvl w:ilvl="5" w:tentative="1">
-      <w:start w:val="1"/>
-      <w:numFmt w:val="bullet"/>
-      <w:lvlText w:val=""/>
-      <w:lvlJc w:val="left"/>
-      <w:pPr>
-        <w:tabs>
-          <w:tab w:val="num" w:pos="4320"/>
-        </w:tabs>
-        <w:ind w:left="4320" w:hanging="360"/>
-      </w:pPr>
-      <w:rPr>
-        <w:rFonts w:ascii="Wingdings" w:hAnsi="Wingdings" w:hint="default"/>
-        <w:sz w:val="20"/>
-      </w:rPr>
-    </w:lvl>
-    <w:lvl w:ilvl="6" w:tentative="1">
-      <w:start w:val="1"/>
-      <w:numFmt w:val="bullet"/>
-      <w:lvlText w:val=""/>
-      <w:lvlJc w:val="left"/>
-      <w:pPr>
-        <w:tabs>
-          <w:tab w:val="num" w:pos="5040"/>
-        </w:tabs>
-        <w:ind w:left="5040" w:hanging="360"/>
-      </w:pPr>
-      <w:rPr>
-        <w:rFonts w:ascii="Wingdings" w:hAnsi="Wingdings" w:hint="default"/>
-        <w:sz w:val="20"/>
-      </w:rPr>
-    </w:lvl>
-    <w:lvl w:ilvl="7" w:tentative="1">
-      <w:start w:val="1"/>
-      <w:numFmt w:val="bullet"/>
-      <w:lvlText w:val=""/>
-      <w:lvlJc w:val="left"/>
-      <w:pPr>
-        <w:tabs>
-          <w:tab w:val="num" w:pos="5760"/>
-        </w:tabs>
-        <w:ind w:left="5760" w:hanging="360"/>
-      </w:pPr>
-      <w:rPr>
-        <w:rFonts w:ascii="Wingdings" w:hAnsi="Wingdings" w:hint="default"/>
-        <w:sz w:val="20"/>
-      </w:rPr>
-    </w:lvl>
-    <w:lvl w:ilvl="8" w:tentative="1">
-      <w:start w:val="1"/>
-      <w:numFmt w:val="bullet"/>
-      <w:lvlText w:val=""/>
-      <w:lvlJc w:val="left"/>
-      <w:pPr>
-        <w:tabs>
-          <w:tab w:val="num" w:pos="6480"/>
-        </w:tabs>
-        <w:ind w:left="6480" w:hanging="360"/>
-      </w:pPr>
-      <w:rPr>
-        <w:rFonts w:ascii="Wingdings" w:hAnsi="Wingdings" w:hint="default"/>
-        <w:sz w:val="20"/>
-      </w:rPr>
-    </w:lvl>
-  </w:abstractNum>
-  <w:abstractNum w:abstractNumId="35" w15:restartNumberingAfterBreak="0">
-    <w:nsid w:val="58F57D23"/>
-    <w:multiLevelType w:val="multilevel"/>
-    <w:tmpl w:val="D52CAA40"/>
-    <w:lvl w:ilvl="0">
-      <w:start w:val="1"/>
-      <w:numFmt w:val="bullet"/>
-      <w:lvlText w:val=""/>
-      <w:lvlJc w:val="left"/>
-      <w:pPr>
-        <w:tabs>
-          <w:tab w:val="num" w:pos="720"/>
-        </w:tabs>
-        <w:ind w:left="720" w:hanging="360"/>
-      </w:pPr>
-      <w:rPr>
-        <w:rFonts w:ascii="Symbol" w:hAnsi="Symbol" w:hint="default"/>
-        <w:sz w:val="20"/>
-      </w:rPr>
-    </w:lvl>
-    <w:lvl w:ilvl="1" w:tentative="1">
-      <w:start w:val="1"/>
-      <w:numFmt w:val="bullet"/>
-      <w:lvlText w:val="o"/>
-      <w:lvlJc w:val="left"/>
-      <w:pPr>
-        <w:tabs>
-          <w:tab w:val="num" w:pos="1440"/>
-        </w:tabs>
-        <w:ind w:left="1440" w:hanging="360"/>
-      </w:pPr>
-      <w:rPr>
-        <w:rFonts w:ascii="Courier New" w:hAnsi="Courier New" w:hint="default"/>
-        <w:sz w:val="20"/>
-      </w:rPr>
-    </w:lvl>
-    <w:lvl w:ilvl="2" w:tentative="1">
-      <w:start w:val="1"/>
-      <w:numFmt w:val="bullet"/>
-      <w:lvlText w:val=""/>
-      <w:lvlJc w:val="left"/>
-      <w:pPr>
-        <w:tabs>
-          <w:tab w:val="num" w:pos="2160"/>
-        </w:tabs>
-        <w:ind w:left="2160" w:hanging="360"/>
-      </w:pPr>
-      <w:rPr>
-        <w:rFonts w:ascii="Wingdings" w:hAnsi="Wingdings" w:hint="default"/>
-        <w:sz w:val="20"/>
-      </w:rPr>
-    </w:lvl>
-    <w:lvl w:ilvl="3" w:tentative="1">
-      <w:start w:val="1"/>
-      <w:numFmt w:val="bullet"/>
-      <w:lvlText w:val=""/>
-      <w:lvlJc w:val="left"/>
-      <w:pPr>
-        <w:tabs>
-          <w:tab w:val="num" w:pos="2880"/>
-        </w:tabs>
-        <w:ind w:left="2880" w:hanging="360"/>
-      </w:pPr>
-      <w:rPr>
-        <w:rFonts w:ascii="Wingdings" w:hAnsi="Wingdings" w:hint="default"/>
-        <w:sz w:val="20"/>
-      </w:rPr>
-    </w:lvl>
-    <w:lvl w:ilvl="4" w:tentative="1">
-      <w:start w:val="1"/>
-      <w:numFmt w:val="bullet"/>
-      <w:lvlText w:val=""/>
-      <w:lvlJc w:val="left"/>
-      <w:pPr>
-        <w:tabs>
-          <w:tab w:val="num" w:pos="3600"/>
-        </w:tabs>
-        <w:ind w:left="3600" w:hanging="360"/>
-      </w:pPr>
-      <w:rPr>
-        <w:rFonts w:ascii="Wingdings" w:hAnsi="Wingdings" w:hint="default"/>
-        <w:sz w:val="20"/>
-      </w:rPr>
-    </w:lvl>
-    <w:lvl w:ilvl="5" w:tentative="1">
-      <w:start w:val="1"/>
-      <w:numFmt w:val="bullet"/>
-      <w:lvlText w:val=""/>
-      <w:lvlJc w:val="left"/>
-      <w:pPr>
-        <w:tabs>
-          <w:tab w:val="num" w:pos="4320"/>
-        </w:tabs>
-        <w:ind w:left="4320" w:hanging="360"/>
-      </w:pPr>
-      <w:rPr>
-        <w:rFonts w:ascii="Wingdings" w:hAnsi="Wingdings" w:hint="default"/>
-        <w:sz w:val="20"/>
-      </w:rPr>
-    </w:lvl>
-    <w:lvl w:ilvl="6" w:tentative="1">
-      <w:start w:val="1"/>
-      <w:numFmt w:val="bullet"/>
-      <w:lvlText w:val=""/>
-      <w:lvlJc w:val="left"/>
-      <w:pPr>
-        <w:tabs>
-          <w:tab w:val="num" w:pos="5040"/>
-        </w:tabs>
-        <w:ind w:left="5040" w:hanging="360"/>
-      </w:pPr>
-      <w:rPr>
-        <w:rFonts w:ascii="Wingdings" w:hAnsi="Wingdings" w:hint="default"/>
-        <w:sz w:val="20"/>
-      </w:rPr>
-    </w:lvl>
-    <w:lvl w:ilvl="7" w:tentative="1">
-      <w:start w:val="1"/>
-      <w:numFmt w:val="bullet"/>
-      <w:lvlText w:val=""/>
-      <w:lvlJc w:val="left"/>
-      <w:pPr>
-        <w:tabs>
-          <w:tab w:val="num" w:pos="5760"/>
-        </w:tabs>
-        <w:ind w:left="5760" w:hanging="360"/>
-      </w:pPr>
-      <w:rPr>
-        <w:rFonts w:ascii="Wingdings" w:hAnsi="Wingdings" w:hint="default"/>
-        <w:sz w:val="20"/>
-      </w:rPr>
-    </w:lvl>
-    <w:lvl w:ilvl="8" w:tentative="1">
-      <w:start w:val="1"/>
-      <w:numFmt w:val="bullet"/>
-      <w:lvlText w:val=""/>
-      <w:lvlJc w:val="left"/>
-      <w:pPr>
-        <w:tabs>
-          <w:tab w:val="num" w:pos="6480"/>
-        </w:tabs>
-        <w:ind w:left="6480" w:hanging="360"/>
-      </w:pPr>
-      <w:rPr>
-        <w:rFonts w:ascii="Wingdings" w:hAnsi="Wingdings" w:hint="default"/>
-        <w:sz w:val="20"/>
-      </w:rPr>
-    </w:lvl>
-  </w:abstractNum>
-  <w:abstractNum w:abstractNumId="36" w15:restartNumberingAfterBreak="0">
-    <w:nsid w:val="5B0922C2"/>
-    <w:multiLevelType w:val="multilevel"/>
-    <w:tmpl w:val="60588730"/>
-    <w:lvl w:ilvl="0">
-      <w:start w:val="1"/>
-      <w:numFmt w:val="bullet"/>
-      <w:lvlText w:val=""/>
-      <w:lvlJc w:val="left"/>
-      <w:pPr>
-        <w:tabs>
-          <w:tab w:val="num" w:pos="720"/>
-        </w:tabs>
-        <w:ind w:left="720" w:hanging="360"/>
-      </w:pPr>
-      <w:rPr>
-        <w:rFonts w:ascii="Symbol" w:hAnsi="Symbol" w:hint="default"/>
-        <w:sz w:val="20"/>
-      </w:rPr>
-    </w:lvl>
-    <w:lvl w:ilvl="1" w:tentative="1">
-      <w:start w:val="1"/>
-      <w:numFmt w:val="bullet"/>
-      <w:lvlText w:val="o"/>
-      <w:lvlJc w:val="left"/>
-      <w:pPr>
-        <w:tabs>
-          <w:tab w:val="num" w:pos="1440"/>
-        </w:tabs>
-        <w:ind w:left="1440" w:hanging="360"/>
-      </w:pPr>
-      <w:rPr>
-        <w:rFonts w:ascii="Courier New" w:hAnsi="Courier New" w:hint="default"/>
-        <w:sz w:val="20"/>
-      </w:rPr>
-    </w:lvl>
-    <w:lvl w:ilvl="2" w:tentative="1">
-      <w:start w:val="1"/>
-      <w:numFmt w:val="bullet"/>
-      <w:lvlText w:val=""/>
-      <w:lvlJc w:val="left"/>
-      <w:pPr>
-        <w:tabs>
-          <w:tab w:val="num" w:pos="2160"/>
-        </w:tabs>
-        <w:ind w:left="2160" w:hanging="360"/>
-      </w:pPr>
-      <w:rPr>
-        <w:rFonts w:ascii="Wingdings" w:hAnsi="Wingdings" w:hint="default"/>
-        <w:sz w:val="20"/>
-      </w:rPr>
-    </w:lvl>
-    <w:lvl w:ilvl="3" w:tentative="1">
-      <w:start w:val="1"/>
-      <w:numFmt w:val="bullet"/>
-      <w:lvlText w:val=""/>
-      <w:lvlJc w:val="left"/>
-      <w:pPr>
-        <w:tabs>
-          <w:tab w:val="num" w:pos="2880"/>
-        </w:tabs>
-        <w:ind w:left="2880" w:hanging="360"/>
-      </w:pPr>
-      <w:rPr>
-        <w:rFonts w:ascii="Wingdings" w:hAnsi="Wingdings" w:hint="default"/>
-        <w:sz w:val="20"/>
-      </w:rPr>
-    </w:lvl>
-    <w:lvl w:ilvl="4" w:tentative="1">
-      <w:start w:val="1"/>
-      <w:numFmt w:val="bullet"/>
-      <w:lvlText w:val=""/>
-      <w:lvlJc w:val="left"/>
-      <w:pPr>
-        <w:tabs>
-          <w:tab w:val="num" w:pos="3600"/>
-        </w:tabs>
-        <w:ind w:left="3600" w:hanging="360"/>
-      </w:pPr>
-      <w:rPr>
-        <w:rFonts w:ascii="Wingdings" w:hAnsi="Wingdings" w:hint="default"/>
-        <w:sz w:val="20"/>
-      </w:rPr>
-    </w:lvl>
-    <w:lvl w:ilvl="5" w:tentative="1">
-      <w:start w:val="1"/>
-      <w:numFmt w:val="bullet"/>
-      <w:lvlText w:val=""/>
-      <w:lvlJc w:val="left"/>
-      <w:pPr>
-        <w:tabs>
-          <w:tab w:val="num" w:pos="4320"/>
-        </w:tabs>
-        <w:ind w:left="4320" w:hanging="360"/>
-      </w:pPr>
-      <w:rPr>
-        <w:rFonts w:ascii="Wingdings" w:hAnsi="Wingdings" w:hint="default"/>
-        <w:sz w:val="20"/>
-      </w:rPr>
-    </w:lvl>
-    <w:lvl w:ilvl="6" w:tentative="1">
-      <w:start w:val="1"/>
-      <w:numFmt w:val="bullet"/>
-      <w:lvlText w:val=""/>
-      <w:lvlJc w:val="left"/>
-      <w:pPr>
-        <w:tabs>
-          <w:tab w:val="num" w:pos="5040"/>
-        </w:tabs>
-        <w:ind w:left="5040" w:hanging="360"/>
-      </w:pPr>
-      <w:rPr>
-        <w:rFonts w:ascii="Wingdings" w:hAnsi="Wingdings" w:hint="default"/>
-        <w:sz w:val="20"/>
-      </w:rPr>
-    </w:lvl>
-    <w:lvl w:ilvl="7" w:tentative="1">
-      <w:start w:val="1"/>
-      <w:numFmt w:val="bullet"/>
-      <w:lvlText w:val=""/>
-      <w:lvlJc w:val="left"/>
-      <w:pPr>
-        <w:tabs>
-          <w:tab w:val="num" w:pos="5760"/>
-        </w:tabs>
-        <w:ind w:left="5760" w:hanging="360"/>
-      </w:pPr>
-      <w:rPr>
-        <w:rFonts w:ascii="Wingdings" w:hAnsi="Wingdings" w:hint="default"/>
-        <w:sz w:val="20"/>
-      </w:rPr>
-    </w:lvl>
-    <w:lvl w:ilvl="8" w:tentative="1">
-      <w:start w:val="1"/>
-      <w:numFmt w:val="bullet"/>
-      <w:lvlText w:val=""/>
-      <w:lvlJc w:val="left"/>
-      <w:pPr>
-        <w:tabs>
-          <w:tab w:val="num" w:pos="6480"/>
-        </w:tabs>
-        <w:ind w:left="6480" w:hanging="360"/>
-      </w:pPr>
-      <w:rPr>
-        <w:rFonts w:ascii="Wingdings" w:hAnsi="Wingdings" w:hint="default"/>
-        <w:sz w:val="20"/>
-      </w:rPr>
-    </w:lvl>
-  </w:abstractNum>
-  <w:abstractNum w:abstractNumId="37" w15:restartNumberingAfterBreak="0">
-    <w:nsid w:val="5E1E5C8F"/>
-    <w:multiLevelType w:val="multilevel"/>
-    <w:tmpl w:val="4CAA81D6"/>
-    <w:lvl w:ilvl="0">
-      <w:start w:val="1"/>
-      <w:numFmt w:val="bullet"/>
-      <w:lvlText w:val=""/>
-      <w:lvlJc w:val="left"/>
-      <w:pPr>
-        <w:tabs>
-          <w:tab w:val="num" w:pos="720"/>
-        </w:tabs>
-        <w:ind w:left="720" w:hanging="360"/>
-      </w:pPr>
-      <w:rPr>
-        <w:rFonts w:ascii="Symbol" w:hAnsi="Symbol" w:hint="default"/>
-        <w:sz w:val="20"/>
-      </w:rPr>
-    </w:lvl>
-    <w:lvl w:ilvl="1" w:tentative="1">
-      <w:start w:val="1"/>
-      <w:numFmt w:val="bullet"/>
-      <w:lvlText w:val="o"/>
-      <w:lvlJc w:val="left"/>
-      <w:pPr>
-        <w:tabs>
-          <w:tab w:val="num" w:pos="1440"/>
-        </w:tabs>
-        <w:ind w:left="1440" w:hanging="360"/>
-      </w:pPr>
-      <w:rPr>
-        <w:rFonts w:ascii="Courier New" w:hAnsi="Courier New" w:hint="default"/>
-        <w:sz w:val="20"/>
-      </w:rPr>
-    </w:lvl>
-    <w:lvl w:ilvl="2" w:tentative="1">
-      <w:start w:val="1"/>
-      <w:numFmt w:val="bullet"/>
-      <w:lvlText w:val=""/>
-      <w:lvlJc w:val="left"/>
-      <w:pPr>
-        <w:tabs>
-          <w:tab w:val="num" w:pos="2160"/>
-        </w:tabs>
-        <w:ind w:left="2160" w:hanging="360"/>
-      </w:pPr>
-      <w:rPr>
-        <w:rFonts w:ascii="Wingdings" w:hAnsi="Wingdings" w:hint="default"/>
-        <w:sz w:val="20"/>
-      </w:rPr>
-    </w:lvl>
-    <w:lvl w:ilvl="3" w:tentative="1">
-      <w:start w:val="1"/>
-      <w:numFmt w:val="bullet"/>
-      <w:lvlText w:val=""/>
-      <w:lvlJc w:val="left"/>
-      <w:pPr>
-        <w:tabs>
-          <w:tab w:val="num" w:pos="2880"/>
-        </w:tabs>
-        <w:ind w:left="2880" w:hanging="360"/>
-      </w:pPr>
-      <w:rPr>
-        <w:rFonts w:ascii="Wingdings" w:hAnsi="Wingdings" w:hint="default"/>
-        <w:sz w:val="20"/>
-      </w:rPr>
-    </w:lvl>
-    <w:lvl w:ilvl="4" w:tentative="1">
-      <w:start w:val="1"/>
-      <w:numFmt w:val="bullet"/>
-      <w:lvlText w:val=""/>
-      <w:lvlJc w:val="left"/>
-      <w:pPr>
-        <w:tabs>
-          <w:tab w:val="num" w:pos="3600"/>
-        </w:tabs>
-        <w:ind w:left="3600" w:hanging="360"/>
-      </w:pPr>
-      <w:rPr>
-        <w:rFonts w:ascii="Wingdings" w:hAnsi="Wingdings" w:hint="default"/>
-        <w:sz w:val="20"/>
-      </w:rPr>
-    </w:lvl>
-    <w:lvl w:ilvl="5" w:tentative="1">
-      <w:start w:val="1"/>
-      <w:numFmt w:val="bullet"/>
-      <w:lvlText w:val=""/>
-      <w:lvlJc w:val="left"/>
-      <w:pPr>
-        <w:tabs>
-          <w:tab w:val="num" w:pos="4320"/>
-        </w:tabs>
-        <w:ind w:left="4320" w:hanging="360"/>
-      </w:pPr>
-      <w:rPr>
-        <w:rFonts w:ascii="Wingdings" w:hAnsi="Wingdings" w:hint="default"/>
-        <w:sz w:val="20"/>
-      </w:rPr>
-    </w:lvl>
-    <w:lvl w:ilvl="6" w:tentative="1">
-      <w:start w:val="1"/>
-      <w:numFmt w:val="bullet"/>
-      <w:lvlText w:val=""/>
-      <w:lvlJc w:val="left"/>
-      <w:pPr>
-        <w:tabs>
-          <w:tab w:val="num" w:pos="5040"/>
-        </w:tabs>
-        <w:ind w:left="5040" w:hanging="360"/>
-      </w:pPr>
-      <w:rPr>
-        <w:rFonts w:ascii="Wingdings" w:hAnsi="Wingdings" w:hint="default"/>
-        <w:sz w:val="20"/>
-      </w:rPr>
-    </w:lvl>
-    <w:lvl w:ilvl="7" w:tentative="1">
-      <w:start w:val="1"/>
-      <w:numFmt w:val="bullet"/>
-      <w:lvlText w:val=""/>
-      <w:lvlJc w:val="left"/>
-      <w:pPr>
-        <w:tabs>
-          <w:tab w:val="num" w:pos="5760"/>
-        </w:tabs>
-        <w:ind w:left="5760" w:hanging="360"/>
-      </w:pPr>
-      <w:rPr>
-        <w:rFonts w:ascii="Wingdings" w:hAnsi="Wingdings" w:hint="default"/>
-        <w:sz w:val="20"/>
-      </w:rPr>
-    </w:lvl>
-    <w:lvl w:ilvl="8" w:tentative="1">
-      <w:start w:val="1"/>
-      <w:numFmt w:val="bullet"/>
-      <w:lvlText w:val=""/>
-      <w:lvlJc w:val="left"/>
-      <w:pPr>
-        <w:tabs>
-          <w:tab w:val="num" w:pos="6480"/>
-        </w:tabs>
-        <w:ind w:left="6480" w:hanging="360"/>
-      </w:pPr>
-      <w:rPr>
-        <w:rFonts w:ascii="Wingdings" w:hAnsi="Wingdings" w:hint="default"/>
-        <w:sz w:val="20"/>
-      </w:rPr>
-    </w:lvl>
-  </w:abstractNum>
-  <w:abstractNum w:abstractNumId="38" w15:restartNumberingAfterBreak="0">
-    <w:nsid w:val="5EDB3A11"/>
-    <w:multiLevelType w:val="multilevel"/>
-    <w:tmpl w:val="BBAA0D1E"/>
-    <w:lvl w:ilvl="0">
-      <w:start w:val="1"/>
-      <w:numFmt w:val="bullet"/>
-      <w:lvlText w:val=""/>
-      <w:lvlJc w:val="left"/>
-      <w:pPr>
-        <w:tabs>
-          <w:tab w:val="num" w:pos="720"/>
-        </w:tabs>
-        <w:ind w:left="720" w:hanging="360"/>
-      </w:pPr>
-      <w:rPr>
-        <w:rFonts w:ascii="Symbol" w:hAnsi="Symbol" w:hint="default"/>
-        <w:sz w:val="20"/>
-      </w:rPr>
-    </w:lvl>
-    <w:lvl w:ilvl="1">
-      <w:start w:val="1"/>
-      <w:numFmt w:val="bullet"/>
-      <w:lvlText w:val="o"/>
-      <w:lvlJc w:val="left"/>
-      <w:pPr>
-        <w:tabs>
-          <w:tab w:val="num" w:pos="1440"/>
-        </w:tabs>
-        <w:ind w:left="1440" w:hanging="360"/>
-      </w:pPr>
-      <w:rPr>
-        <w:rFonts w:ascii="Courier New" w:hAnsi="Courier New" w:hint="default"/>
-        <w:sz w:val="20"/>
-      </w:rPr>
-    </w:lvl>
-    <w:lvl w:ilvl="2" w:tentative="1">
-      <w:start w:val="1"/>
-      <w:numFmt w:val="bullet"/>
-      <w:lvlText w:val=""/>
-      <w:lvlJc w:val="left"/>
-      <w:pPr>
-        <w:tabs>
-          <w:tab w:val="num" w:pos="2160"/>
-        </w:tabs>
-        <w:ind w:left="2160" w:hanging="360"/>
-      </w:pPr>
-      <w:rPr>
-        <w:rFonts w:ascii="Wingdings" w:hAnsi="Wingdings" w:hint="default"/>
-        <w:sz w:val="20"/>
-      </w:rPr>
-    </w:lvl>
-    <w:lvl w:ilvl="3" w:tentative="1">
-      <w:start w:val="1"/>
-      <w:numFmt w:val="bullet"/>
-      <w:lvlText w:val=""/>
-      <w:lvlJc w:val="left"/>
-      <w:pPr>
-        <w:tabs>
-          <w:tab w:val="num" w:pos="2880"/>
-        </w:tabs>
-        <w:ind w:left="2880" w:hanging="360"/>
-      </w:pPr>
-      <w:rPr>
-        <w:rFonts w:ascii="Wingdings" w:hAnsi="Wingdings" w:hint="default"/>
-        <w:sz w:val="20"/>
-      </w:rPr>
-    </w:lvl>
-    <w:lvl w:ilvl="4" w:tentative="1">
-      <w:start w:val="1"/>
-      <w:numFmt w:val="bullet"/>
-      <w:lvlText w:val=""/>
-      <w:lvlJc w:val="left"/>
-      <w:pPr>
-        <w:tabs>
-          <w:tab w:val="num" w:pos="3600"/>
-        </w:tabs>
-        <w:ind w:left="3600" w:hanging="360"/>
-      </w:pPr>
-      <w:rPr>
-        <w:rFonts w:ascii="Wingdings" w:hAnsi="Wingdings" w:hint="default"/>
-        <w:sz w:val="20"/>
-      </w:rPr>
-    </w:lvl>
-    <w:lvl w:ilvl="5" w:tentative="1">
-      <w:start w:val="1"/>
-      <w:numFmt w:val="bullet"/>
-      <w:lvlText w:val=""/>
-      <w:lvlJc w:val="left"/>
-      <w:pPr>
-        <w:tabs>
-          <w:tab w:val="num" w:pos="4320"/>
-        </w:tabs>
-        <w:ind w:left="4320" w:hanging="360"/>
-      </w:pPr>
-      <w:rPr>
-        <w:rFonts w:ascii="Wingdings" w:hAnsi="Wingdings" w:hint="default"/>
-        <w:sz w:val="20"/>
-      </w:rPr>
-    </w:lvl>
-    <w:lvl w:ilvl="6" w:tentative="1">
-      <w:start w:val="1"/>
-      <w:numFmt w:val="bullet"/>
-      <w:lvlText w:val=""/>
-      <w:lvlJc w:val="left"/>
-      <w:pPr>
-        <w:tabs>
-          <w:tab w:val="num" w:pos="5040"/>
-        </w:tabs>
-        <w:ind w:left="5040" w:hanging="360"/>
-      </w:pPr>
-      <w:rPr>
-        <w:rFonts w:ascii="Wingdings" w:hAnsi="Wingdings" w:hint="default"/>
-        <w:sz w:val="20"/>
-      </w:rPr>
-    </w:lvl>
-    <w:lvl w:ilvl="7" w:tentative="1">
-      <w:start w:val="1"/>
-      <w:numFmt w:val="bullet"/>
-      <w:lvlText w:val=""/>
-      <w:lvlJc w:val="left"/>
-      <w:pPr>
-        <w:tabs>
-          <w:tab w:val="num" w:pos="5760"/>
-        </w:tabs>
-        <w:ind w:left="5760" w:hanging="360"/>
-      </w:pPr>
-      <w:rPr>
-        <w:rFonts w:ascii="Wingdings" w:hAnsi="Wingdings" w:hint="default"/>
-        <w:sz w:val="20"/>
-      </w:rPr>
-    </w:lvl>
-    <w:lvl w:ilvl="8" w:tentative="1">
-      <w:start w:val="1"/>
-      <w:numFmt w:val="bullet"/>
-      <w:lvlText w:val=""/>
-      <w:lvlJc w:val="left"/>
-      <w:pPr>
-        <w:tabs>
-          <w:tab w:val="num" w:pos="6480"/>
-        </w:tabs>
-        <w:ind w:left="6480" w:hanging="360"/>
-      </w:pPr>
-      <w:rPr>
-        <w:rFonts w:ascii="Wingdings" w:hAnsi="Wingdings" w:hint="default"/>
-        <w:sz w:val="20"/>
-      </w:rPr>
-    </w:lvl>
-  </w:abstractNum>
-  <w:abstractNum w:abstractNumId="39" w15:restartNumberingAfterBreak="0">
-    <w:nsid w:val="606F47B1"/>
-    <w:multiLevelType w:val="multilevel"/>
-    <w:tmpl w:val="09BCE028"/>
-    <w:lvl w:ilvl="0">
-      <w:start w:val="1"/>
-      <w:numFmt w:val="bullet"/>
-      <w:lvlText w:val=""/>
-      <w:lvlJc w:val="left"/>
-      <w:pPr>
-        <w:tabs>
-          <w:tab w:val="num" w:pos="720"/>
-        </w:tabs>
-        <w:ind w:left="720" w:hanging="360"/>
-      </w:pPr>
-      <w:rPr>
-        <w:rFonts w:ascii="Symbol" w:hAnsi="Symbol" w:hint="default"/>
-        <w:sz w:val="20"/>
-      </w:rPr>
-    </w:lvl>
-    <w:lvl w:ilvl="1" w:tentative="1">
-      <w:start w:val="1"/>
-      <w:numFmt w:val="bullet"/>
-      <w:lvlText w:val="o"/>
-      <w:lvlJc w:val="left"/>
-      <w:pPr>
-        <w:tabs>
-          <w:tab w:val="num" w:pos="1440"/>
-        </w:tabs>
-        <w:ind w:left="1440" w:hanging="360"/>
-      </w:pPr>
-      <w:rPr>
-        <w:rFonts w:ascii="Courier New" w:hAnsi="Courier New" w:hint="default"/>
-        <w:sz w:val="20"/>
-      </w:rPr>
-    </w:lvl>
-    <w:lvl w:ilvl="2" w:tentative="1">
-      <w:start w:val="1"/>
-      <w:numFmt w:val="bullet"/>
-      <w:lvlText w:val=""/>
-      <w:lvlJc w:val="left"/>
-      <w:pPr>
-        <w:tabs>
-          <w:tab w:val="num" w:pos="2160"/>
-        </w:tabs>
-        <w:ind w:left="2160" w:hanging="360"/>
-      </w:pPr>
-      <w:rPr>
-        <w:rFonts w:ascii="Wingdings" w:hAnsi="Wingdings" w:hint="default"/>
-        <w:sz w:val="20"/>
-      </w:rPr>
-    </w:lvl>
-    <w:lvl w:ilvl="3" w:tentative="1">
-      <w:start w:val="1"/>
-      <w:numFmt w:val="bullet"/>
-      <w:lvlText w:val=""/>
-      <w:lvlJc w:val="left"/>
-      <w:pPr>
-        <w:tabs>
-          <w:tab w:val="num" w:pos="2880"/>
-        </w:tabs>
-        <w:ind w:left="2880" w:hanging="360"/>
-      </w:pPr>
-      <w:rPr>
-        <w:rFonts w:ascii="Wingdings" w:hAnsi="Wingdings" w:hint="default"/>
-        <w:sz w:val="20"/>
-      </w:rPr>
-    </w:lvl>
-    <w:lvl w:ilvl="4" w:tentative="1">
-      <w:start w:val="1"/>
-      <w:numFmt w:val="bullet"/>
-      <w:lvlText w:val=""/>
-      <w:lvlJc w:val="left"/>
-      <w:pPr>
-        <w:tabs>
-          <w:tab w:val="num" w:pos="3600"/>
-        </w:tabs>
-        <w:ind w:left="3600" w:hanging="360"/>
-      </w:pPr>
-      <w:rPr>
-        <w:rFonts w:ascii="Wingdings" w:hAnsi="Wingdings" w:hint="default"/>
-        <w:sz w:val="20"/>
-      </w:rPr>
-    </w:lvl>
-    <w:lvl w:ilvl="5" w:tentative="1">
-      <w:start w:val="1"/>
-      <w:numFmt w:val="bullet"/>
-      <w:lvlText w:val=""/>
-      <w:lvlJc w:val="left"/>
-      <w:pPr>
-        <w:tabs>
-          <w:tab w:val="num" w:pos="4320"/>
-        </w:tabs>
-        <w:ind w:left="4320" w:hanging="360"/>
-      </w:pPr>
-      <w:rPr>
-        <w:rFonts w:ascii="Wingdings" w:hAnsi="Wingdings" w:hint="default"/>
-        <w:sz w:val="20"/>
-      </w:rPr>
-    </w:lvl>
-    <w:lvl w:ilvl="6" w:tentative="1">
-      <w:start w:val="1"/>
-      <w:numFmt w:val="bullet"/>
-      <w:lvlText w:val=""/>
-      <w:lvlJc w:val="left"/>
-      <w:pPr>
-        <w:tabs>
-          <w:tab w:val="num" w:pos="5040"/>
-        </w:tabs>
-        <w:ind w:left="5040" w:hanging="360"/>
-      </w:pPr>
-      <w:rPr>
-        <w:rFonts w:ascii="Wingdings" w:hAnsi="Wingdings" w:hint="default"/>
-        <w:sz w:val="20"/>
-      </w:rPr>
-    </w:lvl>
-    <w:lvl w:ilvl="7" w:tentative="1">
-      <w:start w:val="1"/>
-      <w:numFmt w:val="bullet"/>
-      <w:lvlText w:val=""/>
-      <w:lvlJc w:val="left"/>
-      <w:pPr>
-        <w:tabs>
-          <w:tab w:val="num" w:pos="5760"/>
-        </w:tabs>
-        <w:ind w:left="5760" w:hanging="360"/>
-      </w:pPr>
-      <w:rPr>
-        <w:rFonts w:ascii="Wingdings" w:hAnsi="Wingdings" w:hint="default"/>
-        <w:sz w:val="20"/>
-      </w:rPr>
-    </w:lvl>
-    <w:lvl w:ilvl="8" w:tentative="1">
-      <w:start w:val="1"/>
-      <w:numFmt w:val="bullet"/>
-      <w:lvlText w:val=""/>
-      <w:lvlJc w:val="left"/>
-      <w:pPr>
-        <w:tabs>
-          <w:tab w:val="num" w:pos="6480"/>
-        </w:tabs>
-        <w:ind w:left="6480" w:hanging="360"/>
-      </w:pPr>
-      <w:rPr>
-        <w:rFonts w:ascii="Wingdings" w:hAnsi="Wingdings" w:hint="default"/>
-        <w:sz w:val="20"/>
-      </w:rPr>
-    </w:lvl>
-  </w:abstractNum>
-  <w:abstractNum w:abstractNumId="40" w15:restartNumberingAfterBreak="0">
-    <w:nsid w:val="609E5A8F"/>
-    <w:multiLevelType w:val="multilevel"/>
-    <w:tmpl w:val="E1A2B682"/>
-    <w:lvl w:ilvl="0">
-      <w:start w:val="1"/>
-      <w:numFmt w:val="bullet"/>
-      <w:lvlText w:val=""/>
-      <w:lvlJc w:val="left"/>
-      <w:pPr>
-        <w:tabs>
-          <w:tab w:val="num" w:pos="720"/>
-        </w:tabs>
-        <w:ind w:left="720" w:hanging="360"/>
-      </w:pPr>
-      <w:rPr>
-        <w:rFonts w:ascii="Symbol" w:hAnsi="Symbol" w:hint="default"/>
-        <w:sz w:val="20"/>
-      </w:rPr>
-    </w:lvl>
-    <w:lvl w:ilvl="1" w:tentative="1">
-      <w:start w:val="1"/>
-      <w:numFmt w:val="bullet"/>
-      <w:lvlText w:val="o"/>
-      <w:lvlJc w:val="left"/>
-      <w:pPr>
-        <w:tabs>
-          <w:tab w:val="num" w:pos="1440"/>
-        </w:tabs>
-        <w:ind w:left="1440" w:hanging="360"/>
-      </w:pPr>
-      <w:rPr>
-        <w:rFonts w:ascii="Courier New" w:hAnsi="Courier New" w:hint="default"/>
-        <w:sz w:val="20"/>
-      </w:rPr>
-    </w:lvl>
-    <w:lvl w:ilvl="2" w:tentative="1">
-      <w:start w:val="1"/>
-      <w:numFmt w:val="bullet"/>
-      <w:lvlText w:val=""/>
-      <w:lvlJc w:val="left"/>
-      <w:pPr>
-        <w:tabs>
-          <w:tab w:val="num" w:pos="2160"/>
-        </w:tabs>
-        <w:ind w:left="2160" w:hanging="360"/>
-      </w:pPr>
-      <w:rPr>
-        <w:rFonts w:ascii="Wingdings" w:hAnsi="Wingdings" w:hint="default"/>
-        <w:sz w:val="20"/>
-      </w:rPr>
-    </w:lvl>
-    <w:lvl w:ilvl="3" w:tentative="1">
-      <w:start w:val="1"/>
-      <w:numFmt w:val="bullet"/>
-      <w:lvlText w:val=""/>
-      <w:lvlJc w:val="left"/>
-      <w:pPr>
-        <w:tabs>
-          <w:tab w:val="num" w:pos="2880"/>
-        </w:tabs>
-        <w:ind w:left="2880" w:hanging="360"/>
-      </w:pPr>
-      <w:rPr>
-        <w:rFonts w:ascii="Wingdings" w:hAnsi="Wingdings" w:hint="default"/>
-        <w:sz w:val="20"/>
-      </w:rPr>
-    </w:lvl>
-    <w:lvl w:ilvl="4" w:tentative="1">
-      <w:start w:val="1"/>
-      <w:numFmt w:val="bullet"/>
-      <w:lvlText w:val=""/>
-      <w:lvlJc w:val="left"/>
-      <w:pPr>
-        <w:tabs>
-          <w:tab w:val="num" w:pos="3600"/>
-        </w:tabs>
-        <w:ind w:left="3600" w:hanging="360"/>
-      </w:pPr>
-      <w:rPr>
-        <w:rFonts w:ascii="Wingdings" w:hAnsi="Wingdings" w:hint="default"/>
-        <w:sz w:val="20"/>
-      </w:rPr>
-    </w:lvl>
-    <w:lvl w:ilvl="5" w:tentative="1">
-      <w:start w:val="1"/>
-      <w:numFmt w:val="bullet"/>
-      <w:lvlText w:val=""/>
-      <w:lvlJc w:val="left"/>
-      <w:pPr>
-        <w:tabs>
-          <w:tab w:val="num" w:pos="4320"/>
-        </w:tabs>
-        <w:ind w:left="4320" w:hanging="360"/>
-      </w:pPr>
-      <w:rPr>
-        <w:rFonts w:ascii="Wingdings" w:hAnsi="Wingdings" w:hint="default"/>
-        <w:sz w:val="20"/>
-      </w:rPr>
-    </w:lvl>
-    <w:lvl w:ilvl="6" w:tentative="1">
-      <w:start w:val="1"/>
-      <w:numFmt w:val="bullet"/>
-      <w:lvlText w:val=""/>
-      <w:lvlJc w:val="left"/>
-      <w:pPr>
-        <w:tabs>
-          <w:tab w:val="num" w:pos="5040"/>
-        </w:tabs>
-        <w:ind w:left="5040" w:hanging="360"/>
-      </w:pPr>
-      <w:rPr>
-        <w:rFonts w:ascii="Wingdings" w:hAnsi="Wingdings" w:hint="default"/>
-        <w:sz w:val="20"/>
-      </w:rPr>
-    </w:lvl>
-    <w:lvl w:ilvl="7" w:tentative="1">
-      <w:start w:val="1"/>
-      <w:numFmt w:val="bullet"/>
-      <w:lvlText w:val=""/>
-      <w:lvlJc w:val="left"/>
-      <w:pPr>
-        <w:tabs>
-          <w:tab w:val="num" w:pos="5760"/>
-        </w:tabs>
-        <w:ind w:left="5760" w:hanging="360"/>
-      </w:pPr>
-      <w:rPr>
-        <w:rFonts w:ascii="Wingdings" w:hAnsi="Wingdings" w:hint="default"/>
-        <w:sz w:val="20"/>
-      </w:rPr>
-    </w:lvl>
-    <w:lvl w:ilvl="8" w:tentative="1">
-      <w:start w:val="1"/>
-      <w:numFmt w:val="bullet"/>
-      <w:lvlText w:val=""/>
-      <w:lvlJc w:val="left"/>
-      <w:pPr>
-        <w:tabs>
-          <w:tab w:val="num" w:pos="6480"/>
-        </w:tabs>
-        <w:ind w:left="6480" w:hanging="360"/>
-      </w:pPr>
-      <w:rPr>
-        <w:rFonts w:ascii="Wingdings" w:hAnsi="Wingdings" w:hint="default"/>
-        <w:sz w:val="20"/>
-      </w:rPr>
-    </w:lvl>
-  </w:abstractNum>
-  <w:abstractNum w:abstractNumId="41" w15:restartNumberingAfterBreak="0">
-    <w:nsid w:val="61FD7B25"/>
-    <w:multiLevelType w:val="hybridMultilevel"/>
-    <w:tmpl w:val="2A78C24A"/>
-    <w:lvl w:ilvl="0" w:tplc="A978ED6C">
-      <w:numFmt w:val="bullet"/>
-      <w:lvlText w:val=""/>
-      <w:lvlJc w:val="left"/>
-      <w:pPr>
-        <w:ind w:left="720" w:hanging="360"/>
-      </w:pPr>
-      <w:rPr>
-        <w:rFonts w:ascii="Symbol" w:eastAsiaTheme="minorEastAsia" w:hAnsi="Symbol" w:cstheme="minorBidi" w:hint="default"/>
-      </w:rPr>
-    </w:lvl>
-    <w:lvl w:ilvl="1" w:tplc="10090003" w:tentative="1">
-      <w:start w:val="1"/>
-      <w:numFmt w:val="bullet"/>
-      <w:lvlText w:val="o"/>
-      <w:lvlJc w:val="left"/>
-      <w:pPr>
-        <w:ind w:left="1440" w:hanging="360"/>
-      </w:pPr>
-      <w:rPr>
-        <w:rFonts w:ascii="Courier New" w:hAnsi="Courier New" w:cs="Courier New" w:hint="default"/>
-      </w:rPr>
-    </w:lvl>
-    <w:lvl w:ilvl="2" w:tplc="10090005" w:tentative="1">
-      <w:start w:val="1"/>
-      <w:numFmt w:val="bullet"/>
-      <w:lvlText w:val=""/>
-      <w:lvlJc w:val="left"/>
-      <w:pPr>
-        <w:ind w:left="2160" w:hanging="360"/>
-      </w:pPr>
-      <w:rPr>
-        <w:rFonts w:ascii="Wingdings" w:hAnsi="Wingdings" w:hint="default"/>
-      </w:rPr>
-    </w:lvl>
-    <w:lvl w:ilvl="3" w:tplc="10090001" w:tentative="1">
-      <w:start w:val="1"/>
-      <w:numFmt w:val="bullet"/>
-      <w:lvlText w:val=""/>
-      <w:lvlJc w:val="left"/>
-      <w:pPr>
-        <w:ind w:left="2880" w:hanging="360"/>
-      </w:pPr>
-      <w:rPr>
-        <w:rFonts w:ascii="Symbol" w:hAnsi="Symbol" w:hint="default"/>
-      </w:rPr>
-    </w:lvl>
-    <w:lvl w:ilvl="4" w:tplc="10090003" w:tentative="1">
-      <w:start w:val="1"/>
-      <w:numFmt w:val="bullet"/>
-      <w:lvlText w:val="o"/>
-      <w:lvlJc w:val="left"/>
-      <w:pPr>
-        <w:ind w:left="3600" w:hanging="360"/>
-      </w:pPr>
-      <w:rPr>
-        <w:rFonts w:ascii="Courier New" w:hAnsi="Courier New" w:cs="Courier New" w:hint="default"/>
-      </w:rPr>
-    </w:lvl>
-    <w:lvl w:ilvl="5" w:tplc="10090005" w:tentative="1">
-      <w:start w:val="1"/>
-      <w:numFmt w:val="bullet"/>
-      <w:lvlText w:val=""/>
-      <w:lvlJc w:val="left"/>
-      <w:pPr>
-        <w:ind w:left="4320" w:hanging="360"/>
-      </w:pPr>
-      <w:rPr>
-        <w:rFonts w:ascii="Wingdings" w:hAnsi="Wingdings" w:hint="default"/>
-      </w:rPr>
-    </w:lvl>
-    <w:lvl w:ilvl="6" w:tplc="10090001" w:tentative="1">
-      <w:start w:val="1"/>
-      <w:numFmt w:val="bullet"/>
-      <w:lvlText w:val=""/>
-      <w:lvlJc w:val="left"/>
-      <w:pPr>
-        <w:ind w:left="5040" w:hanging="360"/>
-      </w:pPr>
-      <w:rPr>
-        <w:rFonts w:ascii="Symbol" w:hAnsi="Symbol" w:hint="default"/>
-      </w:rPr>
-    </w:lvl>
-    <w:lvl w:ilvl="7" w:tplc="10090003" w:tentative="1">
-      <w:start w:val="1"/>
-      <w:numFmt w:val="bullet"/>
-      <w:lvlText w:val="o"/>
-      <w:lvlJc w:val="left"/>
-      <w:pPr>
-        <w:ind w:left="5760" w:hanging="360"/>
-      </w:pPr>
-      <w:rPr>
-        <w:rFonts w:ascii="Courier New" w:hAnsi="Courier New" w:cs="Courier New" w:hint="default"/>
-      </w:rPr>
-    </w:lvl>
-    <w:lvl w:ilvl="8" w:tplc="10090005" w:tentative="1">
-      <w:start w:val="1"/>
-      <w:numFmt w:val="bullet"/>
-      <w:lvlText w:val=""/>
-      <w:lvlJc w:val="left"/>
-      <w:pPr>
-        <w:ind w:left="6480" w:hanging="360"/>
-      </w:pPr>
-      <w:rPr>
-        <w:rFonts w:ascii="Wingdings" w:hAnsi="Wingdings" w:hint="default"/>
-      </w:rPr>
-    </w:lvl>
-  </w:abstractNum>
-  <w:abstractNum w:abstractNumId="42" w15:restartNumberingAfterBreak="0">
-    <w:nsid w:val="65AE119B"/>
-    <w:multiLevelType w:val="hybridMultilevel"/>
-    <w:tmpl w:val="5E2C248A"/>
-    <w:lvl w:ilvl="0" w:tplc="10090011">
-      <w:start w:val="1"/>
-      <w:numFmt w:val="decimal"/>
-      <w:lvlText w:val="%1)"/>
-      <w:lvlJc w:val="left"/>
-      <w:pPr>
-        <w:ind w:left="720" w:hanging="360"/>
-      </w:pPr>
-      <w:rPr>
-        <w:rFonts w:hint="default"/>
-      </w:rPr>
-    </w:lvl>
-    <w:lvl w:ilvl="1" w:tplc="10090019" w:tentative="1">
-      <w:start w:val="1"/>
-      <w:numFmt w:val="lowerLetter"/>
-      <w:lvlText w:val="%2."/>
-      <w:lvlJc w:val="left"/>
-      <w:pPr>
-        <w:ind w:left="1440" w:hanging="360"/>
-      </w:pPr>
-    </w:lvl>
-    <w:lvl w:ilvl="2" w:tplc="1009001B" w:tentative="1">
-      <w:start w:val="1"/>
-      <w:numFmt w:val="lowerRoman"/>
-      <w:lvlText w:val="%3."/>
-      <w:lvlJc w:val="right"/>
-      <w:pPr>
-        <w:ind w:left="2160" w:hanging="180"/>
-      </w:pPr>
-    </w:lvl>
-    <w:lvl w:ilvl="3" w:tplc="1009000F" w:tentative="1">
-      <w:start w:val="1"/>
-      <w:numFmt w:val="decimal"/>
-      <w:lvlText w:val="%4."/>
-      <w:lvlJc w:val="left"/>
-      <w:pPr>
-        <w:ind w:left="2880" w:hanging="360"/>
-      </w:pPr>
-    </w:lvl>
-    <w:lvl w:ilvl="4" w:tplc="10090019" w:tentative="1">
-      <w:start w:val="1"/>
-      <w:numFmt w:val="lowerLetter"/>
-      <w:lvlText w:val="%5."/>
-      <w:lvlJc w:val="left"/>
-      <w:pPr>
-        <w:ind w:left="3600" w:hanging="360"/>
-      </w:pPr>
-    </w:lvl>
-    <w:lvl w:ilvl="5" w:tplc="1009001B" w:tentative="1">
-      <w:start w:val="1"/>
-      <w:numFmt w:val="lowerRoman"/>
-      <w:lvlText w:val="%6."/>
-      <w:lvlJc w:val="right"/>
-      <w:pPr>
-        <w:ind w:left="4320" w:hanging="180"/>
-      </w:pPr>
-    </w:lvl>
-    <w:lvl w:ilvl="6" w:tplc="1009000F" w:tentative="1">
-      <w:start w:val="1"/>
-      <w:numFmt w:val="decimal"/>
-      <w:lvlText w:val="%7."/>
-      <w:lvlJc w:val="left"/>
-      <w:pPr>
-        <w:ind w:left="5040" w:hanging="360"/>
-      </w:pPr>
-    </w:lvl>
-    <w:lvl w:ilvl="7" w:tplc="10090019" w:tentative="1">
-      <w:start w:val="1"/>
-      <w:numFmt w:val="lowerLetter"/>
-      <w:lvlText w:val="%8."/>
-      <w:lvlJc w:val="left"/>
-      <w:pPr>
-        <w:ind w:left="5760" w:hanging="360"/>
-      </w:pPr>
-    </w:lvl>
-    <w:lvl w:ilvl="8" w:tplc="1009001B" w:tentative="1">
-      <w:start w:val="1"/>
-      <w:numFmt w:val="lowerRoman"/>
-      <w:lvlText w:val="%9."/>
-      <w:lvlJc w:val="right"/>
-      <w:pPr>
-        <w:ind w:left="6480" w:hanging="180"/>
-      </w:pPr>
-    </w:lvl>
-  </w:abstractNum>
-  <w:abstractNum w:abstractNumId="43" w15:restartNumberingAfterBreak="0">
-    <w:nsid w:val="696E6FD3"/>
-    <w:multiLevelType w:val="multilevel"/>
-    <w:tmpl w:val="937EAFF0"/>
+    <w:tmpl w:val="A2BEEB98"/>
     <w:lvl w:ilvl="0">
       <w:start w:val="1"/>
       <w:numFmt w:val="decimal"/>
@@ -22563,866 +18756,40 @@
       </w:pPr>
     </w:lvl>
   </w:abstractNum>
-  <w:abstractNum w:abstractNumId="44" w15:restartNumberingAfterBreak="0">
-    <w:nsid w:val="6A9A63A7"/>
-    <w:multiLevelType w:val="multilevel"/>
-    <w:tmpl w:val="8BEA2F3A"/>
-    <w:lvl w:ilvl="0">
-      <w:start w:val="1"/>
-      <w:numFmt w:val="bullet"/>
-      <w:lvlText w:val=""/>
-      <w:lvlJc w:val="left"/>
-      <w:pPr>
-        <w:tabs>
-          <w:tab w:val="num" w:pos="720"/>
-        </w:tabs>
-        <w:ind w:left="720" w:hanging="360"/>
-      </w:pPr>
-      <w:rPr>
-        <w:rFonts w:ascii="Symbol" w:hAnsi="Symbol" w:hint="default"/>
-        <w:sz w:val="20"/>
-      </w:rPr>
-    </w:lvl>
-    <w:lvl w:ilvl="1" w:tentative="1">
-      <w:start w:val="1"/>
-      <w:numFmt w:val="bullet"/>
-      <w:lvlText w:val="o"/>
-      <w:lvlJc w:val="left"/>
-      <w:pPr>
-        <w:tabs>
-          <w:tab w:val="num" w:pos="1440"/>
-        </w:tabs>
-        <w:ind w:left="1440" w:hanging="360"/>
-      </w:pPr>
-      <w:rPr>
-        <w:rFonts w:ascii="Courier New" w:hAnsi="Courier New" w:hint="default"/>
-        <w:sz w:val="20"/>
-      </w:rPr>
-    </w:lvl>
-    <w:lvl w:ilvl="2" w:tentative="1">
-      <w:start w:val="1"/>
-      <w:numFmt w:val="bullet"/>
-      <w:lvlText w:val=""/>
-      <w:lvlJc w:val="left"/>
-      <w:pPr>
-        <w:tabs>
-          <w:tab w:val="num" w:pos="2160"/>
-        </w:tabs>
-        <w:ind w:left="2160" w:hanging="360"/>
-      </w:pPr>
-      <w:rPr>
-        <w:rFonts w:ascii="Wingdings" w:hAnsi="Wingdings" w:hint="default"/>
-        <w:sz w:val="20"/>
-      </w:rPr>
-    </w:lvl>
-    <w:lvl w:ilvl="3" w:tentative="1">
-      <w:start w:val="1"/>
-      <w:numFmt w:val="bullet"/>
-      <w:lvlText w:val=""/>
-      <w:lvlJc w:val="left"/>
-      <w:pPr>
-        <w:tabs>
-          <w:tab w:val="num" w:pos="2880"/>
-        </w:tabs>
-        <w:ind w:left="2880" w:hanging="360"/>
-      </w:pPr>
-      <w:rPr>
-        <w:rFonts w:ascii="Wingdings" w:hAnsi="Wingdings" w:hint="default"/>
-        <w:sz w:val="20"/>
-      </w:rPr>
-    </w:lvl>
-    <w:lvl w:ilvl="4" w:tentative="1">
-      <w:start w:val="1"/>
-      <w:numFmt w:val="bullet"/>
-      <w:lvlText w:val=""/>
-      <w:lvlJc w:val="left"/>
-      <w:pPr>
-        <w:tabs>
-          <w:tab w:val="num" w:pos="3600"/>
-        </w:tabs>
-        <w:ind w:left="3600" w:hanging="360"/>
-      </w:pPr>
-      <w:rPr>
-        <w:rFonts w:ascii="Wingdings" w:hAnsi="Wingdings" w:hint="default"/>
-        <w:sz w:val="20"/>
-      </w:rPr>
-    </w:lvl>
-    <w:lvl w:ilvl="5" w:tentative="1">
-      <w:start w:val="1"/>
-      <w:numFmt w:val="bullet"/>
-      <w:lvlText w:val=""/>
-      <w:lvlJc w:val="left"/>
-      <w:pPr>
-        <w:tabs>
-          <w:tab w:val="num" w:pos="4320"/>
-        </w:tabs>
-        <w:ind w:left="4320" w:hanging="360"/>
-      </w:pPr>
-      <w:rPr>
-        <w:rFonts w:ascii="Wingdings" w:hAnsi="Wingdings" w:hint="default"/>
-        <w:sz w:val="20"/>
-      </w:rPr>
-    </w:lvl>
-    <w:lvl w:ilvl="6" w:tentative="1">
-      <w:start w:val="1"/>
-      <w:numFmt w:val="bullet"/>
-      <w:lvlText w:val=""/>
-      <w:lvlJc w:val="left"/>
-      <w:pPr>
-        <w:tabs>
-          <w:tab w:val="num" w:pos="5040"/>
-        </w:tabs>
-        <w:ind w:left="5040" w:hanging="360"/>
-      </w:pPr>
-      <w:rPr>
-        <w:rFonts w:ascii="Wingdings" w:hAnsi="Wingdings" w:hint="default"/>
-        <w:sz w:val="20"/>
-      </w:rPr>
-    </w:lvl>
-    <w:lvl w:ilvl="7" w:tentative="1">
-      <w:start w:val="1"/>
-      <w:numFmt w:val="bullet"/>
-      <w:lvlText w:val=""/>
-      <w:lvlJc w:val="left"/>
-      <w:pPr>
-        <w:tabs>
-          <w:tab w:val="num" w:pos="5760"/>
-        </w:tabs>
-        <w:ind w:left="5760" w:hanging="360"/>
-      </w:pPr>
-      <w:rPr>
-        <w:rFonts w:ascii="Wingdings" w:hAnsi="Wingdings" w:hint="default"/>
-        <w:sz w:val="20"/>
-      </w:rPr>
-    </w:lvl>
-    <w:lvl w:ilvl="8" w:tentative="1">
-      <w:start w:val="1"/>
-      <w:numFmt w:val="bullet"/>
-      <w:lvlText w:val=""/>
-      <w:lvlJc w:val="left"/>
-      <w:pPr>
-        <w:tabs>
-          <w:tab w:val="num" w:pos="6480"/>
-        </w:tabs>
-        <w:ind w:left="6480" w:hanging="360"/>
-      </w:pPr>
-      <w:rPr>
-        <w:rFonts w:ascii="Wingdings" w:hAnsi="Wingdings" w:hint="default"/>
-        <w:sz w:val="20"/>
-      </w:rPr>
-    </w:lvl>
-  </w:abstractNum>
-  <w:abstractNum w:abstractNumId="45" w15:restartNumberingAfterBreak="0">
-    <w:nsid w:val="74953DB3"/>
-    <w:multiLevelType w:val="multilevel"/>
-    <w:tmpl w:val="70644EEA"/>
-    <w:lvl w:ilvl="0">
-      <w:start w:val="1"/>
-      <w:numFmt w:val="bullet"/>
-      <w:lvlText w:val=""/>
-      <w:lvlJc w:val="left"/>
-      <w:pPr>
-        <w:tabs>
-          <w:tab w:val="num" w:pos="720"/>
-        </w:tabs>
-        <w:ind w:left="720" w:hanging="360"/>
-      </w:pPr>
-      <w:rPr>
-        <w:rFonts w:ascii="Symbol" w:hAnsi="Symbol" w:hint="default"/>
-        <w:sz w:val="20"/>
-      </w:rPr>
-    </w:lvl>
-    <w:lvl w:ilvl="1" w:tentative="1">
-      <w:start w:val="1"/>
-      <w:numFmt w:val="bullet"/>
-      <w:lvlText w:val="o"/>
-      <w:lvlJc w:val="left"/>
-      <w:pPr>
-        <w:tabs>
-          <w:tab w:val="num" w:pos="1440"/>
-        </w:tabs>
-        <w:ind w:left="1440" w:hanging="360"/>
-      </w:pPr>
-      <w:rPr>
-        <w:rFonts w:ascii="Courier New" w:hAnsi="Courier New" w:hint="default"/>
-        <w:sz w:val="20"/>
-      </w:rPr>
-    </w:lvl>
-    <w:lvl w:ilvl="2" w:tentative="1">
-      <w:start w:val="1"/>
-      <w:numFmt w:val="bullet"/>
-      <w:lvlText w:val=""/>
-      <w:lvlJc w:val="left"/>
-      <w:pPr>
-        <w:tabs>
-          <w:tab w:val="num" w:pos="2160"/>
-        </w:tabs>
-        <w:ind w:left="2160" w:hanging="360"/>
-      </w:pPr>
-      <w:rPr>
-        <w:rFonts w:ascii="Wingdings" w:hAnsi="Wingdings" w:hint="default"/>
-        <w:sz w:val="20"/>
-      </w:rPr>
-    </w:lvl>
-    <w:lvl w:ilvl="3" w:tentative="1">
-      <w:start w:val="1"/>
-      <w:numFmt w:val="bullet"/>
-      <w:lvlText w:val=""/>
-      <w:lvlJc w:val="left"/>
-      <w:pPr>
-        <w:tabs>
-          <w:tab w:val="num" w:pos="2880"/>
-        </w:tabs>
-        <w:ind w:left="2880" w:hanging="360"/>
-      </w:pPr>
-      <w:rPr>
-        <w:rFonts w:ascii="Wingdings" w:hAnsi="Wingdings" w:hint="default"/>
-        <w:sz w:val="20"/>
-      </w:rPr>
-    </w:lvl>
-    <w:lvl w:ilvl="4" w:tentative="1">
-      <w:start w:val="1"/>
-      <w:numFmt w:val="bullet"/>
-      <w:lvlText w:val=""/>
-      <w:lvlJc w:val="left"/>
-      <w:pPr>
-        <w:tabs>
-          <w:tab w:val="num" w:pos="3600"/>
-        </w:tabs>
-        <w:ind w:left="3600" w:hanging="360"/>
-      </w:pPr>
-      <w:rPr>
-        <w:rFonts w:ascii="Wingdings" w:hAnsi="Wingdings" w:hint="default"/>
-        <w:sz w:val="20"/>
-      </w:rPr>
-    </w:lvl>
-    <w:lvl w:ilvl="5" w:tentative="1">
-      <w:start w:val="1"/>
-      <w:numFmt w:val="bullet"/>
-      <w:lvlText w:val=""/>
-      <w:lvlJc w:val="left"/>
-      <w:pPr>
-        <w:tabs>
-          <w:tab w:val="num" w:pos="4320"/>
-        </w:tabs>
-        <w:ind w:left="4320" w:hanging="360"/>
-      </w:pPr>
-      <w:rPr>
-        <w:rFonts w:ascii="Wingdings" w:hAnsi="Wingdings" w:hint="default"/>
-        <w:sz w:val="20"/>
-      </w:rPr>
-    </w:lvl>
-    <w:lvl w:ilvl="6" w:tentative="1">
-      <w:start w:val="1"/>
-      <w:numFmt w:val="bullet"/>
-      <w:lvlText w:val=""/>
-      <w:lvlJc w:val="left"/>
-      <w:pPr>
-        <w:tabs>
-          <w:tab w:val="num" w:pos="5040"/>
-        </w:tabs>
-        <w:ind w:left="5040" w:hanging="360"/>
-      </w:pPr>
-      <w:rPr>
-        <w:rFonts w:ascii="Wingdings" w:hAnsi="Wingdings" w:hint="default"/>
-        <w:sz w:val="20"/>
-      </w:rPr>
-    </w:lvl>
-    <w:lvl w:ilvl="7" w:tentative="1">
-      <w:start w:val="1"/>
-      <w:numFmt w:val="bullet"/>
-      <w:lvlText w:val=""/>
-      <w:lvlJc w:val="left"/>
-      <w:pPr>
-        <w:tabs>
-          <w:tab w:val="num" w:pos="5760"/>
-        </w:tabs>
-        <w:ind w:left="5760" w:hanging="360"/>
-      </w:pPr>
-      <w:rPr>
-        <w:rFonts w:ascii="Wingdings" w:hAnsi="Wingdings" w:hint="default"/>
-        <w:sz w:val="20"/>
-      </w:rPr>
-    </w:lvl>
-    <w:lvl w:ilvl="8" w:tentative="1">
-      <w:start w:val="1"/>
-      <w:numFmt w:val="bullet"/>
-      <w:lvlText w:val=""/>
-      <w:lvlJc w:val="left"/>
-      <w:pPr>
-        <w:tabs>
-          <w:tab w:val="num" w:pos="6480"/>
-        </w:tabs>
-        <w:ind w:left="6480" w:hanging="360"/>
-      </w:pPr>
-      <w:rPr>
-        <w:rFonts w:ascii="Wingdings" w:hAnsi="Wingdings" w:hint="default"/>
-        <w:sz w:val="20"/>
-      </w:rPr>
-    </w:lvl>
-  </w:abstractNum>
-  <w:abstractNum w:abstractNumId="46" w15:restartNumberingAfterBreak="0">
-    <w:nsid w:val="766B4B71"/>
-    <w:multiLevelType w:val="multilevel"/>
-    <w:tmpl w:val="FCE0BD68"/>
-    <w:lvl w:ilvl="0">
-      <w:start w:val="1"/>
-      <w:numFmt w:val="bullet"/>
-      <w:lvlText w:val=""/>
-      <w:lvlJc w:val="left"/>
-      <w:pPr>
-        <w:tabs>
-          <w:tab w:val="num" w:pos="720"/>
-        </w:tabs>
-        <w:ind w:left="720" w:hanging="360"/>
-      </w:pPr>
-      <w:rPr>
-        <w:rFonts w:ascii="Symbol" w:hAnsi="Symbol" w:hint="default"/>
-        <w:sz w:val="20"/>
-      </w:rPr>
-    </w:lvl>
-    <w:lvl w:ilvl="1" w:tentative="1">
-      <w:start w:val="1"/>
-      <w:numFmt w:val="bullet"/>
-      <w:lvlText w:val="o"/>
-      <w:lvlJc w:val="left"/>
-      <w:pPr>
-        <w:tabs>
-          <w:tab w:val="num" w:pos="1440"/>
-        </w:tabs>
-        <w:ind w:left="1440" w:hanging="360"/>
-      </w:pPr>
-      <w:rPr>
-        <w:rFonts w:ascii="Courier New" w:hAnsi="Courier New" w:hint="default"/>
-        <w:sz w:val="20"/>
-      </w:rPr>
-    </w:lvl>
-    <w:lvl w:ilvl="2" w:tentative="1">
-      <w:start w:val="1"/>
-      <w:numFmt w:val="bullet"/>
-      <w:lvlText w:val=""/>
-      <w:lvlJc w:val="left"/>
-      <w:pPr>
-        <w:tabs>
-          <w:tab w:val="num" w:pos="2160"/>
-        </w:tabs>
-        <w:ind w:left="2160" w:hanging="360"/>
-      </w:pPr>
-      <w:rPr>
-        <w:rFonts w:ascii="Wingdings" w:hAnsi="Wingdings" w:hint="default"/>
-        <w:sz w:val="20"/>
-      </w:rPr>
-    </w:lvl>
-    <w:lvl w:ilvl="3" w:tentative="1">
-      <w:start w:val="1"/>
-      <w:numFmt w:val="bullet"/>
-      <w:lvlText w:val=""/>
-      <w:lvlJc w:val="left"/>
-      <w:pPr>
-        <w:tabs>
-          <w:tab w:val="num" w:pos="2880"/>
-        </w:tabs>
-        <w:ind w:left="2880" w:hanging="360"/>
-      </w:pPr>
-      <w:rPr>
-        <w:rFonts w:ascii="Wingdings" w:hAnsi="Wingdings" w:hint="default"/>
-        <w:sz w:val="20"/>
-      </w:rPr>
-    </w:lvl>
-    <w:lvl w:ilvl="4" w:tentative="1">
-      <w:start w:val="1"/>
-      <w:numFmt w:val="bullet"/>
-      <w:lvlText w:val=""/>
-      <w:lvlJc w:val="left"/>
-      <w:pPr>
-        <w:tabs>
-          <w:tab w:val="num" w:pos="3600"/>
-        </w:tabs>
-        <w:ind w:left="3600" w:hanging="360"/>
-      </w:pPr>
-      <w:rPr>
-        <w:rFonts w:ascii="Wingdings" w:hAnsi="Wingdings" w:hint="default"/>
-        <w:sz w:val="20"/>
-      </w:rPr>
-    </w:lvl>
-    <w:lvl w:ilvl="5" w:tentative="1">
-      <w:start w:val="1"/>
-      <w:numFmt w:val="bullet"/>
-      <w:lvlText w:val=""/>
-      <w:lvlJc w:val="left"/>
-      <w:pPr>
-        <w:tabs>
-          <w:tab w:val="num" w:pos="4320"/>
-        </w:tabs>
-        <w:ind w:left="4320" w:hanging="360"/>
-      </w:pPr>
-      <w:rPr>
-        <w:rFonts w:ascii="Wingdings" w:hAnsi="Wingdings" w:hint="default"/>
-        <w:sz w:val="20"/>
-      </w:rPr>
-    </w:lvl>
-    <w:lvl w:ilvl="6" w:tentative="1">
-      <w:start w:val="1"/>
-      <w:numFmt w:val="bullet"/>
-      <w:lvlText w:val=""/>
-      <w:lvlJc w:val="left"/>
-      <w:pPr>
-        <w:tabs>
-          <w:tab w:val="num" w:pos="5040"/>
-        </w:tabs>
-        <w:ind w:left="5040" w:hanging="360"/>
-      </w:pPr>
-      <w:rPr>
-        <w:rFonts w:ascii="Wingdings" w:hAnsi="Wingdings" w:hint="default"/>
-        <w:sz w:val="20"/>
-      </w:rPr>
-    </w:lvl>
-    <w:lvl w:ilvl="7" w:tentative="1">
-      <w:start w:val="1"/>
-      <w:numFmt w:val="bullet"/>
-      <w:lvlText w:val=""/>
-      <w:lvlJc w:val="left"/>
-      <w:pPr>
-        <w:tabs>
-          <w:tab w:val="num" w:pos="5760"/>
-        </w:tabs>
-        <w:ind w:left="5760" w:hanging="360"/>
-      </w:pPr>
-      <w:rPr>
-        <w:rFonts w:ascii="Wingdings" w:hAnsi="Wingdings" w:hint="default"/>
-        <w:sz w:val="20"/>
-      </w:rPr>
-    </w:lvl>
-    <w:lvl w:ilvl="8" w:tentative="1">
-      <w:start w:val="1"/>
-      <w:numFmt w:val="bullet"/>
-      <w:lvlText w:val=""/>
-      <w:lvlJc w:val="left"/>
-      <w:pPr>
-        <w:tabs>
-          <w:tab w:val="num" w:pos="6480"/>
-        </w:tabs>
-        <w:ind w:left="6480" w:hanging="360"/>
-      </w:pPr>
-      <w:rPr>
-        <w:rFonts w:ascii="Wingdings" w:hAnsi="Wingdings" w:hint="default"/>
-        <w:sz w:val="20"/>
-      </w:rPr>
-    </w:lvl>
-  </w:abstractNum>
-  <w:abstractNum w:abstractNumId="47" w15:restartNumberingAfterBreak="0">
-    <w:nsid w:val="7B6E0106"/>
-    <w:multiLevelType w:val="multilevel"/>
-    <w:tmpl w:val="E96A265A"/>
-    <w:lvl w:ilvl="0">
-      <w:start w:val="1"/>
-      <w:numFmt w:val="bullet"/>
-      <w:lvlText w:val=""/>
-      <w:lvlJc w:val="left"/>
-      <w:pPr>
-        <w:tabs>
-          <w:tab w:val="num" w:pos="720"/>
-        </w:tabs>
-        <w:ind w:left="720" w:hanging="360"/>
-      </w:pPr>
-      <w:rPr>
-        <w:rFonts w:ascii="Symbol" w:hAnsi="Symbol" w:hint="default"/>
-        <w:sz w:val="20"/>
-      </w:rPr>
-    </w:lvl>
-    <w:lvl w:ilvl="1" w:tentative="1">
-      <w:start w:val="1"/>
-      <w:numFmt w:val="bullet"/>
-      <w:lvlText w:val="o"/>
-      <w:lvlJc w:val="left"/>
-      <w:pPr>
-        <w:tabs>
-          <w:tab w:val="num" w:pos="1440"/>
-        </w:tabs>
-        <w:ind w:left="1440" w:hanging="360"/>
-      </w:pPr>
-      <w:rPr>
-        <w:rFonts w:ascii="Courier New" w:hAnsi="Courier New" w:hint="default"/>
-        <w:sz w:val="20"/>
-      </w:rPr>
-    </w:lvl>
-    <w:lvl w:ilvl="2" w:tentative="1">
-      <w:start w:val="1"/>
-      <w:numFmt w:val="bullet"/>
-      <w:lvlText w:val=""/>
-      <w:lvlJc w:val="left"/>
-      <w:pPr>
-        <w:tabs>
-          <w:tab w:val="num" w:pos="2160"/>
-        </w:tabs>
-        <w:ind w:left="2160" w:hanging="360"/>
-      </w:pPr>
-      <w:rPr>
-        <w:rFonts w:ascii="Wingdings" w:hAnsi="Wingdings" w:hint="default"/>
-        <w:sz w:val="20"/>
-      </w:rPr>
-    </w:lvl>
-    <w:lvl w:ilvl="3" w:tentative="1">
-      <w:start w:val="1"/>
-      <w:numFmt w:val="bullet"/>
-      <w:lvlText w:val=""/>
-      <w:lvlJc w:val="left"/>
-      <w:pPr>
-        <w:tabs>
-          <w:tab w:val="num" w:pos="2880"/>
-        </w:tabs>
-        <w:ind w:left="2880" w:hanging="360"/>
-      </w:pPr>
-      <w:rPr>
-        <w:rFonts w:ascii="Wingdings" w:hAnsi="Wingdings" w:hint="default"/>
-        <w:sz w:val="20"/>
-      </w:rPr>
-    </w:lvl>
-    <w:lvl w:ilvl="4" w:tentative="1">
-      <w:start w:val="1"/>
-      <w:numFmt w:val="bullet"/>
-      <w:lvlText w:val=""/>
-      <w:lvlJc w:val="left"/>
-      <w:pPr>
-        <w:tabs>
-          <w:tab w:val="num" w:pos="3600"/>
-        </w:tabs>
-        <w:ind w:left="3600" w:hanging="360"/>
-      </w:pPr>
-      <w:rPr>
-        <w:rFonts w:ascii="Wingdings" w:hAnsi="Wingdings" w:hint="default"/>
-        <w:sz w:val="20"/>
-      </w:rPr>
-    </w:lvl>
-    <w:lvl w:ilvl="5" w:tentative="1">
-      <w:start w:val="1"/>
-      <w:numFmt w:val="bullet"/>
-      <w:lvlText w:val=""/>
-      <w:lvlJc w:val="left"/>
-      <w:pPr>
-        <w:tabs>
-          <w:tab w:val="num" w:pos="4320"/>
-        </w:tabs>
-        <w:ind w:left="4320" w:hanging="360"/>
-      </w:pPr>
-      <w:rPr>
-        <w:rFonts w:ascii="Wingdings" w:hAnsi="Wingdings" w:hint="default"/>
-        <w:sz w:val="20"/>
-      </w:rPr>
-    </w:lvl>
-    <w:lvl w:ilvl="6" w:tentative="1">
-      <w:start w:val="1"/>
-      <w:numFmt w:val="bullet"/>
-      <w:lvlText w:val=""/>
-      <w:lvlJc w:val="left"/>
-      <w:pPr>
-        <w:tabs>
-          <w:tab w:val="num" w:pos="5040"/>
-        </w:tabs>
-        <w:ind w:left="5040" w:hanging="360"/>
-      </w:pPr>
-      <w:rPr>
-        <w:rFonts w:ascii="Wingdings" w:hAnsi="Wingdings" w:hint="default"/>
-        <w:sz w:val="20"/>
-      </w:rPr>
-    </w:lvl>
-    <w:lvl w:ilvl="7" w:tentative="1">
-      <w:start w:val="1"/>
-      <w:numFmt w:val="bullet"/>
-      <w:lvlText w:val=""/>
-      <w:lvlJc w:val="left"/>
-      <w:pPr>
-        <w:tabs>
-          <w:tab w:val="num" w:pos="5760"/>
-        </w:tabs>
-        <w:ind w:left="5760" w:hanging="360"/>
-      </w:pPr>
-      <w:rPr>
-        <w:rFonts w:ascii="Wingdings" w:hAnsi="Wingdings" w:hint="default"/>
-        <w:sz w:val="20"/>
-      </w:rPr>
-    </w:lvl>
-    <w:lvl w:ilvl="8" w:tentative="1">
-      <w:start w:val="1"/>
-      <w:numFmt w:val="bullet"/>
-      <w:lvlText w:val=""/>
-      <w:lvlJc w:val="left"/>
-      <w:pPr>
-        <w:tabs>
-          <w:tab w:val="num" w:pos="6480"/>
-        </w:tabs>
-        <w:ind w:left="6480" w:hanging="360"/>
-      </w:pPr>
-      <w:rPr>
-        <w:rFonts w:ascii="Wingdings" w:hAnsi="Wingdings" w:hint="default"/>
-        <w:sz w:val="20"/>
-      </w:rPr>
-    </w:lvl>
-  </w:abstractNum>
-  <w:abstractNum w:abstractNumId="48" w15:restartNumberingAfterBreak="0">
-    <w:nsid w:val="7F8F63E0"/>
-    <w:multiLevelType w:val="multilevel"/>
-    <w:tmpl w:val="A2BEEB98"/>
-    <w:lvl w:ilvl="0">
-      <w:start w:val="1"/>
-      <w:numFmt w:val="decimal"/>
-      <w:lvlText w:val="%1."/>
-      <w:lvlJc w:val="left"/>
-      <w:pPr>
-        <w:tabs>
-          <w:tab w:val="num" w:pos="720"/>
-        </w:tabs>
-        <w:ind w:left="720" w:hanging="360"/>
-      </w:pPr>
-    </w:lvl>
-    <w:lvl w:ilvl="1">
-      <w:start w:val="1"/>
-      <w:numFmt w:val="bullet"/>
-      <w:lvlText w:val="o"/>
-      <w:lvlJc w:val="left"/>
-      <w:pPr>
-        <w:tabs>
-          <w:tab w:val="num" w:pos="1440"/>
-        </w:tabs>
-        <w:ind w:left="1440" w:hanging="360"/>
-      </w:pPr>
-      <w:rPr>
-        <w:rFonts w:ascii="Courier New" w:hAnsi="Courier New" w:hint="default"/>
-        <w:sz w:val="20"/>
-      </w:rPr>
-    </w:lvl>
-    <w:lvl w:ilvl="2" w:tentative="1">
-      <w:start w:val="1"/>
-      <w:numFmt w:val="decimal"/>
-      <w:lvlText w:val="%3."/>
-      <w:lvlJc w:val="left"/>
-      <w:pPr>
-        <w:tabs>
-          <w:tab w:val="num" w:pos="2160"/>
-        </w:tabs>
-        <w:ind w:left="2160" w:hanging="360"/>
-      </w:pPr>
-    </w:lvl>
-    <w:lvl w:ilvl="3" w:tentative="1">
-      <w:start w:val="1"/>
-      <w:numFmt w:val="decimal"/>
-      <w:lvlText w:val="%4."/>
-      <w:lvlJc w:val="left"/>
-      <w:pPr>
-        <w:tabs>
-          <w:tab w:val="num" w:pos="2880"/>
-        </w:tabs>
-        <w:ind w:left="2880" w:hanging="360"/>
-      </w:pPr>
-    </w:lvl>
-    <w:lvl w:ilvl="4" w:tentative="1">
-      <w:start w:val="1"/>
-      <w:numFmt w:val="decimal"/>
-      <w:lvlText w:val="%5."/>
-      <w:lvlJc w:val="left"/>
-      <w:pPr>
-        <w:tabs>
-          <w:tab w:val="num" w:pos="3600"/>
-        </w:tabs>
-        <w:ind w:left="3600" w:hanging="360"/>
-      </w:pPr>
-    </w:lvl>
-    <w:lvl w:ilvl="5" w:tentative="1">
-      <w:start w:val="1"/>
-      <w:numFmt w:val="decimal"/>
-      <w:lvlText w:val="%6."/>
-      <w:lvlJc w:val="left"/>
-      <w:pPr>
-        <w:tabs>
-          <w:tab w:val="num" w:pos="4320"/>
-        </w:tabs>
-        <w:ind w:left="4320" w:hanging="360"/>
-      </w:pPr>
-    </w:lvl>
-    <w:lvl w:ilvl="6" w:tentative="1">
-      <w:start w:val="1"/>
-      <w:numFmt w:val="decimal"/>
-      <w:lvlText w:val="%7."/>
-      <w:lvlJc w:val="left"/>
-      <w:pPr>
-        <w:tabs>
-          <w:tab w:val="num" w:pos="5040"/>
-        </w:tabs>
-        <w:ind w:left="5040" w:hanging="360"/>
-      </w:pPr>
-    </w:lvl>
-    <w:lvl w:ilvl="7" w:tentative="1">
-      <w:start w:val="1"/>
-      <w:numFmt w:val="decimal"/>
-      <w:lvlText w:val="%8."/>
-      <w:lvlJc w:val="left"/>
-      <w:pPr>
-        <w:tabs>
-          <w:tab w:val="num" w:pos="5760"/>
-        </w:tabs>
-        <w:ind w:left="5760" w:hanging="360"/>
-      </w:pPr>
-    </w:lvl>
-    <w:lvl w:ilvl="8" w:tentative="1">
-      <w:start w:val="1"/>
-      <w:numFmt w:val="decimal"/>
-      <w:lvlText w:val="%9."/>
-      <w:lvlJc w:val="left"/>
-      <w:pPr>
-        <w:tabs>
-          <w:tab w:val="num" w:pos="6480"/>
-        </w:tabs>
-        <w:ind w:left="6480" w:hanging="360"/>
-      </w:pPr>
-    </w:lvl>
-  </w:abstractNum>
-  <w:num w:numId="1" w16cid:durableId="1576941209">
+  <w:num w:numId="1" w16cid:durableId="1894655730">
+    <w:abstractNumId w:val="10"/>
+  </w:num>
+  <w:num w:numId="2" w16cid:durableId="1324696381">
+    <w:abstractNumId w:val="9"/>
+  </w:num>
+  <w:num w:numId="3" w16cid:durableId="1254321572">
+    <w:abstractNumId w:val="0"/>
+  </w:num>
+  <w:num w:numId="4" w16cid:durableId="2124838693">
+    <w:abstractNumId w:val="7"/>
+  </w:num>
+  <w:num w:numId="5" w16cid:durableId="60446335">
     <w:abstractNumId w:val="1"/>
   </w:num>
-  <w:num w:numId="2" w16cid:durableId="1990669415">
-    <w:abstractNumId w:val="30"/>
+  <w:num w:numId="6" w16cid:durableId="351031516">
+    <w:abstractNumId w:val="8"/>
   </w:num>
-  <w:num w:numId="3" w16cid:durableId="937442648">
+  <w:num w:numId="7" w16cid:durableId="1054963444">
     <w:abstractNumId w:val="6"/>
   </w:num>
-  <w:num w:numId="4" w16cid:durableId="1686832224">
-    <w:abstractNumId w:val="17"/>
+  <w:num w:numId="8" w16cid:durableId="529999303">
+    <w:abstractNumId w:val="3"/>
   </w:num>
-  <w:num w:numId="5" w16cid:durableId="1322927840">
-    <w:abstractNumId w:val="11"/>
-  </w:num>
-  <w:num w:numId="6" w16cid:durableId="1827670496">
-    <w:abstractNumId w:val="25"/>
-  </w:num>
-  <w:num w:numId="7" w16cid:durableId="1894655730">
-    <w:abstractNumId w:val="48"/>
-  </w:num>
-  <w:num w:numId="8" w16cid:durableId="1711608135">
-    <w:abstractNumId w:val="36"/>
-  </w:num>
-  <w:num w:numId="9" w16cid:durableId="2100251722">
-    <w:abstractNumId w:val="0"/>
-  </w:num>
-  <w:num w:numId="10" w16cid:durableId="1874464139">
-    <w:abstractNumId w:val="42"/>
-  </w:num>
-  <w:num w:numId="11" w16cid:durableId="1714885635">
-    <w:abstractNumId w:val="35"/>
-  </w:num>
-  <w:num w:numId="12" w16cid:durableId="2128348610">
-    <w:abstractNumId w:val="33"/>
-  </w:num>
-  <w:num w:numId="13" w16cid:durableId="5786536">
+  <w:num w:numId="9" w16cid:durableId="1412577602">
     <w:abstractNumId w:val="5"/>
   </w:num>
-  <w:num w:numId="14" w16cid:durableId="1464930740">
-    <w:abstractNumId w:val="19"/>
+  <w:num w:numId="10" w16cid:durableId="1691486311">
+    <w:abstractNumId w:val="4"/>
   </w:num>
-  <w:num w:numId="15" w16cid:durableId="699745145">
-    <w:abstractNumId w:val="28"/>
-  </w:num>
-  <w:num w:numId="16" w16cid:durableId="274797199">
-    <w:abstractNumId w:val="27"/>
-  </w:num>
-  <w:num w:numId="17" w16cid:durableId="346637164">
-    <w:abstractNumId w:val="13"/>
-  </w:num>
-  <w:num w:numId="18" w16cid:durableId="1324696381">
-    <w:abstractNumId w:val="47"/>
-  </w:num>
-  <w:num w:numId="19" w16cid:durableId="1254321572">
+  <w:num w:numId="11" w16cid:durableId="1771270626">
     <w:abstractNumId w:val="2"/>
   </w:num>
-  <w:num w:numId="20" w16cid:durableId="169879088">
-    <w:abstractNumId w:val="40"/>
-  </w:num>
-  <w:num w:numId="21" w16cid:durableId="1508862233">
-    <w:abstractNumId w:val="16"/>
-  </w:num>
-  <w:num w:numId="22" w16cid:durableId="1400440980">
-    <w:abstractNumId w:val="22"/>
-  </w:num>
-  <w:num w:numId="23" w16cid:durableId="985546130">
-    <w:abstractNumId w:val="34"/>
-  </w:num>
-  <w:num w:numId="24" w16cid:durableId="1898123624">
-    <w:abstractNumId w:val="24"/>
-  </w:num>
-  <w:num w:numId="25" w16cid:durableId="1939177201">
-    <w:abstractNumId w:val="46"/>
-  </w:num>
-  <w:num w:numId="26" w16cid:durableId="1829902961">
-    <w:abstractNumId w:val="26"/>
-  </w:num>
-  <w:num w:numId="27" w16cid:durableId="743530006">
-    <w:abstractNumId w:val="10"/>
-  </w:num>
-  <w:num w:numId="28" w16cid:durableId="2037539738">
-    <w:abstractNumId w:val="21"/>
-  </w:num>
-  <w:num w:numId="29" w16cid:durableId="2124838693">
-    <w:abstractNumId w:val="39"/>
-  </w:num>
-  <w:num w:numId="30" w16cid:durableId="60446335">
-    <w:abstractNumId w:val="7"/>
-  </w:num>
-  <w:num w:numId="31" w16cid:durableId="351031516">
-    <w:abstractNumId w:val="44"/>
-  </w:num>
-  <w:num w:numId="32" w16cid:durableId="1054963444">
-    <w:abstractNumId w:val="38"/>
-  </w:num>
-  <w:num w:numId="33" w16cid:durableId="529999303">
-    <w:abstractNumId w:val="20"/>
-  </w:num>
-  <w:num w:numId="34" w16cid:durableId="1412577602">
-    <w:abstractNumId w:val="31"/>
-  </w:num>
-  <w:num w:numId="35" w16cid:durableId="588269511">
-    <w:abstractNumId w:val="4"/>
-  </w:num>
-  <w:num w:numId="36" w16cid:durableId="1010719034">
-    <w:abstractNumId w:val="41"/>
-  </w:num>
-  <w:num w:numId="37" w16cid:durableId="489444255">
-    <w:abstractNumId w:val="32"/>
-  </w:num>
-  <w:num w:numId="38" w16cid:durableId="26836243">
-    <w:abstractNumId w:val="23"/>
-  </w:num>
-  <w:num w:numId="39" w16cid:durableId="32273946">
-    <w:abstractNumId w:val="43"/>
-  </w:num>
-  <w:num w:numId="40" w16cid:durableId="1691300007">
-    <w:abstractNumId w:val="15"/>
-  </w:num>
-  <w:num w:numId="41" w16cid:durableId="172035278">
-    <w:abstractNumId w:val="14"/>
-  </w:num>
-  <w:num w:numId="42" w16cid:durableId="121732048">
-    <w:abstractNumId w:val="8"/>
-  </w:num>
-  <w:num w:numId="43" w16cid:durableId="1298995043">
-    <w:abstractNumId w:val="9"/>
-  </w:num>
-  <w:num w:numId="44" w16cid:durableId="1597252884">
-    <w:abstractNumId w:val="45"/>
-  </w:num>
-  <w:num w:numId="45" w16cid:durableId="35785688">
-    <w:abstractNumId w:val="18"/>
-  </w:num>
-  <w:num w:numId="46" w16cid:durableId="961424336">
-    <w:abstractNumId w:val="12"/>
-  </w:num>
-  <w:num w:numId="47" w16cid:durableId="623925109">
-    <w:abstractNumId w:val="3"/>
-  </w:num>
-  <w:num w:numId="48" w16cid:durableId="94400878">
-    <w:abstractNumId w:val="29"/>
-  </w:num>
-  <w:num w:numId="49" w16cid:durableId="906695464">
-    <w:abstractNumId w:val="37"/>
-  </w:num>
+  <w:numIdMacAtCleanup w:val="11"/>
 </w:numbering>
 </file>
 
@@ -25298,6 +20665,10 @@
 </file>
 
 <file path=customXml/item3.xml><?xml version="1.0" encoding="utf-8"?>
+<b:Sources xmlns:b="http://schemas.openxmlformats.org/officeDocument/2006/bibliography" xmlns="http://schemas.openxmlformats.org/officeDocument/2006/bibliography" SelectedStyle="\APASixthEditionOfficeOnline.xsl" StyleName="APA" Version="6"/>
+</file>
+
+<file path=customXml/item4.xml><?xml version="1.0" encoding="utf-8"?>
 <?mso-contentType ?>
 <FormTemplates xmlns="http://schemas.microsoft.com/sharepoint/v3/contenttype/forms">
   <Display>DocumentLibraryForm</Display>
@@ -25337,6 +20708,14 @@
 </file>
 
 <file path=customXml/itemProps3.xml><?xml version="1.0" encoding="utf-8"?>
+<ds:datastoreItem xmlns:ds="http://schemas.openxmlformats.org/officeDocument/2006/customXml" ds:itemID="{F0FED661-00A6-4B41-A490-DA2ABB9C7B8F}">
+  <ds:schemaRefs>
+    <ds:schemaRef ds:uri="http://schemas.openxmlformats.org/officeDocument/2006/bibliography"/>
+  </ds:schemaRefs>
+</ds:datastoreItem>
+</file>
+
+<file path=customXml/itemProps4.xml><?xml version="1.0" encoding="utf-8"?>
 <ds:datastoreItem xmlns:ds="http://schemas.openxmlformats.org/officeDocument/2006/customXml" ds:itemID="{ED80BA13-92D1-4942-A8FB-87F9AAF5637C}">
   <ds:schemaRefs>
     <ds:schemaRef ds:uri="http://schemas.microsoft.com/sharepoint/v3/contenttype/forms"/>
